--- a/IRSwaption/IRSwaption 평가 설명서.docx
+++ b/IRSwaption/IRSwaption 평가 설명서.docx
@@ -155,18 +155,7 @@
                   <w:sz w:val="24"/>
                   <w:szCs w:val="24"/>
                 </w:rPr>
-                <m:t>0</m:t>
-              </m:r>
-              <m:r>
-                <m:rPr>
-                  <m:sty m:val="p"/>
-                </m:rPr>
-                <w:rPr>
-                  <w:rFonts w:ascii="Cambria Math" w:hAnsi="Cambria Math"/>
-                  <w:sz w:val="24"/>
-                  <w:szCs w:val="24"/>
-                </w:rPr>
-                <m:t>,</m:t>
+                <m:t>0,</m:t>
               </m:r>
               <m:sSub>
                 <m:sSubPr>
@@ -627,7 +616,6 @@
         <w:spacing w:after="200" w:line="276" w:lineRule="auto"/>
         <w:ind w:leftChars="0" w:left="1480"/>
         <w:rPr>
-          <w:rFonts w:hint="eastAsia"/>
           <w:sz w:val="24"/>
           <w:szCs w:val="24"/>
         </w:rPr>
@@ -1389,8 +1377,6 @@
               </m:rad>
             </m:den>
           </m:f>
-          <w:bookmarkStart w:id="0" w:name="_GoBack"/>
-          <w:bookmarkEnd w:id="0"/>
           <m:r>
             <m:rPr>
               <m:sty m:val="p"/>
@@ -10564,7 +10550,126 @@
     <w:p>
       <w:pPr>
         <w:ind w:leftChars="400" w:left="800"/>
+        <w:jc w:val="center"/>
       </w:pPr>
+      <w:r>
+        <w:rPr>
+          <w:noProof/>
+        </w:rPr>
+        <w:drawing>
+          <wp:inline distT="0" distB="0" distL="0" distR="0">
+            <wp:extent cx="5722620" cy="2773680"/>
+            <wp:effectExtent l="0" t="0" r="0" b="7620"/>
+            <wp:docPr id="1" name="그림 1"/>
+            <wp:cNvGraphicFramePr>
+              <a:graphicFrameLocks xmlns:a="http://schemas.openxmlformats.org/drawingml/2006/main" noChangeAspect="1"/>
+            </wp:cNvGraphicFramePr>
+            <a:graphic xmlns:a="http://schemas.openxmlformats.org/drawingml/2006/main">
+              <a:graphicData uri="http://schemas.openxmlformats.org/drawingml/2006/picture">
+                <pic:pic xmlns:pic="http://schemas.openxmlformats.org/drawingml/2006/picture">
+                  <pic:nvPicPr>
+                    <pic:cNvPr id="0" name="Picture 1"/>
+                    <pic:cNvPicPr>
+                      <a:picLocks noChangeAspect="1" noChangeArrowheads="1"/>
+                    </pic:cNvPicPr>
+                  </pic:nvPicPr>
+                  <pic:blipFill>
+                    <a:blip r:embed="rId7">
+                      <a:extLst>
+                        <a:ext uri="{28A0092B-C50C-407E-A947-70E740481C1C}">
+                          <a14:useLocalDpi xmlns:a14="http://schemas.microsoft.com/office/drawing/2010/main" val="0"/>
+                        </a:ext>
+                      </a:extLst>
+                    </a:blip>
+                    <a:srcRect/>
+                    <a:stretch>
+                      <a:fillRect/>
+                    </a:stretch>
+                  </pic:blipFill>
+                  <pic:spPr bwMode="auto">
+                    <a:xfrm>
+                      <a:off x="0" y="0"/>
+                      <a:ext cx="5722620" cy="2773680"/>
+                    </a:xfrm>
+                    <a:prstGeom prst="rect">
+                      <a:avLst/>
+                    </a:prstGeom>
+                    <a:noFill/>
+                    <a:ln>
+                      <a:noFill/>
+                    </a:ln>
+                  </pic:spPr>
+                </pic:pic>
+              </a:graphicData>
+            </a:graphic>
+          </wp:inline>
+        </w:drawing>
+      </w:r>
+    </w:p>
+    <w:p>
+      <w:pPr>
+        <w:ind w:leftChars="400" w:left="800"/>
+        <w:jc w:val="center"/>
+        <w:rPr>
+          <w:rFonts w:hint="eastAsia"/>
+        </w:rPr>
+      </w:pPr>
+      <w:r>
+        <w:rPr>
+          <w:rFonts w:hint="eastAsia"/>
+          <w:noProof/>
+        </w:rPr>
+        <w:drawing>
+          <wp:inline distT="0" distB="0" distL="0" distR="0">
+            <wp:extent cx="5722620" cy="2301240"/>
+            <wp:effectExtent l="0" t="0" r="0" b="3810"/>
+            <wp:docPr id="2" name="그림 2"/>
+            <wp:cNvGraphicFramePr>
+              <a:graphicFrameLocks xmlns:a="http://schemas.openxmlformats.org/drawingml/2006/main" noChangeAspect="1"/>
+            </wp:cNvGraphicFramePr>
+            <a:graphic xmlns:a="http://schemas.openxmlformats.org/drawingml/2006/main">
+              <a:graphicData uri="http://schemas.openxmlformats.org/drawingml/2006/picture">
+                <pic:pic xmlns:pic="http://schemas.openxmlformats.org/drawingml/2006/picture">
+                  <pic:nvPicPr>
+                    <pic:cNvPr id="0" name="Picture 2"/>
+                    <pic:cNvPicPr>
+                      <a:picLocks noChangeAspect="1" noChangeArrowheads="1"/>
+                    </pic:cNvPicPr>
+                  </pic:nvPicPr>
+                  <pic:blipFill>
+                    <a:blip r:embed="rId8" cstate="print">
+                      <a:extLst>
+                        <a:ext uri="{28A0092B-C50C-407E-A947-70E740481C1C}">
+                          <a14:useLocalDpi xmlns:a14="http://schemas.microsoft.com/office/drawing/2010/main" val="0"/>
+                        </a:ext>
+                      </a:extLst>
+                    </a:blip>
+                    <a:srcRect/>
+                    <a:stretch>
+                      <a:fillRect/>
+                    </a:stretch>
+                  </pic:blipFill>
+                  <pic:spPr bwMode="auto">
+                    <a:xfrm>
+                      <a:off x="0" y="0"/>
+                      <a:ext cx="5722620" cy="2301240"/>
+                    </a:xfrm>
+                    <a:prstGeom prst="rect">
+                      <a:avLst/>
+                    </a:prstGeom>
+                    <a:noFill/>
+                    <a:ln>
+                      <a:noFill/>
+                    </a:ln>
+                  </pic:spPr>
+                </pic:pic>
+              </a:graphicData>
+            </a:graphic>
+          </wp:inline>
+        </w:drawing>
+      </w:r>
+      <w:bookmarkStart w:id="0" w:name="_GoBack"/>
+      <w:bookmarkEnd w:id="0"/>
     </w:p>
     <w:p>
       <w:pPr>
@@ -10577,6 +10682,7 @@
         <w:rPr>
           <w:sz w:val="24"/>
         </w:rPr>
+        <w:lastRenderedPageBreak/>
         <w:t>HW Forward Discount Factor</w:t>
       </w:r>
     </w:p>
@@ -12303,7 +12409,6 @@
               <w:rFonts w:ascii="Cambria Math" w:hAnsi="Cambria Math"/>
               <w:sz w:val="24"/>
             </w:rPr>
-            <w:lastRenderedPageBreak/>
             <m:t>U</m:t>
           </m:r>
           <m:d>
@@ -13160,9 +13265,6 @@
         <w:pStyle w:val="a3"/>
         <w:spacing w:after="200" w:line="276" w:lineRule="auto"/>
         <w:ind w:leftChars="0" w:left="760"/>
-        <w:rPr>
-          <w:rFonts w:hint="eastAsia"/>
-        </w:rPr>
       </w:pPr>
     </w:p>
     <w:p/>

--- a/IRSwaption/IRSwaption 평가 설명서.docx
+++ b/IRSwaption/IRSwaption 평가 설명서.docx
@@ -47,16 +47,6 @@
         <w:t>설명서</w:t>
       </w:r>
     </w:p>
-    <w:p>
-      <w:pPr>
-        <w:jc w:val="center"/>
-        <w:rPr>
-          <w:b/>
-          <w:sz w:val="24"/>
-          <w:szCs w:val="24"/>
-        </w:rPr>
-      </w:pPr>
-    </w:p>
     <w:p/>
     <w:p>
       <w:pPr>
@@ -69,11 +59,13 @@
         <w:ind w:leftChars="0"/>
         <w:rPr>
           <w:b/>
+          <w:sz w:val="22"/>
         </w:rPr>
       </w:pPr>
       <w:r>
         <w:rPr>
           <w:b/>
+          <w:sz w:val="22"/>
         </w:rPr>
         <w:t>Black Formula for Swaption</w:t>
       </w:r>
@@ -628,7 +620,7 @@
               <w:sz w:val="24"/>
               <w:szCs w:val="24"/>
             </w:rPr>
-            <m:t>Payer Swaption Price=N×Annuity×</m:t>
+            <m:t>P(Payer Swaption)=N×Annuity×</m:t>
           </m:r>
           <m:d>
             <m:dPr>
@@ -880,6 +872,10 @@
         <w:pStyle w:val="a3"/>
         <w:spacing w:after="200" w:line="276" w:lineRule="auto"/>
         <w:ind w:leftChars="0" w:left="1480"/>
+        <w:rPr>
+          <w:sz w:val="24"/>
+          <w:szCs w:val="24"/>
+        </w:rPr>
       </w:pPr>
       <m:oMathPara>
         <m:oMath>
@@ -889,6 +885,8 @@
             </m:rPr>
             <w:rPr>
               <w:rFonts w:ascii="Cambria Math" w:hAnsi="Cambria Math"/>
+              <w:sz w:val="24"/>
+              <w:szCs w:val="24"/>
             </w:rPr>
             <m:t>N</m:t>
           </m:r>
@@ -897,6 +895,8 @@
               <m:ctrlPr>
                 <w:rPr>
                   <w:rFonts w:ascii="Cambria Math" w:hAnsi="Cambria Math"/>
+                  <w:sz w:val="24"/>
+                  <w:szCs w:val="24"/>
                 </w:rPr>
               </m:ctrlPr>
             </m:dPr>
@@ -907,6 +907,8 @@
                 </m:rPr>
                 <w:rPr>
                   <w:rFonts w:ascii="Cambria Math" w:hAnsi="Cambria Math"/>
+                  <w:sz w:val="24"/>
+                  <w:szCs w:val="24"/>
                 </w:rPr>
                 <m:t>y</m:t>
               </m:r>
@@ -915,6 +917,8 @@
           <m:r>
             <w:rPr>
               <w:rFonts w:ascii="Cambria Math" w:hAnsi="Cambria Math"/>
+              <w:sz w:val="24"/>
+              <w:szCs w:val="24"/>
             </w:rPr>
             <m:t>=</m:t>
           </m:r>
@@ -924,6 +928,8 @@
                 <w:rPr>
                   <w:rFonts w:ascii="Cambria Math" w:hAnsi="Cambria Math"/>
                   <w:i/>
+                  <w:sz w:val="24"/>
+                  <w:szCs w:val="24"/>
                 </w:rPr>
               </m:ctrlPr>
             </m:fPr>
@@ -931,6 +937,8 @@
               <m:r>
                 <w:rPr>
                   <w:rFonts w:ascii="Cambria Math" w:hAnsi="Cambria Math"/>
+                  <w:sz w:val="24"/>
+                  <w:szCs w:val="24"/>
                 </w:rPr>
                 <m:t>1</m:t>
               </m:r>
@@ -943,6 +951,8 @@
                     <w:rPr>
                       <w:rFonts w:ascii="Cambria Math" w:hAnsi="Cambria Math"/>
                       <w:i/>
+                      <w:sz w:val="24"/>
+                      <w:szCs w:val="24"/>
                     </w:rPr>
                   </m:ctrlPr>
                 </m:radPr>
@@ -951,6 +961,8 @@
                   <m:r>
                     <w:rPr>
                       <w:rFonts w:ascii="Cambria Math" w:hAnsi="Cambria Math"/>
+                      <w:sz w:val="24"/>
+                      <w:szCs w:val="24"/>
                     </w:rPr>
                     <m:t>2π</m:t>
                   </m:r>
@@ -964,6 +976,8 @@
                 <w:rPr>
                   <w:rFonts w:ascii="Cambria Math" w:hAnsi="Cambria Math"/>
                   <w:i/>
+                  <w:sz w:val="24"/>
+                  <w:szCs w:val="24"/>
                 </w:rPr>
               </m:ctrlPr>
             </m:naryPr>
@@ -971,6 +985,8 @@
               <m:r>
                 <w:rPr>
                   <w:rFonts w:ascii="Cambria Math" w:hAnsi="Cambria Math"/>
+                  <w:sz w:val="24"/>
+                  <w:szCs w:val="24"/>
                 </w:rPr>
                 <m:t>-∞</m:t>
               </m:r>
@@ -979,6 +995,8 @@
               <m:r>
                 <w:rPr>
                   <w:rFonts w:ascii="Cambria Math" w:hAnsi="Cambria Math"/>
+                  <w:sz w:val="24"/>
+                  <w:szCs w:val="24"/>
                 </w:rPr>
                 <m:t>y</m:t>
               </m:r>
@@ -990,6 +1008,8 @@
                     <w:rPr>
                       <w:rFonts w:ascii="Cambria Math" w:hAnsi="Cambria Math"/>
                       <w:i/>
+                      <w:sz w:val="24"/>
+                      <w:szCs w:val="24"/>
                     </w:rPr>
                   </m:ctrlPr>
                 </m:sSupPr>
@@ -997,6 +1017,8 @@
                   <m:r>
                     <w:rPr>
                       <w:rFonts w:ascii="Cambria Math" w:hAnsi="Cambria Math"/>
+                      <w:sz w:val="24"/>
+                      <w:szCs w:val="24"/>
                     </w:rPr>
                     <m:t>e</m:t>
                   </m:r>
@@ -1005,6 +1027,8 @@
                   <m:r>
                     <w:rPr>
                       <w:rFonts w:ascii="Cambria Math" w:hAnsi="Cambria Math"/>
+                      <w:sz w:val="24"/>
+                      <w:szCs w:val="24"/>
                     </w:rPr>
                     <m:t>-</m:t>
                   </m:r>
@@ -1014,6 +1038,8 @@
                         <w:rPr>
                           <w:rFonts w:ascii="Cambria Math" w:hAnsi="Cambria Math"/>
                           <w:i/>
+                          <w:sz w:val="24"/>
+                          <w:szCs w:val="24"/>
                         </w:rPr>
                       </m:ctrlPr>
                     </m:fPr>
@@ -1024,6 +1050,8 @@
                             <w:rPr>
                               <w:rFonts w:ascii="Cambria Math" w:hAnsi="Cambria Math"/>
                               <w:i/>
+                              <w:sz w:val="24"/>
+                              <w:szCs w:val="24"/>
                             </w:rPr>
                           </m:ctrlPr>
                         </m:sSupPr>
@@ -1031,6 +1059,8 @@
                           <m:r>
                             <w:rPr>
                               <w:rFonts w:ascii="Cambria Math" w:hAnsi="Cambria Math"/>
+                              <w:sz w:val="24"/>
+                              <w:szCs w:val="24"/>
                             </w:rPr>
                             <m:t>z</m:t>
                           </m:r>
@@ -1039,6 +1069,8 @@
                           <m:r>
                             <w:rPr>
                               <w:rFonts w:ascii="Cambria Math" w:hAnsi="Cambria Math"/>
+                              <w:sz w:val="24"/>
+                              <w:szCs w:val="24"/>
                             </w:rPr>
                             <m:t>2</m:t>
                           </m:r>
@@ -1049,6 +1081,8 @@
                       <m:r>
                         <w:rPr>
                           <w:rFonts w:ascii="Cambria Math" w:hAnsi="Cambria Math"/>
+                          <w:sz w:val="24"/>
+                          <w:szCs w:val="24"/>
                         </w:rPr>
                         <m:t>2</m:t>
                       </m:r>
@@ -1059,6 +1093,8 @@
               <m:r>
                 <w:rPr>
                   <w:rFonts w:ascii="Cambria Math" w:hAnsi="Cambria Math"/>
+                  <w:sz w:val="24"/>
+                  <w:szCs w:val="24"/>
                 </w:rPr>
                 <m:t>dz</m:t>
               </m:r>
@@ -1071,6 +1107,10 @@
       <w:pPr>
         <w:pStyle w:val="a3"/>
         <w:ind w:leftChars="0" w:left="1480"/>
+        <w:rPr>
+          <w:sz w:val="24"/>
+          <w:szCs w:val="24"/>
+        </w:rPr>
       </w:pPr>
       <m:oMathPara>
         <m:oMath>
@@ -1079,6 +1119,8 @@
               <m:ctrlPr>
                 <w:rPr>
                   <w:rFonts w:ascii="Cambria Math" w:hAnsi="Cambria Math"/>
+                  <w:sz w:val="24"/>
+                  <w:szCs w:val="24"/>
                 </w:rPr>
               </m:ctrlPr>
             </m:sSubPr>
@@ -1089,6 +1131,8 @@
                 </m:rPr>
                 <w:rPr>
                   <w:rFonts w:ascii="Cambria Math" w:hAnsi="Cambria Math"/>
+                  <w:sz w:val="24"/>
+                  <w:szCs w:val="24"/>
                 </w:rPr>
                 <m:t>d</m:t>
               </m:r>
@@ -1100,6 +1144,8 @@
                 </m:rPr>
                 <w:rPr>
                   <w:rFonts w:ascii="Cambria Math" w:hAnsi="Cambria Math"/>
+                  <w:sz w:val="24"/>
+                  <w:szCs w:val="24"/>
                 </w:rPr>
                 <m:t>1</m:t>
               </m:r>
@@ -1108,6 +1154,8 @@
           <m:r>
             <w:rPr>
               <w:rFonts w:ascii="Cambria Math" w:hAnsi="Cambria Math"/>
+              <w:sz w:val="24"/>
+              <w:szCs w:val="24"/>
             </w:rPr>
             <m:t>=</m:t>
           </m:r>
@@ -1117,6 +1165,8 @@
                 <w:rPr>
                   <w:rFonts w:ascii="Cambria Math" w:hAnsi="Cambria Math"/>
                   <w:i/>
+                  <w:sz w:val="24"/>
+                  <w:szCs w:val="24"/>
                 </w:rPr>
               </m:ctrlPr>
             </m:fPr>
@@ -1127,6 +1177,8 @@
                     <w:rPr>
                       <w:rFonts w:ascii="Cambria Math" w:hAnsi="Cambria Math"/>
                       <w:i/>
+                      <w:sz w:val="24"/>
+                      <w:szCs w:val="24"/>
                     </w:rPr>
                   </m:ctrlPr>
                 </m:dPr>
@@ -1136,6 +1188,8 @@
                       <m:ctrlPr>
                         <w:rPr>
                           <w:rFonts w:ascii="Cambria Math" w:hAnsi="Cambria Math"/>
+                          <w:sz w:val="24"/>
+                          <w:szCs w:val="24"/>
                         </w:rPr>
                       </m:ctrlPr>
                     </m:funcPr>
@@ -1146,6 +1200,8 @@
                         </m:rPr>
                         <w:rPr>
                           <w:rFonts w:ascii="Cambria Math" w:hAnsi="Cambria Math"/>
+                          <w:sz w:val="24"/>
+                          <w:szCs w:val="24"/>
                         </w:rPr>
                         <m:t>ln</m:t>
                       </m:r>
@@ -1157,6 +1213,8 @@
                             <w:rPr>
                               <w:rFonts w:ascii="Cambria Math" w:hAnsi="Cambria Math"/>
                               <w:i/>
+                              <w:sz w:val="24"/>
+                              <w:szCs w:val="24"/>
                             </w:rPr>
                           </m:ctrlPr>
                         </m:dPr>
@@ -1167,6 +1225,8 @@
                                 <w:rPr>
                                   <w:rFonts w:ascii="Cambria Math" w:hAnsi="Cambria Math"/>
                                   <w:i/>
+                                  <w:sz w:val="24"/>
+                                  <w:szCs w:val="24"/>
                                 </w:rPr>
                               </m:ctrlPr>
                             </m:fPr>
@@ -1177,6 +1237,8 @@
                                     <w:rPr>
                                       <w:rFonts w:ascii="Cambria Math" w:hAnsi="Cambria Math"/>
                                       <w:i/>
+                                      <w:sz w:val="24"/>
+                                      <w:szCs w:val="24"/>
                                     </w:rPr>
                                   </m:ctrlPr>
                                 </m:sSubPr>
@@ -1184,6 +1246,8 @@
                                   <m:r>
                                     <w:rPr>
                                       <w:rFonts w:ascii="Cambria Math" w:hAnsi="Cambria Math"/>
+                                      <w:sz w:val="24"/>
+                                      <w:szCs w:val="24"/>
                                     </w:rPr>
                                     <m:t>f</m:t>
                                   </m:r>
@@ -1192,6 +1256,8 @@
                                   <m:r>
                                     <w:rPr>
                                       <w:rFonts w:ascii="Cambria Math" w:hAnsi="Cambria Math"/>
+                                      <w:sz w:val="24"/>
+                                      <w:szCs w:val="24"/>
                                     </w:rPr>
                                     <m:t>0</m:t>
                                   </m:r>
@@ -1203,6 +1269,8 @@
                                     <w:rPr>
                                       <w:rFonts w:ascii="Cambria Math" w:hAnsi="Cambria Math"/>
                                       <w:i/>
+                                      <w:sz w:val="24"/>
+                                      <w:szCs w:val="24"/>
                                     </w:rPr>
                                   </m:ctrlPr>
                                 </m:dPr>
@@ -1213,6 +1281,8 @@
                                         <w:rPr>
                                           <w:rFonts w:ascii="Cambria Math" w:hAnsi="Cambria Math"/>
                                           <w:i/>
+                                          <w:sz w:val="24"/>
+                                          <w:szCs w:val="24"/>
                                         </w:rPr>
                                       </m:ctrlPr>
                                     </m:sSubPr>
@@ -1220,6 +1290,8 @@
                                       <m:r>
                                         <w:rPr>
                                           <w:rFonts w:ascii="Cambria Math" w:hAnsi="Cambria Math"/>
+                                          <w:sz w:val="24"/>
+                                          <w:szCs w:val="24"/>
                                         </w:rPr>
                                         <m:t>T</m:t>
                                       </m:r>
@@ -1228,6 +1300,8 @@
                                       <m:r>
                                         <w:rPr>
                                           <w:rFonts w:ascii="Cambria Math" w:hAnsi="Cambria Math"/>
+                                          <w:sz w:val="24"/>
+                                          <w:szCs w:val="24"/>
                                         </w:rPr>
                                         <m:t>start</m:t>
                                       </m:r>
@@ -1236,6 +1310,8 @@
                                   <m:r>
                                     <w:rPr>
                                       <w:rFonts w:ascii="Cambria Math" w:hAnsi="Cambria Math"/>
+                                      <w:sz w:val="24"/>
+                                      <w:szCs w:val="24"/>
                                     </w:rPr>
                                     <m:t>,</m:t>
                                   </m:r>
@@ -1245,6 +1321,8 @@
                                         <w:rPr>
                                           <w:rFonts w:ascii="Cambria Math" w:hAnsi="Cambria Math"/>
                                           <w:i/>
+                                          <w:sz w:val="24"/>
+                                          <w:szCs w:val="24"/>
                                         </w:rPr>
                                       </m:ctrlPr>
                                     </m:sSubPr>
@@ -1252,6 +1330,8 @@
                                       <m:r>
                                         <w:rPr>
                                           <w:rFonts w:ascii="Cambria Math" w:hAnsi="Cambria Math"/>
+                                          <w:sz w:val="24"/>
+                                          <w:szCs w:val="24"/>
                                         </w:rPr>
                                         <m:t>T</m:t>
                                       </m:r>
@@ -1260,6 +1340,8 @@
                                       <m:r>
                                         <w:rPr>
                                           <w:rFonts w:ascii="Cambria Math" w:hAnsi="Cambria Math"/>
+                                          <w:sz w:val="24"/>
+                                          <w:szCs w:val="24"/>
                                         </w:rPr>
                                         <m:t>end</m:t>
                                       </m:r>
@@ -1272,6 +1354,8 @@
                               <m:r>
                                 <w:rPr>
                                   <w:rFonts w:ascii="Cambria Math" w:hAnsi="Cambria Math"/>
+                                  <w:sz w:val="24"/>
+                                  <w:szCs w:val="24"/>
                                 </w:rPr>
                                 <m:t>X</m:t>
                               </m:r>
@@ -1284,6 +1368,8 @@
                   <m:r>
                     <w:rPr>
                       <w:rFonts w:ascii="Cambria Math" w:hAnsi="Cambria Math"/>
+                      <w:sz w:val="24"/>
+                      <w:szCs w:val="24"/>
                     </w:rPr>
                     <m:t>+</m:t>
                   </m:r>
@@ -1293,6 +1379,8 @@
                         <w:rPr>
                           <w:rFonts w:ascii="Cambria Math" w:hAnsi="Cambria Math"/>
                           <w:i/>
+                          <w:sz w:val="24"/>
+                          <w:szCs w:val="24"/>
                         </w:rPr>
                       </m:ctrlPr>
                     </m:fPr>
@@ -1300,6 +1388,8 @@
                       <m:r>
                         <w:rPr>
                           <w:rFonts w:ascii="Cambria Math" w:hAnsi="Cambria Math"/>
+                          <w:sz w:val="24"/>
+                          <w:szCs w:val="24"/>
                         </w:rPr>
                         <m:t>1</m:t>
                       </m:r>
@@ -1308,6 +1398,8 @@
                       <m:r>
                         <w:rPr>
                           <w:rFonts w:ascii="Cambria Math" w:hAnsi="Cambria Math"/>
+                          <w:sz w:val="24"/>
+                          <w:szCs w:val="24"/>
                         </w:rPr>
                         <m:t>2</m:t>
                       </m:r>
@@ -1319,6 +1411,8 @@
                         <w:rPr>
                           <w:rFonts w:ascii="Cambria Math" w:hAnsi="Cambria Math"/>
                           <w:i/>
+                          <w:sz w:val="24"/>
+                          <w:szCs w:val="24"/>
                         </w:rPr>
                       </m:ctrlPr>
                     </m:sSupPr>
@@ -1326,6 +1420,8 @@
                       <m:r>
                         <w:rPr>
                           <w:rFonts w:ascii="Cambria Math" w:hAnsi="Cambria Math"/>
+                          <w:sz w:val="24"/>
+                          <w:szCs w:val="24"/>
                         </w:rPr>
                         <m:t>v</m:t>
                       </m:r>
@@ -1334,6 +1430,8 @@
                       <m:r>
                         <w:rPr>
                           <w:rFonts w:ascii="Cambria Math" w:hAnsi="Cambria Math"/>
+                          <w:sz w:val="24"/>
+                          <w:szCs w:val="24"/>
                         </w:rPr>
                         <m:t>2</m:t>
                       </m:r>
@@ -1342,6 +1440,8 @@
                   <m:r>
                     <w:rPr>
                       <w:rFonts w:ascii="Cambria Math" w:hAnsi="Cambria Math"/>
+                      <w:sz w:val="24"/>
+                      <w:szCs w:val="24"/>
                     </w:rPr>
                     <m:t>T</m:t>
                   </m:r>
@@ -1352,6 +1452,8 @@
               <m:r>
                 <w:rPr>
                   <w:rFonts w:ascii="Cambria Math" w:hAnsi="Cambria Math"/>
+                  <w:sz w:val="24"/>
+                  <w:szCs w:val="24"/>
                 </w:rPr>
                 <m:t>v</m:t>
               </m:r>
@@ -1362,6 +1464,8 @@
                     <w:rPr>
                       <w:rFonts w:ascii="Cambria Math" w:hAnsi="Cambria Math"/>
                       <w:i/>
+                      <w:sz w:val="24"/>
+                      <w:szCs w:val="24"/>
                     </w:rPr>
                   </m:ctrlPr>
                 </m:radPr>
@@ -1370,6 +1474,8 @@
                   <m:r>
                     <w:rPr>
                       <w:rFonts w:ascii="Cambria Math" w:hAnsi="Cambria Math"/>
+                      <w:sz w:val="24"/>
+                      <w:szCs w:val="24"/>
                     </w:rPr>
                     <m:t>T</m:t>
                   </m:r>
@@ -1383,6 +1489,8 @@
             </m:rPr>
             <w:rPr>
               <w:rFonts w:ascii="Cambria Math" w:hAnsi="Cambria Math"/>
+              <w:sz w:val="24"/>
+              <w:szCs w:val="24"/>
             </w:rPr>
             <m:t xml:space="preserve"> , </m:t>
           </m:r>
@@ -1391,6 +1499,8 @@
               <m:ctrlPr>
                 <w:rPr>
                   <w:rFonts w:ascii="Cambria Math" w:hAnsi="Cambria Math"/>
+                  <w:sz w:val="24"/>
+                  <w:szCs w:val="24"/>
                 </w:rPr>
               </m:ctrlPr>
             </m:sSubPr>
@@ -1401,6 +1511,8 @@
                 </m:rPr>
                 <w:rPr>
                   <w:rFonts w:ascii="Cambria Math" w:hAnsi="Cambria Math"/>
+                  <w:sz w:val="24"/>
+                  <w:szCs w:val="24"/>
                 </w:rPr>
                 <m:t>d</m:t>
               </m:r>
@@ -1412,6 +1524,8 @@
                 </m:rPr>
                 <w:rPr>
                   <w:rFonts w:ascii="Cambria Math" w:hAnsi="Cambria Math"/>
+                  <w:sz w:val="24"/>
+                  <w:szCs w:val="24"/>
                 </w:rPr>
                 <m:t>2</m:t>
               </m:r>
@@ -1420,6 +1534,8 @@
           <m:r>
             <w:rPr>
               <w:rFonts w:ascii="Cambria Math" w:hAnsi="Cambria Math"/>
+              <w:sz w:val="24"/>
+              <w:szCs w:val="24"/>
             </w:rPr>
             <m:t>=</m:t>
           </m:r>
@@ -1429,6 +1545,8 @@
                 <w:rPr>
                   <w:rFonts w:ascii="Cambria Math" w:hAnsi="Cambria Math"/>
                   <w:i/>
+                  <w:sz w:val="24"/>
+                  <w:szCs w:val="24"/>
                 </w:rPr>
               </m:ctrlPr>
             </m:sSubPr>
@@ -1436,6 +1554,8 @@
               <m:r>
                 <w:rPr>
                   <w:rFonts w:ascii="Cambria Math" w:hAnsi="Cambria Math"/>
+                  <w:sz w:val="24"/>
+                  <w:szCs w:val="24"/>
                 </w:rPr>
                 <m:t>d</m:t>
               </m:r>
@@ -1444,6 +1564,8 @@
               <m:r>
                 <w:rPr>
                   <w:rFonts w:ascii="Cambria Math" w:hAnsi="Cambria Math"/>
+                  <w:sz w:val="24"/>
+                  <w:szCs w:val="24"/>
                 </w:rPr>
                 <m:t>1</m:t>
               </m:r>
@@ -1452,6 +1574,8 @@
           <m:r>
             <w:rPr>
               <w:rFonts w:ascii="Cambria Math" w:hAnsi="Cambria Math"/>
+              <w:sz w:val="24"/>
+              <w:szCs w:val="24"/>
             </w:rPr>
             <m:t>-v</m:t>
           </m:r>
@@ -1462,6 +1586,8 @@
                 <w:rPr>
                   <w:rFonts w:ascii="Cambria Math" w:hAnsi="Cambria Math"/>
                   <w:i/>
+                  <w:sz w:val="24"/>
+                  <w:szCs w:val="24"/>
                 </w:rPr>
               </m:ctrlPr>
             </m:radPr>
@@ -1470,6 +1596,8 @@
               <m:r>
                 <w:rPr>
                   <w:rFonts w:ascii="Cambria Math" w:hAnsi="Cambria Math"/>
+                  <w:sz w:val="24"/>
+                  <w:szCs w:val="24"/>
                 </w:rPr>
                 <m:t>T</m:t>
               </m:r>
@@ -1494,10 +1622,15 @@
         </w:numPr>
         <w:spacing w:after="200" w:line="276" w:lineRule="auto"/>
         <w:ind w:leftChars="0"/>
+        <w:rPr>
+          <w:b/>
+          <w:sz w:val="22"/>
+        </w:rPr>
       </w:pPr>
       <w:r>
         <w:rPr>
           <w:b/>
+          <w:sz w:val="22"/>
         </w:rPr>
         <w:t>Bermudan Swaption</w:t>
       </w:r>
@@ -1509,11 +1642,15 @@
         <w:ind w:leftChars="0" w:left="760"/>
         <w:rPr>
           <w:b/>
+          <w:sz w:val="24"/>
+          <w:szCs w:val="24"/>
         </w:rPr>
       </w:pPr>
       <w:r>
         <w:rPr>
           <w:b/>
+          <w:sz w:val="24"/>
+          <w:szCs w:val="24"/>
         </w:rPr>
         <w:t>HW 1F FDM</w:t>
       </w:r>
@@ -1521,9 +1658,749 @@
         <w:rPr>
           <w:rFonts w:hint="eastAsia"/>
           <w:b/>
+          <w:sz w:val="24"/>
+          <w:szCs w:val="24"/>
         </w:rPr>
         <w:t>을 통해 계산</w:t>
       </w:r>
+    </w:p>
+    <w:p>
+      <w:pPr>
+        <w:ind w:leftChars="400" w:left="800"/>
+        <w:rPr>
+          <w:i/>
+          <w:sz w:val="24"/>
+        </w:rPr>
+      </w:pPr>
+      <w:r>
+        <w:rPr>
+          <w:i/>
+          <w:sz w:val="24"/>
+        </w:rPr>
+        <w:t>Discount Factor</w:t>
+      </w:r>
+    </w:p>
+    <w:p>
+      <w:pPr>
+        <w:ind w:leftChars="400" w:left="800"/>
+        <w:rPr>
+          <w:sz w:val="24"/>
+        </w:rPr>
+      </w:pPr>
+      <m:oMathPara>
+        <m:oMath>
+          <m:r>
+            <m:rPr>
+              <m:sty m:val="p"/>
+            </m:rPr>
+            <w:rPr>
+              <w:rFonts w:ascii="Cambria Math" w:hAnsi="Cambria Math"/>
+              <w:sz w:val="24"/>
+            </w:rPr>
+            <m:t>P</m:t>
+          </m:r>
+          <m:d>
+            <m:dPr>
+              <m:ctrlPr>
+                <w:rPr>
+                  <w:rFonts w:ascii="Cambria Math" w:hAnsi="Cambria Math"/>
+                  <w:sz w:val="24"/>
+                </w:rPr>
+              </m:ctrlPr>
+            </m:dPr>
+            <m:e>
+              <m:r>
+                <m:rPr>
+                  <m:sty m:val="p"/>
+                </m:rPr>
+                <w:rPr>
+                  <w:rFonts w:ascii="Cambria Math" w:hAnsi="Cambria Math"/>
+                  <w:sz w:val="24"/>
+                </w:rPr>
+                <m:t>t,T</m:t>
+              </m:r>
+            </m:e>
+          </m:d>
+          <m:r>
+            <m:rPr>
+              <m:sty m:val="p"/>
+            </m:rPr>
+            <w:rPr>
+              <w:rFonts w:ascii="Cambria Math" w:hAnsi="Cambria Math"/>
+              <w:sz w:val="24"/>
+            </w:rPr>
+            <m:t>=</m:t>
+          </m:r>
+          <m:acc>
+            <m:accPr>
+              <m:ctrlPr>
+                <w:rPr>
+                  <w:rFonts w:ascii="Cambria Math" w:hAnsi="Cambria Math"/>
+                  <w:sz w:val="24"/>
+                </w:rPr>
+              </m:ctrlPr>
+            </m:accPr>
+            <m:e>
+              <m:r>
+                <w:rPr>
+                  <w:rFonts w:ascii="Cambria Math" w:hAnsi="Cambria Math"/>
+                  <w:sz w:val="24"/>
+                </w:rPr>
+                <m:t>E</m:t>
+              </m:r>
+            </m:e>
+          </m:acc>
+          <m:d>
+            <m:dPr>
+              <m:ctrlPr>
+                <w:rPr>
+                  <w:rFonts w:ascii="Cambria Math" w:hAnsi="Cambria Math"/>
+                  <w:sz w:val="24"/>
+                </w:rPr>
+              </m:ctrlPr>
+            </m:dPr>
+            <m:e>
+              <m:sSup>
+                <m:sSupPr>
+                  <m:ctrlPr>
+                    <w:rPr>
+                      <w:rFonts w:ascii="Cambria Math" w:hAnsi="Cambria Math"/>
+                      <w:sz w:val="24"/>
+                    </w:rPr>
+                  </m:ctrlPr>
+                </m:sSupPr>
+                <m:e>
+                  <m:r>
+                    <m:rPr>
+                      <m:sty m:val="p"/>
+                    </m:rPr>
+                    <w:rPr>
+                      <w:rFonts w:ascii="Cambria Math" w:hAnsi="Cambria Math"/>
+                      <w:sz w:val="24"/>
+                    </w:rPr>
+                    <m:t>e</m:t>
+                  </m:r>
+                </m:e>
+                <m:sup>
+                  <m:r>
+                    <w:rPr>
+                      <w:rFonts w:ascii="Cambria Math" w:hAnsi="Cambria Math"/>
+                      <w:sz w:val="24"/>
+                    </w:rPr>
+                    <m:t>-</m:t>
+                  </m:r>
+                  <m:nary>
+                    <m:naryPr>
+                      <m:ctrlPr>
+                        <w:rPr>
+                          <w:rFonts w:ascii="Cambria Math" w:hAnsi="Cambria Math"/>
+                          <w:sz w:val="24"/>
+                        </w:rPr>
+                      </m:ctrlPr>
+                    </m:naryPr>
+                    <m:sub>
+                      <m:r>
+                        <m:rPr>
+                          <m:sty m:val="p"/>
+                        </m:rPr>
+                        <w:rPr>
+                          <w:rFonts w:ascii="Cambria Math" w:hAnsi="Cambria Math"/>
+                          <w:sz w:val="24"/>
+                        </w:rPr>
+                        <m:t>t</m:t>
+                      </m:r>
+                    </m:sub>
+                    <m:sup>
+                      <m:r>
+                        <m:rPr>
+                          <m:sty m:val="p"/>
+                        </m:rPr>
+                        <w:rPr>
+                          <w:rFonts w:ascii="Cambria Math" w:hAnsi="Cambria Math"/>
+                          <w:sz w:val="24"/>
+                        </w:rPr>
+                        <m:t>T</m:t>
+                      </m:r>
+                    </m:sup>
+                    <m:e>
+                      <m:r>
+                        <w:rPr>
+                          <w:rFonts w:ascii="Cambria Math" w:hAnsi="Cambria Math"/>
+                          <w:sz w:val="24"/>
+                        </w:rPr>
+                        <m:t>r</m:t>
+                      </m:r>
+                      <m:d>
+                        <m:dPr>
+                          <m:ctrlPr>
+                            <w:rPr>
+                              <w:rFonts w:ascii="Cambria Math" w:hAnsi="Cambria Math"/>
+                              <w:i/>
+                              <w:sz w:val="24"/>
+                            </w:rPr>
+                          </m:ctrlPr>
+                        </m:dPr>
+                        <m:e>
+                          <m:r>
+                            <w:rPr>
+                              <w:rFonts w:ascii="Cambria Math" w:hAnsi="Cambria Math"/>
+                              <w:sz w:val="24"/>
+                            </w:rPr>
+                            <m:t>u</m:t>
+                          </m:r>
+                        </m:e>
+                      </m:d>
+                      <m:r>
+                        <w:rPr>
+                          <w:rFonts w:ascii="Cambria Math" w:hAnsi="Cambria Math"/>
+                          <w:sz w:val="24"/>
+                        </w:rPr>
+                        <m:t>du</m:t>
+                      </m:r>
+                    </m:e>
+                  </m:nary>
+                </m:sup>
+              </m:sSup>
+              <m:ctrlPr>
+                <w:rPr>
+                  <w:rFonts w:ascii="Cambria Math" w:hAnsi="Cambria Math"/>
+                  <w:i/>
+                  <w:sz w:val="24"/>
+                </w:rPr>
+              </m:ctrlPr>
+            </m:e>
+          </m:d>
+        </m:oMath>
+      </m:oMathPara>
+    </w:p>
+    <w:p>
+      <w:pPr>
+        <w:ind w:leftChars="400" w:left="800"/>
+        <w:rPr>
+          <w:sz w:val="24"/>
+        </w:rPr>
+      </w:pPr>
+      <w:r>
+        <w:rPr>
+          <w:sz w:val="24"/>
+        </w:rPr>
+        <w:t>The instantaneous spot rate, called “short rate”, is the interest rate r(t).</w:t>
+      </w:r>
+    </w:p>
+    <w:p>
+      <w:pPr>
+        <w:ind w:leftChars="400" w:left="800"/>
+        <w:rPr>
+          <w:i/>
+          <w:sz w:val="24"/>
+        </w:rPr>
+      </w:pPr>
+      <w:r>
+        <w:rPr>
+          <w:rFonts w:hint="eastAsia"/>
+          <w:i/>
+          <w:sz w:val="24"/>
+        </w:rPr>
+        <w:t xml:space="preserve">HW 1F </w:t>
+      </w:r>
+      <w:r>
+        <w:rPr>
+          <w:i/>
+          <w:sz w:val="24"/>
+        </w:rPr>
+        <w:t>Dynamics of Short Rate</w:t>
+      </w:r>
+    </w:p>
+    <w:p>
+      <w:pPr>
+        <w:ind w:leftChars="400" w:left="800"/>
+        <w:rPr>
+          <w:sz w:val="24"/>
+        </w:rPr>
+      </w:pPr>
+      <m:oMathPara>
+        <m:oMath>
+          <m:r>
+            <m:rPr>
+              <m:sty m:val="p"/>
+            </m:rPr>
+            <w:rPr>
+              <w:rFonts w:ascii="Cambria Math" w:hAnsi="Cambria Math"/>
+              <w:sz w:val="24"/>
+            </w:rPr>
+            <m:t>dr</m:t>
+          </m:r>
+          <m:d>
+            <m:dPr>
+              <m:ctrlPr>
+                <w:rPr>
+                  <w:rFonts w:ascii="Cambria Math" w:hAnsi="Cambria Math"/>
+                  <w:sz w:val="24"/>
+                </w:rPr>
+              </m:ctrlPr>
+            </m:dPr>
+            <m:e>
+              <m:r>
+                <m:rPr>
+                  <m:sty m:val="p"/>
+                </m:rPr>
+                <w:rPr>
+                  <w:rFonts w:ascii="Cambria Math" w:hAnsi="Cambria Math"/>
+                  <w:sz w:val="24"/>
+                </w:rPr>
+                <m:t>t</m:t>
+              </m:r>
+            </m:e>
+          </m:d>
+          <m:r>
+            <m:rPr>
+              <m:sty m:val="p"/>
+            </m:rPr>
+            <w:rPr>
+              <w:rFonts w:ascii="Cambria Math" w:hAnsi="Cambria Math"/>
+              <w:sz w:val="24"/>
+            </w:rPr>
+            <m:t>=</m:t>
+          </m:r>
+          <m:d>
+            <m:dPr>
+              <m:begChr m:val="["/>
+              <m:endChr m:val="]"/>
+              <m:ctrlPr>
+                <w:rPr>
+                  <w:rFonts w:ascii="Cambria Math" w:hAnsi="Cambria Math"/>
+                  <w:sz w:val="24"/>
+                </w:rPr>
+              </m:ctrlPr>
+            </m:dPr>
+            <m:e>
+              <m:r>
+                <m:rPr>
+                  <m:sty m:val="p"/>
+                </m:rPr>
+                <w:rPr>
+                  <w:rFonts w:ascii="Cambria Math" w:hAnsi="Cambria Math"/>
+                  <w:sz w:val="24"/>
+                </w:rPr>
+                <m:t>θ</m:t>
+              </m:r>
+              <m:d>
+                <m:dPr>
+                  <m:ctrlPr>
+                    <w:rPr>
+                      <w:rFonts w:ascii="Cambria Math" w:hAnsi="Cambria Math"/>
+                      <w:sz w:val="24"/>
+                    </w:rPr>
+                  </m:ctrlPr>
+                </m:dPr>
+                <m:e>
+                  <m:r>
+                    <m:rPr>
+                      <m:sty m:val="p"/>
+                    </m:rPr>
+                    <w:rPr>
+                      <w:rFonts w:ascii="Cambria Math" w:hAnsi="Cambria Math"/>
+                      <w:sz w:val="24"/>
+                    </w:rPr>
+                    <m:t>t</m:t>
+                  </m:r>
+                </m:e>
+              </m:d>
+              <m:r>
+                <w:rPr>
+                  <w:rFonts w:ascii="Cambria Math" w:hAnsi="Cambria Math"/>
+                  <w:sz w:val="24"/>
+                </w:rPr>
+                <m:t>-κ∙r</m:t>
+              </m:r>
+              <m:d>
+                <m:dPr>
+                  <m:ctrlPr>
+                    <w:rPr>
+                      <w:rFonts w:ascii="Cambria Math" w:hAnsi="Cambria Math"/>
+                      <w:i/>
+                      <w:sz w:val="24"/>
+                    </w:rPr>
+                  </m:ctrlPr>
+                </m:dPr>
+                <m:e>
+                  <m:r>
+                    <w:rPr>
+                      <w:rFonts w:ascii="Cambria Math" w:hAnsi="Cambria Math"/>
+                      <w:sz w:val="24"/>
+                    </w:rPr>
+                    <m:t>t</m:t>
+                  </m:r>
+                </m:e>
+              </m:d>
+              <m:ctrlPr>
+                <w:rPr>
+                  <w:rFonts w:ascii="Cambria Math" w:hAnsi="Cambria Math"/>
+                  <w:i/>
+                  <w:sz w:val="24"/>
+                </w:rPr>
+              </m:ctrlPr>
+            </m:e>
+          </m:d>
+          <m:r>
+            <w:rPr>
+              <w:rFonts w:ascii="Cambria Math" w:hAnsi="Cambria Math"/>
+              <w:sz w:val="24"/>
+            </w:rPr>
+            <m:t>dt+σ</m:t>
+          </m:r>
+          <m:d>
+            <m:dPr>
+              <m:ctrlPr>
+                <w:rPr>
+                  <w:rFonts w:ascii="Cambria Math" w:hAnsi="Cambria Math"/>
+                  <w:i/>
+                  <w:sz w:val="24"/>
+                </w:rPr>
+              </m:ctrlPr>
+            </m:dPr>
+            <m:e>
+              <m:r>
+                <w:rPr>
+                  <w:rFonts w:ascii="Cambria Math" w:hAnsi="Cambria Math"/>
+                  <w:sz w:val="24"/>
+                </w:rPr>
+                <m:t>t</m:t>
+              </m:r>
+            </m:e>
+          </m:d>
+          <m:r>
+            <w:rPr>
+              <w:rFonts w:ascii="Cambria Math" w:hAnsi="Cambria Math"/>
+              <w:sz w:val="24"/>
+            </w:rPr>
+            <m:t>dW</m:t>
+          </m:r>
+        </m:oMath>
+      </m:oMathPara>
+    </w:p>
+    <w:p>
+      <w:pPr>
+        <w:ind w:leftChars="400" w:left="800"/>
+        <w:rPr>
+          <w:sz w:val="24"/>
+        </w:rPr>
+      </w:pPr>
+      <m:oMathPara>
+        <m:oMath>
+          <m:r>
+            <m:rPr>
+              <m:sty m:val="p"/>
+            </m:rPr>
+            <w:rPr>
+              <w:rFonts w:ascii="Cambria Math" w:hAnsi="Cambria Math"/>
+              <w:sz w:val="24"/>
+            </w:rPr>
+            <m:t>r</m:t>
+          </m:r>
+          <m:d>
+            <m:dPr>
+              <m:ctrlPr>
+                <w:rPr>
+                  <w:rFonts w:ascii="Cambria Math" w:hAnsi="Cambria Math"/>
+                  <w:sz w:val="24"/>
+                </w:rPr>
+              </m:ctrlPr>
+            </m:dPr>
+            <m:e>
+              <m:r>
+                <m:rPr>
+                  <m:sty m:val="p"/>
+                </m:rPr>
+                <w:rPr>
+                  <w:rFonts w:ascii="Cambria Math" w:hAnsi="Cambria Math"/>
+                  <w:sz w:val="24"/>
+                </w:rPr>
+                <m:t>t</m:t>
+              </m:r>
+            </m:e>
+          </m:d>
+          <m:r>
+            <m:rPr>
+              <m:sty m:val="p"/>
+            </m:rPr>
+            <w:rPr>
+              <w:rFonts w:ascii="Cambria Math" w:hAnsi="Cambria Math"/>
+              <w:sz w:val="24"/>
+            </w:rPr>
+            <m:t>=α</m:t>
+          </m:r>
+          <m:d>
+            <m:dPr>
+              <m:ctrlPr>
+                <w:rPr>
+                  <w:rFonts w:ascii="Cambria Math" w:hAnsi="Cambria Math"/>
+                  <w:sz w:val="24"/>
+                </w:rPr>
+              </m:ctrlPr>
+            </m:dPr>
+            <m:e>
+              <m:r>
+                <m:rPr>
+                  <m:sty m:val="p"/>
+                </m:rPr>
+                <w:rPr>
+                  <w:rFonts w:ascii="Cambria Math" w:hAnsi="Cambria Math"/>
+                  <w:sz w:val="24"/>
+                </w:rPr>
+                <m:t>t</m:t>
+              </m:r>
+            </m:e>
+          </m:d>
+          <m:r>
+            <w:rPr>
+              <w:rFonts w:ascii="Cambria Math" w:hAnsi="Cambria Math"/>
+              <w:sz w:val="24"/>
+            </w:rPr>
+            <m:t>+x</m:t>
+          </m:r>
+          <m:d>
+            <m:dPr>
+              <m:ctrlPr>
+                <w:rPr>
+                  <w:rFonts w:ascii="Cambria Math" w:hAnsi="Cambria Math"/>
+                  <w:i/>
+                  <w:sz w:val="24"/>
+                </w:rPr>
+              </m:ctrlPr>
+            </m:dPr>
+            <m:e>
+              <m:r>
+                <w:rPr>
+                  <w:rFonts w:ascii="Cambria Math" w:hAnsi="Cambria Math"/>
+                  <w:sz w:val="24"/>
+                </w:rPr>
+                <m:t>t</m:t>
+              </m:r>
+            </m:e>
+          </m:d>
+        </m:oMath>
+      </m:oMathPara>
+    </w:p>
+    <w:p>
+      <w:pPr>
+        <w:ind w:leftChars="400" w:left="800"/>
+        <w:rPr>
+          <w:sz w:val="24"/>
+        </w:rPr>
+      </w:pPr>
+      <m:oMathPara>
+        <m:oMath>
+          <m:r>
+            <m:rPr>
+              <m:sty m:val="p"/>
+            </m:rPr>
+            <w:rPr>
+              <w:rFonts w:ascii="Cambria Math" w:hAnsi="Cambria Math"/>
+              <w:sz w:val="24"/>
+            </w:rPr>
+            <m:t>dα</m:t>
+          </m:r>
+          <m:d>
+            <m:dPr>
+              <m:ctrlPr>
+                <w:rPr>
+                  <w:rFonts w:ascii="Cambria Math" w:hAnsi="Cambria Math"/>
+                  <w:sz w:val="24"/>
+                </w:rPr>
+              </m:ctrlPr>
+            </m:dPr>
+            <m:e>
+              <m:r>
+                <m:rPr>
+                  <m:sty m:val="p"/>
+                </m:rPr>
+                <w:rPr>
+                  <w:rFonts w:ascii="Cambria Math" w:hAnsi="Cambria Math"/>
+                  <w:sz w:val="24"/>
+                </w:rPr>
+                <m:t>t</m:t>
+              </m:r>
+            </m:e>
+          </m:d>
+          <m:r>
+            <w:rPr>
+              <w:rFonts w:ascii="Cambria Math" w:hAnsi="Cambria Math"/>
+              <w:sz w:val="24"/>
+            </w:rPr>
+            <m:t>=</m:t>
+          </m:r>
+          <m:d>
+            <m:dPr>
+              <m:begChr m:val="["/>
+              <m:endChr m:val="]"/>
+              <m:ctrlPr>
+                <w:rPr>
+                  <w:rFonts w:ascii="Cambria Math" w:hAnsi="Cambria Math"/>
+                  <w:i/>
+                  <w:sz w:val="24"/>
+                </w:rPr>
+              </m:ctrlPr>
+            </m:dPr>
+            <m:e>
+              <m:r>
+                <w:rPr>
+                  <w:rFonts w:ascii="Cambria Math" w:hAnsi="Cambria Math"/>
+                  <w:sz w:val="24"/>
+                </w:rPr>
+                <m:t>θ</m:t>
+              </m:r>
+              <m:d>
+                <m:dPr>
+                  <m:ctrlPr>
+                    <w:rPr>
+                      <w:rFonts w:ascii="Cambria Math" w:hAnsi="Cambria Math"/>
+                      <w:i/>
+                      <w:sz w:val="24"/>
+                    </w:rPr>
+                  </m:ctrlPr>
+                </m:dPr>
+                <m:e>
+                  <m:r>
+                    <w:rPr>
+                      <w:rFonts w:ascii="Cambria Math" w:hAnsi="Cambria Math"/>
+                      <w:sz w:val="24"/>
+                    </w:rPr>
+                    <m:t>t</m:t>
+                  </m:r>
+                </m:e>
+              </m:d>
+              <m:r>
+                <w:rPr>
+                  <w:rFonts w:ascii="Cambria Math" w:hAnsi="Cambria Math"/>
+                  <w:sz w:val="24"/>
+                </w:rPr>
+                <m:t>-κα</m:t>
+              </m:r>
+              <m:d>
+                <m:dPr>
+                  <m:ctrlPr>
+                    <w:rPr>
+                      <w:rFonts w:ascii="Cambria Math" w:hAnsi="Cambria Math"/>
+                      <w:i/>
+                      <w:sz w:val="24"/>
+                    </w:rPr>
+                  </m:ctrlPr>
+                </m:dPr>
+                <m:e>
+                  <m:r>
+                    <w:rPr>
+                      <w:rFonts w:ascii="Cambria Math" w:hAnsi="Cambria Math"/>
+                      <w:sz w:val="24"/>
+                    </w:rPr>
+                    <m:t>t</m:t>
+                  </m:r>
+                </m:e>
+              </m:d>
+            </m:e>
+          </m:d>
+          <m:r>
+            <w:rPr>
+              <w:rFonts w:ascii="Cambria Math" w:hAnsi="Cambria Math"/>
+              <w:sz w:val="24"/>
+            </w:rPr>
+            <m:t>dt</m:t>
+          </m:r>
+        </m:oMath>
+      </m:oMathPara>
+    </w:p>
+    <w:p>
+      <w:pPr>
+        <w:ind w:leftChars="400" w:left="800"/>
+        <w:rPr>
+          <w:sz w:val="24"/>
+        </w:rPr>
+      </w:pPr>
+      <m:oMathPara>
+        <m:oMath>
+          <m:r>
+            <m:rPr>
+              <m:sty m:val="p"/>
+            </m:rPr>
+            <w:rPr>
+              <w:rFonts w:ascii="Cambria Math" w:hAnsi="Cambria Math"/>
+              <w:sz w:val="24"/>
+            </w:rPr>
+            <m:t>d</m:t>
+          </m:r>
+          <m:r>
+            <w:rPr>
+              <w:rFonts w:ascii="Cambria Math" w:hAnsi="Cambria Math"/>
+              <w:sz w:val="24"/>
+            </w:rPr>
+            <m:t>x</m:t>
+          </m:r>
+          <m:d>
+            <m:dPr>
+              <m:ctrlPr>
+                <w:rPr>
+                  <w:rFonts w:ascii="Cambria Math" w:hAnsi="Cambria Math"/>
+                  <w:i/>
+                  <w:sz w:val="24"/>
+                </w:rPr>
+              </m:ctrlPr>
+            </m:dPr>
+            <m:e>
+              <m:r>
+                <w:rPr>
+                  <w:rFonts w:ascii="Cambria Math" w:hAnsi="Cambria Math"/>
+                  <w:sz w:val="24"/>
+                </w:rPr>
+                <m:t>t</m:t>
+              </m:r>
+            </m:e>
+          </m:d>
+          <m:r>
+            <m:rPr>
+              <m:sty m:val="p"/>
+            </m:rPr>
+            <w:rPr>
+              <w:rFonts w:ascii="Cambria Math" w:hAnsi="Cambria Math"/>
+              <w:sz w:val="24"/>
+            </w:rPr>
+            <m:t>=-</m:t>
+          </m:r>
+          <m:r>
+            <w:rPr>
+              <w:rFonts w:ascii="Cambria Math" w:hAnsi="Cambria Math"/>
+              <w:sz w:val="24"/>
+            </w:rPr>
+            <m:t>κx</m:t>
+          </m:r>
+          <m:d>
+            <m:dPr>
+              <m:ctrlPr>
+                <w:rPr>
+                  <w:rFonts w:ascii="Cambria Math" w:hAnsi="Cambria Math"/>
+                  <w:i/>
+                  <w:sz w:val="24"/>
+                </w:rPr>
+              </m:ctrlPr>
+            </m:dPr>
+            <m:e>
+              <m:r>
+                <w:rPr>
+                  <w:rFonts w:ascii="Cambria Math" w:hAnsi="Cambria Math"/>
+                  <w:sz w:val="24"/>
+                </w:rPr>
+                <m:t>t</m:t>
+              </m:r>
+            </m:e>
+          </m:d>
+          <m:r>
+            <w:rPr>
+              <w:rFonts w:ascii="Cambria Math" w:hAnsi="Cambria Math"/>
+              <w:sz w:val="24"/>
+            </w:rPr>
+            <m:t>dt+σdW</m:t>
+          </m:r>
+        </m:oMath>
+      </m:oMathPara>
     </w:p>
     <w:p>
       <w:pPr>
@@ -1573,7 +2450,7 @@
                   <w:rFonts w:ascii="Cambria Math" w:hAnsi="Cambria Math"/>
                   <w:sz w:val="24"/>
                 </w:rPr>
-                <m:t>u</m:t>
+                <m:t>U</m:t>
               </m:r>
             </m:e>
             <m:sub>
@@ -1608,11 +2485,14 @@
             </m:sSubPr>
             <m:e>
               <m:r>
-                <w:rPr>
-                  <w:rFonts w:ascii="Cambria Math" w:hAnsi="Cambria Math"/>
-                  <w:sz w:val="24"/>
-                </w:rPr>
-                <m:t>u</m:t>
+                <m:rPr>
+                  <m:sty m:val="p"/>
+                </m:rPr>
+                <w:rPr>
+                  <w:rFonts w:ascii="Cambria Math" w:hAnsi="Cambria Math"/>
+                  <w:sz w:val="24"/>
+                </w:rPr>
+                <m:t>U</m:t>
               </m:r>
             </m:e>
             <m:sub>
@@ -1702,11 +2582,14 @@
             </m:sSubPr>
             <m:e>
               <m:r>
-                <w:rPr>
-                  <w:rFonts w:ascii="Cambria Math" w:hAnsi="Cambria Math"/>
-                  <w:sz w:val="24"/>
-                </w:rPr>
-                <m:t>u</m:t>
+                <m:rPr>
+                  <m:sty m:val="p"/>
+                </m:rPr>
+                <w:rPr>
+                  <w:rFonts w:ascii="Cambria Math" w:hAnsi="Cambria Math"/>
+                  <w:sz w:val="24"/>
+                </w:rPr>
+                <m:t>U</m:t>
               </m:r>
             </m:e>
             <m:sub>
@@ -1776,14 +2659,19 @@
             </m:e>
           </m:d>
           <m:r>
+            <m:rPr>
+              <m:sty m:val="p"/>
+            </m:rPr>
             <w:rPr>
               <w:rFonts w:ascii="Cambria Math" w:hAnsi="Cambria Math"/>
               <w:sz w:val="24"/>
             </w:rPr>
-            <m:t>u</m:t>
+            <m:t>U</m:t>
           </m:r>
         </m:oMath>
       </m:oMathPara>
+      <w:bookmarkStart w:id="0" w:name="_GoBack"/>
+      <w:bookmarkEnd w:id="0"/>
     </w:p>
     <w:p>
       <w:pPr>
@@ -1802,6 +2690,7 @@
               <w:rFonts w:ascii="Cambria Math" w:hAnsi="Cambria Math"/>
               <w:sz w:val="24"/>
             </w:rPr>
+            <w:lastRenderedPageBreak/>
             <m:t>α</m:t>
           </m:r>
           <m:d>
@@ -2069,7 +2958,53 @@
           <w:rFonts w:hint="eastAsia"/>
           <w:sz w:val="24"/>
         </w:rPr>
-        <w:t>IFDM</w:t>
+        <w:t>I</w:t>
+      </w:r>
+      <w:r>
+        <w:rPr>
+          <w:rFonts w:hint="eastAsia"/>
+          <w:sz w:val="24"/>
+        </w:rPr>
+        <w:t xml:space="preserve">mplicit </w:t>
+      </w:r>
+      <w:r>
+        <w:rPr>
+          <w:rFonts w:hint="eastAsia"/>
+          <w:sz w:val="24"/>
+        </w:rPr>
+        <w:t>F</w:t>
+      </w:r>
+      <w:r>
+        <w:rPr>
+          <w:sz w:val="24"/>
+        </w:rPr>
+        <w:t xml:space="preserve">inite </w:t>
+      </w:r>
+      <w:r>
+        <w:rPr>
+          <w:rFonts w:hint="eastAsia"/>
+          <w:sz w:val="24"/>
+        </w:rPr>
+        <w:t>D</w:t>
+      </w:r>
+      <w:r>
+        <w:rPr>
+          <w:sz w:val="24"/>
+        </w:rPr>
+        <w:t xml:space="preserve">ifference </w:t>
+      </w:r>
+      <w:r>
+        <w:rPr>
+          <w:rFonts w:hint="eastAsia"/>
+          <w:sz w:val="24"/>
+        </w:rPr>
+        <w:t>M</w:t>
+      </w:r>
+      <w:r>
+        <w:rPr>
+          <w:sz w:val="24"/>
+        </w:rPr>
+        <w:t>ethod</w:t>
       </w:r>
     </w:p>
     <w:p>
@@ -2080,6 +3015,9 @@
         </w:rPr>
       </w:pPr>
       <m:oMathPara>
+        <m:oMathParaPr>
+          <m:jc m:val="left"/>
+        </m:oMathParaPr>
         <m:oMath>
           <m:f>
             <m:fPr>
@@ -2906,6 +3844,9 @@
         </w:rPr>
       </w:pPr>
       <m:oMathPara>
+        <m:oMathParaPr>
+          <m:jc m:val="left"/>
+        </m:oMathParaPr>
         <m:oMath>
           <m:sSubSup>
             <m:sSubSupPr>
@@ -6149,6 +7090,9 @@
         </w:rPr>
       </w:pPr>
       <m:oMathPara>
+        <m:oMathParaPr>
+          <m:jc m:val="left"/>
+        </m:oMathParaPr>
         <m:oMath>
           <m:sSub>
             <m:sSubPr>
@@ -6262,6 +7206,9 @@
         </w:rPr>
       </w:pPr>
       <m:oMathPara>
+        <m:oMathParaPr>
+          <m:jc m:val="left"/>
+        </m:oMathParaPr>
         <m:oMath>
           <m:sSub>
             <m:sSubPr>
@@ -6378,6 +7325,9 @@
         </w:rPr>
       </w:pPr>
       <m:oMathPara>
+        <m:oMathParaPr>
+          <m:jc m:val="left"/>
+        </m:oMathParaPr>
         <m:oMath>
           <m:sSubSup>
             <m:sSubSupPr>
@@ -6912,6 +7862,9 @@
         </w:rPr>
       </w:pPr>
       <m:oMathPara>
+        <m:oMathParaPr>
+          <m:jc m:val="left"/>
+        </m:oMathParaPr>
         <m:oMath>
           <m:sSubSup>
             <m:sSubSupPr>
@@ -7223,6 +8176,9 @@
         </w:rPr>
       </w:pPr>
       <m:oMathPara>
+        <m:oMathParaPr>
+          <m:jc m:val="left"/>
+        </m:oMathParaPr>
         <m:oMath>
           <m:sSubSup>
             <m:sSubSupPr>
@@ -7773,6 +8729,9 @@
         </w:rPr>
       </w:pPr>
       <m:oMathPara>
+        <m:oMathParaPr>
+          <m:jc m:val="left"/>
+        </m:oMathParaPr>
         <m:oMath>
           <m:sSubSup>
             <m:sSubSupPr>
@@ -10610,9 +11569,6 @@
       <w:pPr>
         <w:ind w:leftChars="400" w:left="800"/>
         <w:jc w:val="center"/>
-        <w:rPr>
-          <w:rFonts w:hint="eastAsia"/>
-        </w:rPr>
       </w:pPr>
       <w:r>
         <w:rPr>
@@ -10668,18 +11624,18 @@
           </wp:inline>
         </w:drawing>
       </w:r>
-      <w:bookmarkStart w:id="0" w:name="_GoBack"/>
-      <w:bookmarkEnd w:id="0"/>
     </w:p>
     <w:p>
       <w:pPr>
         <w:ind w:leftChars="400" w:left="800"/>
         <w:rPr>
+          <w:b/>
           <w:sz w:val="24"/>
         </w:rPr>
       </w:pPr>
       <w:r>
         <w:rPr>
+          <w:b/>
           <w:sz w:val="24"/>
         </w:rPr>
         <w:lastRenderedPageBreak/>
@@ -10689,415 +11645,291 @@
     <w:p>
       <w:pPr>
         <w:ind w:leftChars="400" w:left="800"/>
-      </w:pPr>
-    </w:p>
-    <w:p>
-      <w:pPr>
-        <w:pStyle w:val="a3"/>
-        <w:ind w:leftChars="780" w:left="1560"/>
+        <w:rPr>
+          <w:sz w:val="24"/>
+        </w:rPr>
       </w:pPr>
       <m:oMathPara>
         <m:oMath>
-          <m:sSubSup>
-            <m:sSubSupPr>
-              <m:ctrlPr>
-                <w:rPr>
-                  <w:rFonts w:ascii="Cambria Math" w:hAnsi="Cambria Math"/>
-                  <w:i/>
-                </w:rPr>
-              </m:ctrlPr>
-            </m:sSubSupPr>
-            <m:e>
-              <m:r>
-                <m:rPr>
-                  <m:sty m:val="p"/>
-                </m:rPr>
-                <w:rPr>
-                  <w:rFonts w:ascii="Cambria Math" w:hAnsi="Cambria Math"/>
-                </w:rPr>
-                <m:t>P</m:t>
-              </m:r>
-              <m:ctrlPr>
-                <w:rPr>
-                  <w:rFonts w:ascii="Cambria Math" w:hAnsi="Cambria Math"/>
-                </w:rPr>
-              </m:ctrlPr>
-            </m:e>
-            <m:sub>
-              <m:r>
-                <m:rPr>
-                  <m:sty m:val="p"/>
-                </m:rPr>
-                <w:rPr>
-                  <w:rFonts w:ascii="Cambria Math" w:hAnsi="Cambria Math"/>
-                </w:rPr>
-                <m:t>HW</m:t>
-              </m:r>
-              <m:ctrlPr>
-                <w:rPr>
-                  <w:rFonts w:ascii="Cambria Math" w:hAnsi="Cambria Math"/>
-                </w:rPr>
-              </m:ctrlPr>
-            </m:sub>
-            <m:sup>
-              <m:sSub>
-                <m:sSubPr>
-                  <m:ctrlPr>
-                    <w:rPr>
-                      <w:rFonts w:ascii="Cambria Math" w:hAnsi="Cambria Math"/>
-                      <w:i/>
-                    </w:rPr>
-                  </m:ctrlPr>
-                </m:sSubPr>
-                <m:e>
-                  <m:r>
-                    <w:rPr>
-                      <w:rFonts w:ascii="Cambria Math" w:hAnsi="Cambria Math"/>
-                    </w:rPr>
-                    <m:t>x</m:t>
-                  </m:r>
-                </m:e>
-                <m:sub>
-                  <m:r>
-                    <w:rPr>
-                      <w:rFonts w:ascii="Cambria Math" w:hAnsi="Cambria Math"/>
-                    </w:rPr>
-                    <m:t>i</m:t>
-                  </m:r>
-                </m:sub>
-              </m:sSub>
-            </m:sup>
-          </m:sSubSup>
-          <m:d>
-            <m:dPr>
-              <m:ctrlPr>
-                <w:rPr>
-                  <w:rFonts w:ascii="Cambria Math" w:hAnsi="Cambria Math"/>
-                </w:rPr>
-              </m:ctrlPr>
-            </m:dPr>
-            <m:e>
-              <m:r>
-                <m:rPr>
-                  <m:sty m:val="p"/>
-                </m:rPr>
-                <w:rPr>
-                  <w:rFonts w:ascii="Cambria Math" w:hAnsi="Cambria Math"/>
-                </w:rPr>
-                <m:t>t,T</m:t>
-              </m:r>
-            </m:e>
-          </m:d>
-          <m:r>
-            <w:rPr>
-              <w:rFonts w:ascii="Cambria Math" w:hAnsi="Cambria Math"/>
-            </w:rPr>
-            <m:t>=</m:t>
-          </m:r>
-          <m:f>
-            <m:fPr>
-              <m:ctrlPr>
-                <w:rPr>
-                  <w:rFonts w:ascii="Cambria Math" w:hAnsi="Cambria Math"/>
-                  <w:i/>
-                </w:rPr>
-              </m:ctrlPr>
-            </m:fPr>
-            <m:num>
-              <m:r>
-                <w:rPr>
-                  <w:rFonts w:ascii="Cambria Math" w:hAnsi="Cambria Math"/>
-                </w:rPr>
-                <m:t>P</m:t>
-              </m:r>
-              <m:d>
-                <m:dPr>
-                  <m:ctrlPr>
-                    <w:rPr>
-                      <w:rFonts w:ascii="Cambria Math" w:hAnsi="Cambria Math"/>
-                      <w:i/>
-                    </w:rPr>
-                  </m:ctrlPr>
-                </m:dPr>
-                <m:e>
-                  <m:r>
-                    <w:rPr>
-                      <w:rFonts w:ascii="Cambria Math" w:hAnsi="Cambria Math"/>
-                    </w:rPr>
-                    <m:t>T</m:t>
-                  </m:r>
-                </m:e>
-              </m:d>
-            </m:num>
-            <m:den>
-              <m:r>
-                <w:rPr>
-                  <w:rFonts w:ascii="Cambria Math" w:hAnsi="Cambria Math"/>
-                </w:rPr>
-                <m:t>P</m:t>
-              </m:r>
-              <m:d>
-                <m:dPr>
-                  <m:ctrlPr>
-                    <w:rPr>
-                      <w:rFonts w:ascii="Cambria Math" w:hAnsi="Cambria Math"/>
-                      <w:i/>
-                    </w:rPr>
-                  </m:ctrlPr>
-                </m:dPr>
-                <m:e>
-                  <m:r>
-                    <w:rPr>
-                      <w:rFonts w:ascii="Cambria Math" w:hAnsi="Cambria Math"/>
-                    </w:rPr>
-                    <m:t>t</m:t>
-                  </m:r>
-                </m:e>
-              </m:d>
-            </m:den>
-          </m:f>
-          <m:func>
-            <m:funcPr>
-              <m:ctrlPr>
-                <w:rPr>
-                  <w:rFonts w:ascii="Cambria Math" w:hAnsi="Cambria Math"/>
-                  <w:i/>
-                </w:rPr>
-              </m:ctrlPr>
-            </m:funcPr>
-            <m:fName>
-              <m:r>
-                <m:rPr>
-                  <m:sty m:val="p"/>
-                </m:rPr>
-                <w:rPr>
-                  <w:rFonts w:ascii="Cambria Math" w:hAnsi="Cambria Math"/>
-                </w:rPr>
-                <m:t>exp</m:t>
-              </m:r>
-            </m:fName>
-            <m:e>
-              <m:d>
-                <m:dPr>
-                  <m:ctrlPr>
-                    <w:rPr>
-                      <w:rFonts w:ascii="Cambria Math" w:hAnsi="Cambria Math"/>
-                      <w:i/>
-                    </w:rPr>
-                  </m:ctrlPr>
-                </m:dPr>
-                <m:e>
-                  <m:r>
-                    <w:rPr>
-                      <w:rFonts w:ascii="Cambria Math" w:hAnsi="Cambria Math"/>
-                    </w:rPr>
-                    <m:t>-</m:t>
-                  </m:r>
-                  <m:sSub>
-                    <m:sSubPr>
-                      <m:ctrlPr>
-                        <w:rPr>
-                          <w:rFonts w:ascii="Cambria Math" w:hAnsi="Cambria Math"/>
-                          <w:i/>
-                        </w:rPr>
-                      </m:ctrlPr>
-                    </m:sSubPr>
-                    <m:e>
-                      <m:r>
-                        <w:rPr>
-                          <w:rFonts w:ascii="Cambria Math" w:hAnsi="Cambria Math"/>
-                        </w:rPr>
-                        <m:t>x</m:t>
-                      </m:r>
-                    </m:e>
-                    <m:sub>
-                      <m:r>
-                        <w:rPr>
-                          <w:rFonts w:ascii="Cambria Math" w:hAnsi="Cambria Math"/>
-                        </w:rPr>
-                        <m:t>i</m:t>
-                      </m:r>
-                    </m:sub>
-                  </m:sSub>
-                  <m:r>
-                    <w:rPr>
-                      <w:rFonts w:ascii="Cambria Math" w:hAnsi="Cambria Math"/>
-                    </w:rPr>
-                    <m:t>×B</m:t>
-                  </m:r>
-                  <m:d>
-                    <m:dPr>
-                      <m:ctrlPr>
-                        <w:rPr>
-                          <w:rFonts w:ascii="Cambria Math" w:hAnsi="Cambria Math"/>
-                          <w:i/>
-                        </w:rPr>
-                      </m:ctrlPr>
-                    </m:dPr>
-                    <m:e>
-                      <m:r>
-                        <w:rPr>
-                          <w:rFonts w:ascii="Cambria Math" w:hAnsi="Cambria Math"/>
-                        </w:rPr>
-                        <m:t>t,T</m:t>
-                      </m:r>
-                    </m:e>
-                  </m:d>
-                  <m:r>
-                    <w:rPr>
-                      <w:rFonts w:ascii="Cambria Math" w:hAnsi="Cambria Math"/>
-                    </w:rPr>
-                    <m:t>+</m:t>
-                  </m:r>
-                  <m:f>
-                    <m:fPr>
-                      <m:ctrlPr>
-                        <w:rPr>
-                          <w:rFonts w:ascii="Cambria Math" w:hAnsi="Cambria Math"/>
-                          <w:i/>
-                        </w:rPr>
-                      </m:ctrlPr>
-                    </m:fPr>
-                    <m:num>
-                      <m:r>
-                        <w:rPr>
-                          <w:rFonts w:ascii="Cambria Math" w:hAnsi="Cambria Math"/>
-                        </w:rPr>
-                        <m:t>1</m:t>
-                      </m:r>
-                    </m:num>
-                    <m:den>
-                      <m:r>
-                        <w:rPr>
-                          <w:rFonts w:ascii="Cambria Math" w:hAnsi="Cambria Math"/>
-                        </w:rPr>
-                        <m:t>2</m:t>
-                      </m:r>
-                    </m:den>
-                  </m:f>
-                  <m:r>
-                    <w:rPr>
-                      <w:rFonts w:ascii="Cambria Math" w:hAnsi="Cambria Math"/>
-                    </w:rPr>
-                    <m:t>QVTerm</m:t>
-                  </m:r>
-                  <m:d>
-                    <m:dPr>
-                      <m:ctrlPr>
-                        <w:rPr>
-                          <w:rFonts w:ascii="Cambria Math" w:hAnsi="Cambria Math"/>
-                          <w:i/>
-                        </w:rPr>
-                      </m:ctrlPr>
-                    </m:dPr>
-                    <m:e>
-                      <m:r>
-                        <w:rPr>
-                          <w:rFonts w:ascii="Cambria Math" w:hAnsi="Cambria Math"/>
-                        </w:rPr>
-                        <m:t>t,T</m:t>
-                      </m:r>
-                    </m:e>
-                  </m:d>
-                </m:e>
-              </m:d>
-            </m:e>
-          </m:func>
           <m:r>
             <m:rPr>
               <m:sty m:val="p"/>
             </m:rPr>
             <w:rPr>
               <w:rFonts w:ascii="Cambria Math" w:hAnsi="Cambria Math"/>
+              <w:sz w:val="24"/>
             </w:rPr>
-            <m:t xml:space="preserve"> </m:t>
-          </m:r>
-        </m:oMath>
-      </m:oMathPara>
-    </w:p>
-    <w:p>
-      <w:pPr>
-        <w:pStyle w:val="a3"/>
-        <w:ind w:leftChars="780" w:left="1560"/>
-      </w:pPr>
-      <m:oMathPara>
-        <m:oMath>
-          <m:r>
-            <w:rPr>
-              <w:rFonts w:ascii="Cambria Math" w:hAnsi="Cambria Math"/>
-            </w:rPr>
-            <m:t>B</m:t>
+            <m:t>P</m:t>
           </m:r>
           <m:d>
             <m:dPr>
               <m:ctrlPr>
                 <w:rPr>
                   <w:rFonts w:ascii="Cambria Math" w:hAnsi="Cambria Math"/>
-                  <w:i/>
+                  <w:sz w:val="24"/>
                 </w:rPr>
               </m:ctrlPr>
             </m:dPr>
             <m:e>
               <m:r>
-                <w:rPr>
-                  <w:rFonts w:ascii="Cambria Math" w:hAnsi="Cambria Math"/>
+                <m:rPr>
+                  <m:sty m:val="p"/>
+                </m:rPr>
+                <w:rPr>
+                  <w:rFonts w:ascii="Cambria Math" w:hAnsi="Cambria Math"/>
+                  <w:sz w:val="24"/>
                 </w:rPr>
                 <m:t>t,T</m:t>
               </m:r>
+            </m:e>
+          </m:d>
+          <m:r>
+            <m:rPr>
+              <m:sty m:val="p"/>
+            </m:rPr>
+            <w:rPr>
+              <w:rFonts w:ascii="Cambria Math" w:hAnsi="Cambria Math"/>
+              <w:sz w:val="24"/>
+            </w:rPr>
+            <m:t>=</m:t>
+          </m:r>
+          <m:acc>
+            <m:accPr>
+              <m:ctrlPr>
+                <w:rPr>
+                  <w:rFonts w:ascii="Cambria Math" w:hAnsi="Cambria Math"/>
+                  <w:sz w:val="24"/>
+                </w:rPr>
+              </m:ctrlPr>
+            </m:accPr>
+            <m:e>
+              <m:r>
+                <w:rPr>
+                  <w:rFonts w:ascii="Cambria Math" w:hAnsi="Cambria Math"/>
+                  <w:sz w:val="24"/>
+                </w:rPr>
+                <m:t>E</m:t>
+              </m:r>
+            </m:e>
+          </m:acc>
+          <m:d>
+            <m:dPr>
+              <m:ctrlPr>
+                <w:rPr>
+                  <w:rFonts w:ascii="Cambria Math" w:hAnsi="Cambria Math"/>
+                  <w:sz w:val="24"/>
+                </w:rPr>
+              </m:ctrlPr>
+            </m:dPr>
+            <m:e>
+              <m:sSup>
+                <m:sSupPr>
+                  <m:ctrlPr>
+                    <w:rPr>
+                      <w:rFonts w:ascii="Cambria Math" w:hAnsi="Cambria Math"/>
+                      <w:sz w:val="24"/>
+                    </w:rPr>
+                  </m:ctrlPr>
+                </m:sSupPr>
+                <m:e>
+                  <m:r>
+                    <m:rPr>
+                      <m:sty m:val="p"/>
+                    </m:rPr>
+                    <w:rPr>
+                      <w:rFonts w:ascii="Cambria Math" w:hAnsi="Cambria Math"/>
+                      <w:sz w:val="24"/>
+                    </w:rPr>
+                    <m:t>e</m:t>
+                  </m:r>
+                </m:e>
+                <m:sup>
+                  <m:r>
+                    <w:rPr>
+                      <w:rFonts w:ascii="Cambria Math" w:hAnsi="Cambria Math"/>
+                      <w:sz w:val="24"/>
+                    </w:rPr>
+                    <m:t>-</m:t>
+                  </m:r>
+                  <m:nary>
+                    <m:naryPr>
+                      <m:ctrlPr>
+                        <w:rPr>
+                          <w:rFonts w:ascii="Cambria Math" w:hAnsi="Cambria Math"/>
+                          <w:sz w:val="24"/>
+                        </w:rPr>
+                      </m:ctrlPr>
+                    </m:naryPr>
+                    <m:sub>
+                      <m:r>
+                        <m:rPr>
+                          <m:sty m:val="p"/>
+                        </m:rPr>
+                        <w:rPr>
+                          <w:rFonts w:ascii="Cambria Math" w:hAnsi="Cambria Math"/>
+                          <w:sz w:val="24"/>
+                        </w:rPr>
+                        <m:t>t</m:t>
+                      </m:r>
+                    </m:sub>
+                    <m:sup>
+                      <m:r>
+                        <m:rPr>
+                          <m:sty m:val="p"/>
+                        </m:rPr>
+                        <w:rPr>
+                          <w:rFonts w:ascii="Cambria Math" w:hAnsi="Cambria Math"/>
+                          <w:sz w:val="24"/>
+                        </w:rPr>
+                        <m:t>T</m:t>
+                      </m:r>
+                    </m:sup>
+                    <m:e>
+                      <m:r>
+                        <w:rPr>
+                          <w:rFonts w:ascii="Cambria Math" w:hAnsi="Cambria Math"/>
+                          <w:sz w:val="24"/>
+                        </w:rPr>
+                        <m:t>r</m:t>
+                      </m:r>
+                      <m:d>
+                        <m:dPr>
+                          <m:ctrlPr>
+                            <w:rPr>
+                              <w:rFonts w:ascii="Cambria Math" w:hAnsi="Cambria Math"/>
+                              <w:i/>
+                              <w:sz w:val="24"/>
+                            </w:rPr>
+                          </m:ctrlPr>
+                        </m:dPr>
+                        <m:e>
+                          <m:r>
+                            <w:rPr>
+                              <w:rFonts w:ascii="Cambria Math" w:hAnsi="Cambria Math"/>
+                              <w:sz w:val="24"/>
+                            </w:rPr>
+                            <m:t>u</m:t>
+                          </m:r>
+                        </m:e>
+                      </m:d>
+                      <m:r>
+                        <w:rPr>
+                          <w:rFonts w:ascii="Cambria Math" w:hAnsi="Cambria Math"/>
+                          <w:sz w:val="24"/>
+                        </w:rPr>
+                        <m:t>du</m:t>
+                      </m:r>
+                    </m:e>
+                  </m:nary>
+                </m:sup>
+              </m:sSup>
+              <m:ctrlPr>
+                <w:rPr>
+                  <w:rFonts w:ascii="Cambria Math" w:hAnsi="Cambria Math"/>
+                  <w:i/>
+                  <w:sz w:val="24"/>
+                </w:rPr>
+              </m:ctrlPr>
             </m:e>
           </m:d>
           <m:r>
             <w:rPr>
               <w:rFonts w:ascii="Cambria Math" w:hAnsi="Cambria Math"/>
+              <w:sz w:val="24"/>
             </w:rPr>
             <m:t>=</m:t>
           </m:r>
-          <m:f>
-            <m:fPr>
+          <m:acc>
+            <m:accPr>
               <m:ctrlPr>
                 <w:rPr>
                   <w:rFonts w:ascii="Cambria Math" w:hAnsi="Cambria Math"/>
-                  <w:i/>
+                  <w:sz w:val="24"/>
                 </w:rPr>
               </m:ctrlPr>
-            </m:fPr>
-            <m:num>
-              <m:d>
-                <m:dPr>
+            </m:accPr>
+            <m:e>
+              <m:r>
+                <w:rPr>
+                  <w:rFonts w:ascii="Cambria Math" w:hAnsi="Cambria Math"/>
+                  <w:sz w:val="24"/>
+                </w:rPr>
+                <m:t>E</m:t>
+              </m:r>
+            </m:e>
+          </m:acc>
+          <m:d>
+            <m:dPr>
+              <m:ctrlPr>
+                <w:rPr>
+                  <w:rFonts w:ascii="Cambria Math" w:hAnsi="Cambria Math"/>
+                  <w:sz w:val="24"/>
+                </w:rPr>
+              </m:ctrlPr>
+            </m:dPr>
+            <m:e>
+              <m:sSup>
+                <m:sSupPr>
                   <m:ctrlPr>
                     <w:rPr>
                       <w:rFonts w:ascii="Cambria Math" w:hAnsi="Cambria Math"/>
-                      <w:i/>
+                      <w:sz w:val="24"/>
                     </w:rPr>
                   </m:ctrlPr>
-                </m:dPr>
+                </m:sSupPr>
                 <m:e>
                   <m:r>
-                    <w:rPr>
-                      <w:rFonts w:ascii="Cambria Math" w:hAnsi="Cambria Math"/>
-                    </w:rPr>
-                    <m:t>1-</m:t>
+                    <m:rPr>
+                      <m:sty m:val="p"/>
+                    </m:rPr>
+                    <w:rPr>
+                      <w:rFonts w:ascii="Cambria Math" w:hAnsi="Cambria Math"/>
+                      <w:sz w:val="24"/>
+                    </w:rPr>
+                    <m:t>e</m:t>
                   </m:r>
-                  <m:func>
-                    <m:funcPr>
+                </m:e>
+                <m:sup>
+                  <m:r>
+                    <w:rPr>
+                      <w:rFonts w:ascii="Cambria Math" w:hAnsi="Cambria Math"/>
+                      <w:sz w:val="24"/>
+                    </w:rPr>
+                    <m:t>-</m:t>
+                  </m:r>
+                  <m:nary>
+                    <m:naryPr>
                       <m:ctrlPr>
                         <w:rPr>
                           <w:rFonts w:ascii="Cambria Math" w:hAnsi="Cambria Math"/>
-                          <w:i/>
+                          <w:sz w:val="24"/>
                         </w:rPr>
                       </m:ctrlPr>
-                    </m:funcPr>
-                    <m:fName>
+                    </m:naryPr>
+                    <m:sub>
                       <m:r>
                         <m:rPr>
                           <m:sty m:val="p"/>
                         </m:rPr>
                         <w:rPr>
                           <w:rFonts w:ascii="Cambria Math" w:hAnsi="Cambria Math"/>
-                        </w:rPr>
-                        <m:t>exp</m:t>
+                          <w:sz w:val="24"/>
+                        </w:rPr>
+                        <m:t>t</m:t>
                       </m:r>
-                    </m:fName>
+                    </m:sub>
+                    <m:sup>
+                      <m:r>
+                        <m:rPr>
+                          <m:sty m:val="p"/>
+                        </m:rPr>
+                        <w:rPr>
+                          <w:rFonts w:ascii="Cambria Math" w:hAnsi="Cambria Math"/>
+                          <w:sz w:val="24"/>
+                        </w:rPr>
+                        <m:t>T</m:t>
+                      </m:r>
+                    </m:sup>
                     <m:e>
                       <m:d>
                         <m:dPr>
@@ -11105,6 +11937,7 @@
                             <w:rPr>
                               <w:rFonts w:ascii="Cambria Math" w:hAnsi="Cambria Math"/>
                               <w:i/>
+                              <w:sz w:val="24"/>
                             </w:rPr>
                           </m:ctrlPr>
                         </m:dPr>
@@ -11112,8 +11945,9 @@
                           <m:r>
                             <w:rPr>
                               <w:rFonts w:ascii="Cambria Math" w:hAnsi="Cambria Math"/>
+                              <w:sz w:val="24"/>
                             </w:rPr>
-                            <m:t>-κ</m:t>
+                            <m:t>x</m:t>
                           </m:r>
                           <m:d>
                             <m:dPr>
@@ -11121,6 +11955,7 @@
                                 <w:rPr>
                                   <w:rFonts w:ascii="Cambria Math" w:hAnsi="Cambria Math"/>
                                   <w:i/>
+                                  <w:sz w:val="24"/>
                                 </w:rPr>
                               </m:ctrlPr>
                             </m:dPr>
@@ -11128,62 +11963,219 @@
                               <m:r>
                                 <w:rPr>
                                   <w:rFonts w:ascii="Cambria Math" w:hAnsi="Cambria Math"/>
+                                  <w:sz w:val="24"/>
                                 </w:rPr>
-                                <m:t>T-t</m:t>
+                                <m:t>u</m:t>
+                              </m:r>
+                            </m:e>
+                          </m:d>
+                          <m:r>
+                            <w:rPr>
+                              <w:rFonts w:ascii="Cambria Math" w:hAnsi="Cambria Math"/>
+                              <w:sz w:val="24"/>
+                            </w:rPr>
+                            <m:t>+α</m:t>
+                          </m:r>
+                          <m:d>
+                            <m:dPr>
+                              <m:ctrlPr>
+                                <w:rPr>
+                                  <w:rFonts w:ascii="Cambria Math" w:hAnsi="Cambria Math"/>
+                                  <w:i/>
+                                  <w:sz w:val="24"/>
+                                </w:rPr>
+                              </m:ctrlPr>
+                            </m:dPr>
+                            <m:e>
+                              <m:r>
+                                <w:rPr>
+                                  <w:rFonts w:ascii="Cambria Math" w:hAnsi="Cambria Math"/>
+                                  <w:sz w:val="24"/>
+                                </w:rPr>
+                                <m:t>u</m:t>
                               </m:r>
                             </m:e>
                           </m:d>
                         </m:e>
                       </m:d>
+                      <m:r>
+                        <w:rPr>
+                          <w:rFonts w:ascii="Cambria Math" w:hAnsi="Cambria Math"/>
+                          <w:sz w:val="24"/>
+                        </w:rPr>
+                        <m:t>du</m:t>
+                      </m:r>
                     </m:e>
-                  </m:func>
-                </m:e>
-              </m:d>
-            </m:num>
-            <m:den>
-              <m:r>
-                <w:rPr>
-                  <w:rFonts w:ascii="Cambria Math" w:hAnsi="Cambria Math"/>
-                </w:rPr>
-                <m:t>κ</m:t>
-              </m:r>
-            </m:den>
-          </m:f>
-          <m:r>
-            <w:rPr>
-              <w:rFonts w:ascii="Cambria Math" w:hAnsi="Cambria Math"/>
-            </w:rPr>
-            <m:t xml:space="preserve">  </m:t>
-          </m:r>
+                  </m:nary>
+                </m:sup>
+              </m:sSup>
+              <m:ctrlPr>
+                <w:rPr>
+                  <w:rFonts w:ascii="Cambria Math" w:hAnsi="Cambria Math"/>
+                  <w:i/>
+                  <w:sz w:val="24"/>
+                </w:rPr>
+              </m:ctrlPr>
+            </m:e>
+          </m:d>
         </m:oMath>
       </m:oMathPara>
     </w:p>
     <w:p>
       <w:pPr>
-        <w:pStyle w:val="a3"/>
-        <w:ind w:leftChars="780" w:left="1560"/>
+        <w:ind w:leftChars="400" w:left="800"/>
+        <w:rPr>
+          <w:sz w:val="24"/>
+          <w:szCs w:val="24"/>
+        </w:rPr>
+      </w:pPr>
+      <w:r>
+        <w:rPr>
+          <w:rFonts w:hint="eastAsia"/>
+          <w:sz w:val="24"/>
+          <w:szCs w:val="24"/>
+        </w:rPr>
+        <w:t xml:space="preserve">여기서 </w:t>
+      </w:r>
+      <m:oMath>
+        <m:nary>
+          <m:naryPr>
+            <m:ctrlPr>
+              <w:rPr>
+                <w:rFonts w:ascii="Cambria Math" w:hAnsi="Cambria Math"/>
+                <w:sz w:val="24"/>
+                <w:szCs w:val="24"/>
+              </w:rPr>
+            </m:ctrlPr>
+          </m:naryPr>
+          <m:sub>
+            <m:r>
+              <m:rPr>
+                <m:sty m:val="p"/>
+              </m:rPr>
+              <w:rPr>
+                <w:rFonts w:ascii="Cambria Math" w:hAnsi="Cambria Math"/>
+                <w:sz w:val="24"/>
+                <w:szCs w:val="24"/>
+              </w:rPr>
+              <m:t>t</m:t>
+            </m:r>
+          </m:sub>
+          <m:sup>
+            <m:r>
+              <m:rPr>
+                <m:sty m:val="p"/>
+              </m:rPr>
+              <w:rPr>
+                <w:rFonts w:ascii="Cambria Math" w:hAnsi="Cambria Math"/>
+                <w:sz w:val="24"/>
+                <w:szCs w:val="24"/>
+              </w:rPr>
+              <m:t>T</m:t>
+            </m:r>
+          </m:sup>
+          <m:e>
+            <m:r>
+              <w:rPr>
+                <w:rFonts w:ascii="Cambria Math" w:hAnsi="Cambria Math"/>
+                <w:sz w:val="24"/>
+                <w:szCs w:val="24"/>
+              </w:rPr>
+              <m:t>x</m:t>
+            </m:r>
+            <m:d>
+              <m:dPr>
+                <m:ctrlPr>
+                  <w:rPr>
+                    <w:rFonts w:ascii="Cambria Math" w:hAnsi="Cambria Math"/>
+                    <w:i/>
+                    <w:sz w:val="24"/>
+                    <w:szCs w:val="24"/>
+                  </w:rPr>
+                </m:ctrlPr>
+              </m:dPr>
+              <m:e>
+                <m:r>
+                  <w:rPr>
+                    <w:rFonts w:ascii="Cambria Math" w:hAnsi="Cambria Math"/>
+                    <w:sz w:val="24"/>
+                    <w:szCs w:val="24"/>
+                  </w:rPr>
+                  <m:t>u</m:t>
+                </m:r>
+              </m:e>
+            </m:d>
+            <m:r>
+              <w:rPr>
+                <w:rFonts w:ascii="Cambria Math" w:hAnsi="Cambria Math"/>
+                <w:sz w:val="24"/>
+                <w:szCs w:val="24"/>
+              </w:rPr>
+              <m:t>du</m:t>
+            </m:r>
+          </m:e>
+        </m:nary>
+      </m:oMath>
+      <w:r>
+        <w:rPr>
+          <w:rFonts w:hint="eastAsia"/>
+          <w:sz w:val="24"/>
+          <w:szCs w:val="24"/>
+        </w:rPr>
+        <w:t xml:space="preserve">는 평균 </w:t>
+      </w:r>
+      <w:r>
+        <w:rPr>
+          <w:sz w:val="24"/>
+          <w:szCs w:val="24"/>
+        </w:rPr>
+        <w:t xml:space="preserve">x(t)B(t,T), </w:t>
+      </w:r>
+      <w:r>
+        <w:rPr>
+          <w:rFonts w:hint="eastAsia"/>
+          <w:sz w:val="24"/>
+          <w:szCs w:val="24"/>
+        </w:rPr>
+        <w:t>분산 V(t,T)인 정규분포를 따른다.</w:t>
+      </w:r>
+    </w:p>
+    <w:p>
+      <w:pPr>
+        <w:ind w:leftChars="400" w:left="800"/>
+        <w:rPr>
+          <w:sz w:val="24"/>
+        </w:rPr>
       </w:pPr>
       <m:oMathPara>
         <m:oMath>
           <m:r>
+            <m:rPr>
+              <m:sty m:val="p"/>
+            </m:rPr>
             <w:rPr>
               <w:rFonts w:ascii="Cambria Math" w:hAnsi="Cambria Math"/>
+              <w:sz w:val="24"/>
             </w:rPr>
-            <m:t>QVTerm</m:t>
+            <m:t>B</m:t>
           </m:r>
           <m:d>
             <m:dPr>
               <m:ctrlPr>
                 <w:rPr>
                   <w:rFonts w:ascii="Cambria Math" w:hAnsi="Cambria Math"/>
-                  <w:i/>
+                  <w:sz w:val="24"/>
                 </w:rPr>
               </m:ctrlPr>
             </m:dPr>
             <m:e>
               <m:r>
-                <w:rPr>
-                  <w:rFonts w:ascii="Cambria Math" w:hAnsi="Cambria Math"/>
+                <m:rPr>
+                  <m:sty m:val="p"/>
+                </m:rPr>
+                <w:rPr>
+                  <w:rFonts w:ascii="Cambria Math" w:hAnsi="Cambria Math"/>
+                  <w:sz w:val="24"/>
                 </w:rPr>
                 <m:t>t,T</m:t>
               </m:r>
@@ -11192,41 +12184,35 @@
           <m:r>
             <w:rPr>
               <w:rFonts w:ascii="Cambria Math" w:hAnsi="Cambria Math"/>
+              <w:sz w:val="24"/>
             </w:rPr>
             <m:t>=</m:t>
           </m:r>
-          <m:nary>
-            <m:naryPr>
+          <m:f>
+            <m:fPr>
               <m:ctrlPr>
                 <w:rPr>
                   <w:rFonts w:ascii="Cambria Math" w:hAnsi="Cambria Math"/>
                   <w:i/>
+                  <w:sz w:val="24"/>
                 </w:rPr>
               </m:ctrlPr>
-            </m:naryPr>
-            <m:sub>
-              <m:r>
-                <w:rPr>
-                  <w:rFonts w:ascii="Cambria Math" w:hAnsi="Cambria Math"/>
-                </w:rPr>
-                <m:t>0</m:t>
-              </m:r>
-            </m:sub>
-            <m:sup>
-              <m:r>
-                <w:rPr>
-                  <w:rFonts w:ascii="Cambria Math" w:hAnsi="Cambria Math"/>
-                </w:rPr>
-                <m:t>t</m:t>
-              </m:r>
-            </m:sup>
-            <m:e>
+            </m:fPr>
+            <m:num>
+              <m:r>
+                <w:rPr>
+                  <w:rFonts w:ascii="Cambria Math" w:hAnsi="Cambria Math"/>
+                  <w:sz w:val="24"/>
+                </w:rPr>
+                <m:t>1-</m:t>
+              </m:r>
               <m:sSup>
                 <m:sSupPr>
                   <m:ctrlPr>
                     <w:rPr>
                       <w:rFonts w:ascii="Cambria Math" w:hAnsi="Cambria Math"/>
                       <w:i/>
+                      <w:sz w:val="24"/>
                     </w:rPr>
                   </m:ctrlPr>
                 </m:sSupPr>
@@ -11234,135 +12220,52 @@
                   <m:r>
                     <w:rPr>
                       <w:rFonts w:ascii="Cambria Math" w:hAnsi="Cambria Math"/>
-                    </w:rPr>
-                    <m:t>σ</m:t>
+                      <w:sz w:val="24"/>
+                    </w:rPr>
+                    <m:t>e</m:t>
                   </m:r>
                 </m:e>
                 <m:sup>
                   <m:r>
                     <w:rPr>
                       <w:rFonts w:ascii="Cambria Math" w:hAnsi="Cambria Math"/>
-                    </w:rPr>
-                    <m:t>2</m:t>
+                      <w:sz w:val="24"/>
+                    </w:rPr>
+                    <m:t>-κ</m:t>
                   </m:r>
+                  <m:d>
+                    <m:dPr>
+                      <m:ctrlPr>
+                        <w:rPr>
+                          <w:rFonts w:ascii="Cambria Math" w:hAnsi="Cambria Math"/>
+                          <w:i/>
+                          <w:sz w:val="24"/>
+                        </w:rPr>
+                      </m:ctrlPr>
+                    </m:dPr>
+                    <m:e>
+                      <m:r>
+                        <w:rPr>
+                          <w:rFonts w:ascii="Cambria Math" w:hAnsi="Cambria Math"/>
+                          <w:sz w:val="24"/>
+                        </w:rPr>
+                        <m:t>T-t</m:t>
+                      </m:r>
+                    </m:e>
+                  </m:d>
                 </m:sup>
               </m:sSup>
-              <m:d>
-                <m:dPr>
-                  <m:begChr m:val="["/>
-                  <m:endChr m:val="]"/>
-                  <m:ctrlPr>
-                    <w:rPr>
-                      <w:rFonts w:ascii="Cambria Math" w:hAnsi="Cambria Math"/>
-                      <w:i/>
-                    </w:rPr>
-                  </m:ctrlPr>
-                </m:dPr>
-                <m:e>
-                  <m:r>
-                    <w:rPr>
-                      <w:rFonts w:ascii="Cambria Math" w:hAnsi="Cambria Math"/>
-                    </w:rPr>
-                    <m:t>B</m:t>
-                  </m:r>
-                  <m:sSup>
-                    <m:sSupPr>
-                      <m:ctrlPr>
-                        <w:rPr>
-                          <w:rFonts w:ascii="Cambria Math" w:hAnsi="Cambria Math"/>
-                          <w:i/>
-                        </w:rPr>
-                      </m:ctrlPr>
-                    </m:sSupPr>
-                    <m:e>
-                      <m:d>
-                        <m:dPr>
-                          <m:ctrlPr>
-                            <w:rPr>
-                              <w:rFonts w:ascii="Cambria Math" w:hAnsi="Cambria Math"/>
-                              <w:i/>
-                            </w:rPr>
-                          </m:ctrlPr>
-                        </m:dPr>
-                        <m:e>
-                          <m:r>
-                            <w:rPr>
-                              <w:rFonts w:ascii="Cambria Math" w:hAnsi="Cambria Math"/>
-                            </w:rPr>
-                            <m:t>s,t</m:t>
-                          </m:r>
-                        </m:e>
-                      </m:d>
-                    </m:e>
-                    <m:sup>
-                      <m:r>
-                        <w:rPr>
-                          <w:rFonts w:ascii="Cambria Math" w:hAnsi="Cambria Math"/>
-                        </w:rPr>
-                        <m:t>2</m:t>
-                      </m:r>
-                    </m:sup>
-                  </m:sSup>
-                  <m:r>
-                    <w:rPr>
-                      <w:rFonts w:ascii="Cambria Math" w:hAnsi="Cambria Math"/>
-                    </w:rPr>
-                    <m:t>-B</m:t>
-                  </m:r>
-                  <m:sSup>
-                    <m:sSupPr>
-                      <m:ctrlPr>
-                        <w:rPr>
-                          <w:rFonts w:ascii="Cambria Math" w:hAnsi="Cambria Math"/>
-                          <w:i/>
-                        </w:rPr>
-                      </m:ctrlPr>
-                    </m:sSupPr>
-                    <m:e>
-                      <m:d>
-                        <m:dPr>
-                          <m:ctrlPr>
-                            <w:rPr>
-                              <w:rFonts w:ascii="Cambria Math" w:hAnsi="Cambria Math"/>
-                              <w:i/>
-                            </w:rPr>
-                          </m:ctrlPr>
-                        </m:dPr>
-                        <m:e>
-                          <m:r>
-                            <w:rPr>
-                              <w:rFonts w:ascii="Cambria Math" w:hAnsi="Cambria Math"/>
-                            </w:rPr>
-                            <m:t>s,T</m:t>
-                          </m:r>
-                        </m:e>
-                      </m:d>
-                    </m:e>
-                    <m:sup>
-                      <m:r>
-                        <w:rPr>
-                          <w:rFonts w:ascii="Cambria Math" w:hAnsi="Cambria Math"/>
-                        </w:rPr>
-                        <m:t>2</m:t>
-                      </m:r>
-                    </m:sup>
-                  </m:sSup>
-                </m:e>
-              </m:d>
-              <m:r>
-                <w:rPr>
-                  <w:rFonts w:ascii="Cambria Math" w:hAnsi="Cambria Math"/>
-                </w:rPr>
-                <m:t xml:space="preserve">ds </m:t>
-              </m:r>
-            </m:e>
-          </m:nary>
-          <m:r>
-            <w:rPr>
-              <w:rFonts w:ascii="Cambria Math" w:hAnsi="Cambria Math"/>
-            </w:rPr>
-            <m:t xml:space="preserve"> </m:t>
-          </m:r>
+            </m:num>
+            <m:den>
+              <m:r>
+                <w:rPr>
+                  <w:rFonts w:ascii="Cambria Math" w:hAnsi="Cambria Math"/>
+                  <w:sz w:val="24"/>
+                </w:rPr>
+                <m:t>κ</m:t>
+              </m:r>
+            </m:den>
+          </m:f>
         </m:oMath>
       </m:oMathPara>
     </w:p>
@@ -11376,13 +12279,195 @@
       <m:oMathPara>
         <m:oMath>
           <m:r>
+            <m:rPr>
+              <m:sty m:val="p"/>
+            </m:rPr>
             <w:rPr>
               <w:rFonts w:ascii="Cambria Math" w:hAnsi="Cambria Math"/>
+              <w:sz w:val="24"/>
             </w:rPr>
-            <m:t>T→Swaption SwapMaturity T</m:t>
+            <m:t>V</m:t>
           </m:r>
+          <m:d>
+            <m:dPr>
+              <m:ctrlPr>
+                <w:rPr>
+                  <w:rFonts w:ascii="Cambria Math" w:hAnsi="Cambria Math"/>
+                  <w:sz w:val="24"/>
+                </w:rPr>
+              </m:ctrlPr>
+            </m:dPr>
+            <m:e>
+              <m:r>
+                <m:rPr>
+                  <m:sty m:val="p"/>
+                </m:rPr>
+                <w:rPr>
+                  <w:rFonts w:ascii="Cambria Math" w:hAnsi="Cambria Math"/>
+                  <w:sz w:val="24"/>
+                </w:rPr>
+                <m:t>t,T</m:t>
+              </m:r>
+            </m:e>
+          </m:d>
+          <m:r>
+            <w:rPr>
+              <w:rFonts w:ascii="Cambria Math" w:hAnsi="Cambria Math"/>
+              <w:sz w:val="24"/>
+            </w:rPr>
+            <m:t>=</m:t>
+          </m:r>
+          <m:nary>
+            <m:naryPr>
+              <m:ctrlPr>
+                <w:rPr>
+                  <w:rFonts w:ascii="Cambria Math" w:hAnsi="Cambria Math"/>
+                  <w:sz w:val="24"/>
+                </w:rPr>
+              </m:ctrlPr>
+            </m:naryPr>
+            <m:sub>
+              <m:r>
+                <m:rPr>
+                  <m:sty m:val="p"/>
+                </m:rPr>
+                <w:rPr>
+                  <w:rFonts w:ascii="Cambria Math" w:hAnsi="Cambria Math"/>
+                  <w:sz w:val="24"/>
+                </w:rPr>
+                <m:t>t</m:t>
+              </m:r>
+            </m:sub>
+            <m:sup>
+              <m:r>
+                <m:rPr>
+                  <m:sty m:val="p"/>
+                </m:rPr>
+                <w:rPr>
+                  <w:rFonts w:ascii="Cambria Math" w:hAnsi="Cambria Math"/>
+                  <w:sz w:val="24"/>
+                </w:rPr>
+                <m:t>T</m:t>
+              </m:r>
+            </m:sup>
+            <m:e>
+              <m:sSup>
+                <m:sSupPr>
+                  <m:ctrlPr>
+                    <w:rPr>
+                      <w:rFonts w:ascii="Cambria Math" w:hAnsi="Cambria Math"/>
+                      <w:i/>
+                      <w:sz w:val="24"/>
+                    </w:rPr>
+                  </m:ctrlPr>
+                </m:sSupPr>
+                <m:e>
+                  <m:r>
+                    <w:rPr>
+                      <w:rFonts w:ascii="Cambria Math" w:hAnsi="Cambria Math"/>
+                      <w:sz w:val="24"/>
+                    </w:rPr>
+                    <m:t>σ</m:t>
+                  </m:r>
+                </m:e>
+                <m:sup>
+                  <m:r>
+                    <w:rPr>
+                      <w:rFonts w:ascii="Cambria Math" w:hAnsi="Cambria Math"/>
+                      <w:sz w:val="24"/>
+                    </w:rPr>
+                    <m:t>2</m:t>
+                  </m:r>
+                </m:sup>
+              </m:sSup>
+              <m:d>
+                <m:dPr>
+                  <m:ctrlPr>
+                    <w:rPr>
+                      <w:rFonts w:ascii="Cambria Math" w:hAnsi="Cambria Math"/>
+                      <w:i/>
+                      <w:sz w:val="24"/>
+                    </w:rPr>
+                  </m:ctrlPr>
+                </m:dPr>
+                <m:e>
+                  <m:r>
+                    <w:rPr>
+                      <w:rFonts w:ascii="Cambria Math" w:hAnsi="Cambria Math"/>
+                      <w:sz w:val="24"/>
+                    </w:rPr>
+                    <m:t>u</m:t>
+                  </m:r>
+                </m:e>
+              </m:d>
+              <m:sSup>
+                <m:sSupPr>
+                  <m:ctrlPr>
+                    <w:rPr>
+                      <w:rFonts w:ascii="Cambria Math" w:hAnsi="Cambria Math"/>
+                      <w:i/>
+                      <w:sz w:val="24"/>
+                    </w:rPr>
+                  </m:ctrlPr>
+                </m:sSupPr>
+                <m:e>
+                  <m:r>
+                    <w:rPr>
+                      <w:rFonts w:ascii="Cambria Math" w:hAnsi="Cambria Math"/>
+                      <w:sz w:val="24"/>
+                    </w:rPr>
+                    <m:t>B</m:t>
+                  </m:r>
+                </m:e>
+                <m:sup>
+                  <m:r>
+                    <w:rPr>
+                      <w:rFonts w:ascii="Cambria Math" w:hAnsi="Cambria Math"/>
+                      <w:sz w:val="24"/>
+                    </w:rPr>
+                    <m:t>2</m:t>
+                  </m:r>
+                </m:sup>
+              </m:sSup>
+              <m:d>
+                <m:dPr>
+                  <m:ctrlPr>
+                    <w:rPr>
+                      <w:rFonts w:ascii="Cambria Math" w:hAnsi="Cambria Math"/>
+                      <w:i/>
+                      <w:sz w:val="24"/>
+                    </w:rPr>
+                  </m:ctrlPr>
+                </m:dPr>
+                <m:e>
+                  <m:r>
+                    <w:rPr>
+                      <w:rFonts w:ascii="Cambria Math" w:hAnsi="Cambria Math"/>
+                      <w:sz w:val="24"/>
+                    </w:rPr>
+                    <m:t>u,T</m:t>
+                  </m:r>
+                </m:e>
+              </m:d>
+              <m:r>
+                <w:rPr>
+                  <w:rFonts w:ascii="Cambria Math" w:hAnsi="Cambria Math"/>
+                  <w:sz w:val="24"/>
+                </w:rPr>
+                <m:t>du</m:t>
+              </m:r>
+            </m:e>
+          </m:nary>
         </m:oMath>
       </m:oMathPara>
+    </w:p>
+    <w:p>
+      <w:pPr>
+        <w:ind w:leftChars="400" w:left="800"/>
+        <w:rPr>
+          <w:szCs w:val="20"/>
+        </w:rPr>
+      </w:pPr>
     </w:p>
     <w:p>
       <w:pPr>
@@ -11396,6 +12481,3175 @@
           <w:rFonts w:hint="eastAsia"/>
           <w:sz w:val="24"/>
         </w:rPr>
+        <w:t xml:space="preserve">따라서 위험 중립 측도에서 </w:t>
+      </w:r>
+      <m:oMath>
+        <m:r>
+          <m:rPr>
+            <m:sty m:val="p"/>
+          </m:rPr>
+          <w:rPr>
+            <w:rFonts w:ascii="Cambria Math" w:hAnsi="Cambria Math"/>
+            <w:sz w:val="24"/>
+          </w:rPr>
+          <m:t>P</m:t>
+        </m:r>
+        <m:d>
+          <m:dPr>
+            <m:ctrlPr>
+              <w:rPr>
+                <w:rFonts w:ascii="Cambria Math" w:hAnsi="Cambria Math"/>
+                <w:sz w:val="24"/>
+              </w:rPr>
+            </m:ctrlPr>
+          </m:dPr>
+          <m:e>
+            <m:r>
+              <m:rPr>
+                <m:sty m:val="p"/>
+              </m:rPr>
+              <w:rPr>
+                <w:rFonts w:ascii="Cambria Math" w:hAnsi="Cambria Math"/>
+                <w:sz w:val="24"/>
+              </w:rPr>
+              <m:t>t,T</m:t>
+            </m:r>
+          </m:e>
+        </m:d>
+      </m:oMath>
+      <w:r>
+        <w:rPr>
+          <w:rFonts w:hint="eastAsia"/>
+          <w:sz w:val="24"/>
+        </w:rPr>
+        <w:t>는 정규분포의 적률생성함수(</w:t>
+      </w:r>
+      <w:r>
+        <w:rPr>
+          <w:sz w:val="24"/>
+        </w:rPr>
+        <w:t>Moment Generate Function)</w:t>
+      </w:r>
+      <w:r>
+        <w:rPr>
+          <w:rFonts w:hint="eastAsia"/>
+          <w:sz w:val="24"/>
+        </w:rPr>
+        <w:t>에 따라 다음과 같다.</w:t>
+      </w:r>
+    </w:p>
+    <w:p>
+      <w:pPr>
+        <w:pStyle w:val="a3"/>
+        <w:numPr>
+          <w:ilvl w:val="0"/>
+          <w:numId w:val="7"/>
+        </w:numPr>
+        <w:ind w:leftChars="0"/>
+        <w:jc w:val="center"/>
+        <w:rPr>
+          <w:sz w:val="24"/>
+          <w:szCs w:val="24"/>
+        </w:rPr>
+      </w:pPr>
+      <m:oMath>
+        <m:r>
+          <m:rPr>
+            <m:sty m:val="p"/>
+          </m:rPr>
+          <w:rPr>
+            <w:rFonts w:ascii="Cambria Math" w:hAnsi="Cambria Math"/>
+            <w:sz w:val="24"/>
+            <w:szCs w:val="24"/>
+          </w:rPr>
+          <m:t>E</m:t>
+        </m:r>
+        <m:d>
+          <m:dPr>
+            <m:ctrlPr>
+              <w:rPr>
+                <w:rFonts w:ascii="Cambria Math" w:hAnsi="Cambria Math"/>
+                <w:sz w:val="24"/>
+                <w:szCs w:val="24"/>
+              </w:rPr>
+            </m:ctrlPr>
+          </m:dPr>
+          <m:e>
+            <m:sSup>
+              <m:sSupPr>
+                <m:ctrlPr>
+                  <w:rPr>
+                    <w:rFonts w:ascii="Cambria Math" w:hAnsi="Cambria Math"/>
+                    <w:sz w:val="24"/>
+                    <w:szCs w:val="24"/>
+                  </w:rPr>
+                </m:ctrlPr>
+              </m:sSupPr>
+              <m:e>
+                <m:r>
+                  <m:rPr>
+                    <m:sty m:val="p"/>
+                  </m:rPr>
+                  <w:rPr>
+                    <w:rFonts w:ascii="Cambria Math" w:hAnsi="Cambria Math"/>
+                    <w:sz w:val="24"/>
+                    <w:szCs w:val="24"/>
+                  </w:rPr>
+                  <m:t>e</m:t>
+                </m:r>
+              </m:e>
+              <m:sup>
+                <m:r>
+                  <m:rPr>
+                    <m:sty m:val="p"/>
+                  </m:rPr>
+                  <w:rPr>
+                    <w:rFonts w:ascii="Cambria Math" w:hAnsi="Cambria Math"/>
+                    <w:sz w:val="24"/>
+                    <w:szCs w:val="24"/>
+                  </w:rPr>
+                  <m:t>tx</m:t>
+                </m:r>
+              </m:sup>
+            </m:sSup>
+            <m:ctrlPr>
+              <w:rPr>
+                <w:rFonts w:ascii="Cambria Math" w:hAnsi="Cambria Math"/>
+                <w:i/>
+                <w:sz w:val="24"/>
+                <w:szCs w:val="24"/>
+              </w:rPr>
+            </m:ctrlPr>
+          </m:e>
+        </m:d>
+        <m:r>
+          <w:rPr>
+            <w:rFonts w:ascii="Cambria Math" w:hAnsi="Cambria Math"/>
+            <w:sz w:val="24"/>
+            <w:szCs w:val="24"/>
+          </w:rPr>
+          <m:t>=</m:t>
+        </m:r>
+        <m:sSup>
+          <m:sSupPr>
+            <m:ctrlPr>
+              <w:rPr>
+                <w:rFonts w:ascii="Cambria Math" w:hAnsi="Cambria Math"/>
+                <w:i/>
+                <w:sz w:val="24"/>
+                <w:szCs w:val="24"/>
+              </w:rPr>
+            </m:ctrlPr>
+          </m:sSupPr>
+          <m:e>
+            <m:r>
+              <w:rPr>
+                <w:rFonts w:ascii="Cambria Math" w:hAnsi="Cambria Math"/>
+                <w:sz w:val="24"/>
+                <w:szCs w:val="24"/>
+              </w:rPr>
+              <m:t>e</m:t>
+            </m:r>
+          </m:e>
+          <m:sup>
+            <m:r>
+              <w:rPr>
+                <w:rFonts w:ascii="Cambria Math" w:hAnsi="Cambria Math"/>
+                <w:sz w:val="24"/>
+                <w:szCs w:val="24"/>
+              </w:rPr>
+              <m:t>μt+</m:t>
+            </m:r>
+            <m:f>
+              <m:fPr>
+                <m:ctrlPr>
+                  <w:rPr>
+                    <w:rFonts w:ascii="Cambria Math" w:hAnsi="Cambria Math"/>
+                    <w:i/>
+                    <w:sz w:val="24"/>
+                    <w:szCs w:val="24"/>
+                  </w:rPr>
+                </m:ctrlPr>
+              </m:fPr>
+              <m:num>
+                <m:r>
+                  <w:rPr>
+                    <w:rFonts w:ascii="Cambria Math" w:hAnsi="Cambria Math"/>
+                    <w:sz w:val="24"/>
+                    <w:szCs w:val="24"/>
+                  </w:rPr>
+                  <m:t>1</m:t>
+                </m:r>
+              </m:num>
+              <m:den>
+                <m:r>
+                  <w:rPr>
+                    <w:rFonts w:ascii="Cambria Math" w:hAnsi="Cambria Math"/>
+                    <w:sz w:val="24"/>
+                    <w:szCs w:val="24"/>
+                  </w:rPr>
+                  <m:t>2</m:t>
+                </m:r>
+              </m:den>
+            </m:f>
+            <m:sSup>
+              <m:sSupPr>
+                <m:ctrlPr>
+                  <w:rPr>
+                    <w:rFonts w:ascii="Cambria Math" w:hAnsi="Cambria Math"/>
+                    <w:i/>
+                    <w:sz w:val="24"/>
+                    <w:szCs w:val="24"/>
+                  </w:rPr>
+                </m:ctrlPr>
+              </m:sSupPr>
+              <m:e>
+                <m:d>
+                  <m:dPr>
+                    <m:ctrlPr>
+                      <w:rPr>
+                        <w:rFonts w:ascii="Cambria Math" w:hAnsi="Cambria Math"/>
+                        <w:i/>
+                        <w:sz w:val="24"/>
+                        <w:szCs w:val="24"/>
+                      </w:rPr>
+                    </m:ctrlPr>
+                  </m:dPr>
+                  <m:e>
+                    <m:r>
+                      <w:rPr>
+                        <w:rFonts w:ascii="Cambria Math" w:hAnsi="Cambria Math"/>
+                        <w:sz w:val="24"/>
+                        <w:szCs w:val="24"/>
+                      </w:rPr>
+                      <m:t>σt</m:t>
+                    </m:r>
+                  </m:e>
+                </m:d>
+              </m:e>
+              <m:sup>
+                <m:r>
+                  <w:rPr>
+                    <w:rFonts w:ascii="Cambria Math" w:hAnsi="Cambria Math"/>
+                    <w:sz w:val="24"/>
+                    <w:szCs w:val="24"/>
+                  </w:rPr>
+                  <m:t>2</m:t>
+                </m:r>
+              </m:sup>
+            </m:sSup>
+          </m:sup>
+        </m:sSup>
+      </m:oMath>
+      <w:r>
+        <w:rPr>
+          <w:rFonts w:hint="eastAsia"/>
+          <w:sz w:val="24"/>
+          <w:szCs w:val="24"/>
+        </w:rPr>
+        <w:t xml:space="preserve"> MGF of Normal Distribution</w:t>
+      </w:r>
+      <w:r>
+        <w:rPr>
+          <w:sz w:val="24"/>
+          <w:szCs w:val="24"/>
+        </w:rPr>
+        <w:t xml:space="preserve"> </w:t>
+      </w:r>
+      <w:r>
+        <w:rPr>
+          <w:rFonts w:hint="eastAsia"/>
+          <w:sz w:val="24"/>
+          <w:szCs w:val="24"/>
+        </w:rPr>
+        <w:t>따라서,</w:t>
+      </w:r>
+    </w:p>
+    <w:p>
+      <w:pPr>
+        <w:ind w:leftChars="400" w:left="800"/>
+        <w:jc w:val="center"/>
+        <w:rPr>
+          <w:sz w:val="24"/>
+        </w:rPr>
+      </w:pPr>
+      <m:oMathPara>
+        <m:oMath>
+          <m:r>
+            <m:rPr>
+              <m:sty m:val="p"/>
+            </m:rPr>
+            <w:rPr>
+              <w:rFonts w:ascii="Cambria Math" w:hAnsi="Cambria Math"/>
+              <w:sz w:val="24"/>
+            </w:rPr>
+            <m:t>P</m:t>
+          </m:r>
+          <m:d>
+            <m:dPr>
+              <m:ctrlPr>
+                <w:rPr>
+                  <w:rFonts w:ascii="Cambria Math" w:hAnsi="Cambria Math"/>
+                  <w:sz w:val="24"/>
+                </w:rPr>
+              </m:ctrlPr>
+            </m:dPr>
+            <m:e>
+              <m:r>
+                <m:rPr>
+                  <m:sty m:val="p"/>
+                </m:rPr>
+                <w:rPr>
+                  <w:rFonts w:ascii="Cambria Math" w:hAnsi="Cambria Math"/>
+                  <w:sz w:val="24"/>
+                </w:rPr>
+                <m:t>t,T</m:t>
+              </m:r>
+            </m:e>
+          </m:d>
+          <m:r>
+            <m:rPr>
+              <m:sty m:val="p"/>
+            </m:rPr>
+            <w:rPr>
+              <w:rFonts w:ascii="Cambria Math" w:hAnsi="Cambria Math"/>
+              <w:sz w:val="24"/>
+            </w:rPr>
+            <m:t>=</m:t>
+          </m:r>
+          <m:acc>
+            <m:accPr>
+              <m:ctrlPr>
+                <w:rPr>
+                  <w:rFonts w:ascii="Cambria Math" w:hAnsi="Cambria Math"/>
+                  <w:sz w:val="24"/>
+                </w:rPr>
+              </m:ctrlPr>
+            </m:accPr>
+            <m:e>
+              <m:r>
+                <w:rPr>
+                  <w:rFonts w:ascii="Cambria Math" w:hAnsi="Cambria Math"/>
+                  <w:sz w:val="24"/>
+                </w:rPr>
+                <m:t>E</m:t>
+              </m:r>
+            </m:e>
+          </m:acc>
+          <m:d>
+            <m:dPr>
+              <m:ctrlPr>
+                <w:rPr>
+                  <w:rFonts w:ascii="Cambria Math" w:hAnsi="Cambria Math"/>
+                  <w:sz w:val="24"/>
+                </w:rPr>
+              </m:ctrlPr>
+            </m:dPr>
+            <m:e>
+              <m:sSup>
+                <m:sSupPr>
+                  <m:ctrlPr>
+                    <w:rPr>
+                      <w:rFonts w:ascii="Cambria Math" w:hAnsi="Cambria Math"/>
+                      <w:sz w:val="24"/>
+                    </w:rPr>
+                  </m:ctrlPr>
+                </m:sSupPr>
+                <m:e>
+                  <m:r>
+                    <m:rPr>
+                      <m:sty m:val="p"/>
+                    </m:rPr>
+                    <w:rPr>
+                      <w:rFonts w:ascii="Cambria Math" w:hAnsi="Cambria Math"/>
+                      <w:sz w:val="24"/>
+                    </w:rPr>
+                    <m:t>e</m:t>
+                  </m:r>
+                </m:e>
+                <m:sup>
+                  <m:r>
+                    <w:rPr>
+                      <w:rFonts w:ascii="Cambria Math" w:hAnsi="Cambria Math"/>
+                      <w:sz w:val="24"/>
+                    </w:rPr>
+                    <m:t>-</m:t>
+                  </m:r>
+                  <m:nary>
+                    <m:naryPr>
+                      <m:ctrlPr>
+                        <w:rPr>
+                          <w:rFonts w:ascii="Cambria Math" w:hAnsi="Cambria Math"/>
+                          <w:sz w:val="24"/>
+                        </w:rPr>
+                      </m:ctrlPr>
+                    </m:naryPr>
+                    <m:sub>
+                      <m:r>
+                        <m:rPr>
+                          <m:sty m:val="p"/>
+                        </m:rPr>
+                        <w:rPr>
+                          <w:rFonts w:ascii="Cambria Math" w:hAnsi="Cambria Math"/>
+                          <w:sz w:val="24"/>
+                        </w:rPr>
+                        <m:t>t</m:t>
+                      </m:r>
+                    </m:sub>
+                    <m:sup>
+                      <m:r>
+                        <m:rPr>
+                          <m:sty m:val="p"/>
+                        </m:rPr>
+                        <w:rPr>
+                          <w:rFonts w:ascii="Cambria Math" w:hAnsi="Cambria Math"/>
+                          <w:sz w:val="24"/>
+                        </w:rPr>
+                        <m:t>T</m:t>
+                      </m:r>
+                    </m:sup>
+                    <m:e>
+                      <m:r>
+                        <w:rPr>
+                          <w:rFonts w:ascii="Cambria Math" w:hAnsi="Cambria Math"/>
+                          <w:sz w:val="24"/>
+                        </w:rPr>
+                        <m:t>α</m:t>
+                      </m:r>
+                      <m:d>
+                        <m:dPr>
+                          <m:ctrlPr>
+                            <w:rPr>
+                              <w:rFonts w:ascii="Cambria Math" w:hAnsi="Cambria Math"/>
+                              <w:i/>
+                              <w:sz w:val="24"/>
+                            </w:rPr>
+                          </m:ctrlPr>
+                        </m:dPr>
+                        <m:e>
+                          <m:r>
+                            <w:rPr>
+                              <w:rFonts w:ascii="Cambria Math" w:hAnsi="Cambria Math"/>
+                              <w:sz w:val="24"/>
+                            </w:rPr>
+                            <m:t>u</m:t>
+                          </m:r>
+                        </m:e>
+                      </m:d>
+                      <m:r>
+                        <w:rPr>
+                          <w:rFonts w:ascii="Cambria Math" w:hAnsi="Cambria Math"/>
+                          <w:sz w:val="24"/>
+                        </w:rPr>
+                        <m:t>du</m:t>
+                      </m:r>
+                    </m:e>
+                  </m:nary>
+                  <m:r>
+                    <w:rPr>
+                      <w:rFonts w:ascii="Cambria Math" w:hAnsi="Cambria Math"/>
+                      <w:sz w:val="24"/>
+                    </w:rPr>
+                    <m:t>-x</m:t>
+                  </m:r>
+                  <m:d>
+                    <m:dPr>
+                      <m:ctrlPr>
+                        <w:rPr>
+                          <w:rFonts w:ascii="Cambria Math" w:hAnsi="Cambria Math"/>
+                          <w:i/>
+                          <w:sz w:val="24"/>
+                        </w:rPr>
+                      </m:ctrlPr>
+                    </m:dPr>
+                    <m:e>
+                      <m:r>
+                        <w:rPr>
+                          <w:rFonts w:ascii="Cambria Math" w:hAnsi="Cambria Math"/>
+                          <w:sz w:val="24"/>
+                        </w:rPr>
+                        <m:t>t</m:t>
+                      </m:r>
+                    </m:e>
+                  </m:d>
+                  <m:r>
+                    <w:rPr>
+                      <w:rFonts w:ascii="Cambria Math" w:hAnsi="Cambria Math"/>
+                      <w:sz w:val="24"/>
+                    </w:rPr>
+                    <m:t>B</m:t>
+                  </m:r>
+                  <m:d>
+                    <m:dPr>
+                      <m:ctrlPr>
+                        <w:rPr>
+                          <w:rFonts w:ascii="Cambria Math" w:hAnsi="Cambria Math"/>
+                          <w:i/>
+                          <w:sz w:val="24"/>
+                        </w:rPr>
+                      </m:ctrlPr>
+                    </m:dPr>
+                    <m:e>
+                      <m:r>
+                        <w:rPr>
+                          <w:rFonts w:ascii="Cambria Math" w:hAnsi="Cambria Math"/>
+                          <w:sz w:val="24"/>
+                        </w:rPr>
+                        <m:t>t,T</m:t>
+                      </m:r>
+                    </m:e>
+                  </m:d>
+                  <m:r>
+                    <w:rPr>
+                      <w:rFonts w:ascii="Cambria Math" w:hAnsi="Cambria Math"/>
+                      <w:sz w:val="24"/>
+                    </w:rPr>
+                    <m:t>+</m:t>
+                  </m:r>
+                  <m:f>
+                    <m:fPr>
+                      <m:ctrlPr>
+                        <w:rPr>
+                          <w:rFonts w:ascii="Cambria Math" w:hAnsi="Cambria Math"/>
+                          <w:i/>
+                          <w:sz w:val="24"/>
+                        </w:rPr>
+                      </m:ctrlPr>
+                    </m:fPr>
+                    <m:num>
+                      <m:r>
+                        <w:rPr>
+                          <w:rFonts w:ascii="Cambria Math" w:hAnsi="Cambria Math"/>
+                          <w:sz w:val="24"/>
+                        </w:rPr>
+                        <m:t>1</m:t>
+                      </m:r>
+                    </m:num>
+                    <m:den>
+                      <m:r>
+                        <w:rPr>
+                          <w:rFonts w:ascii="Cambria Math" w:hAnsi="Cambria Math"/>
+                          <w:sz w:val="24"/>
+                        </w:rPr>
+                        <m:t>2</m:t>
+                      </m:r>
+                    </m:den>
+                  </m:f>
+                  <m:r>
+                    <w:rPr>
+                      <w:rFonts w:ascii="Cambria Math" w:hAnsi="Cambria Math"/>
+                      <w:sz w:val="24"/>
+                    </w:rPr>
+                    <m:t>V</m:t>
+                  </m:r>
+                  <m:d>
+                    <m:dPr>
+                      <m:ctrlPr>
+                        <w:rPr>
+                          <w:rFonts w:ascii="Cambria Math" w:hAnsi="Cambria Math"/>
+                          <w:i/>
+                          <w:sz w:val="24"/>
+                        </w:rPr>
+                      </m:ctrlPr>
+                    </m:dPr>
+                    <m:e>
+                      <m:r>
+                        <w:rPr>
+                          <w:rFonts w:ascii="Cambria Math" w:hAnsi="Cambria Math"/>
+                          <w:sz w:val="24"/>
+                        </w:rPr>
+                        <m:t>t,T</m:t>
+                      </m:r>
+                    </m:e>
+                  </m:d>
+                </m:sup>
+              </m:sSup>
+              <m:ctrlPr>
+                <w:rPr>
+                  <w:rFonts w:ascii="Cambria Math" w:hAnsi="Cambria Math"/>
+                  <w:i/>
+                  <w:sz w:val="24"/>
+                </w:rPr>
+              </m:ctrlPr>
+            </m:e>
+          </m:d>
+        </m:oMath>
+      </m:oMathPara>
+    </w:p>
+    <w:p>
+      <w:pPr>
+        <w:ind w:leftChars="400" w:left="800"/>
+        <w:jc w:val="left"/>
+        <w:rPr>
+          <w:sz w:val="24"/>
+          <w:szCs w:val="24"/>
+        </w:rPr>
+      </w:pPr>
+    </w:p>
+    <w:p>
+      <w:pPr>
+        <w:ind w:leftChars="400" w:left="800"/>
+        <w:jc w:val="left"/>
+        <w:rPr>
+          <w:sz w:val="24"/>
+          <w:szCs w:val="24"/>
+        </w:rPr>
+      </w:pPr>
+      <w:r>
+        <w:rPr>
+          <w:rFonts w:hint="eastAsia"/>
+          <w:sz w:val="24"/>
+          <w:szCs w:val="24"/>
+        </w:rPr>
+        <w:t>0시점 시장에서 관측된 만</w:t>
+      </w:r>
+      <w:r>
+        <w:rPr>
+          <w:rFonts w:hint="eastAsia"/>
+          <w:sz w:val="24"/>
+          <w:szCs w:val="24"/>
+        </w:rPr>
+        <w:t>기</w:t>
+      </w:r>
+      <w:r>
+        <w:rPr>
+          <w:rFonts w:hint="eastAsia"/>
+          <w:sz w:val="24"/>
+          <w:szCs w:val="24"/>
+        </w:rPr>
+        <w:t xml:space="preserve"> </w:t>
+      </w:r>
+      <w:r>
+        <w:rPr>
+          <w:sz w:val="24"/>
+          <w:szCs w:val="24"/>
+        </w:rPr>
+        <w:t>T</w:t>
+      </w:r>
+      <w:r>
+        <w:rPr>
+          <w:rFonts w:hint="eastAsia"/>
+          <w:sz w:val="24"/>
+          <w:szCs w:val="24"/>
+        </w:rPr>
+        <w:t xml:space="preserve">인 </w:t>
+      </w:r>
+      <w:r>
+        <w:rPr>
+          <w:sz w:val="24"/>
+          <w:szCs w:val="24"/>
+        </w:rPr>
+        <w:t>Zero Bond</w:t>
+      </w:r>
+      <w:r>
+        <w:rPr>
+          <w:rFonts w:hint="eastAsia"/>
+          <w:sz w:val="24"/>
+          <w:szCs w:val="24"/>
+        </w:rPr>
+        <w:t xml:space="preserve"> </w:t>
+      </w:r>
+      <m:oMath>
+        <m:sSup>
+          <m:sSupPr>
+            <m:ctrlPr>
+              <w:rPr>
+                <w:rFonts w:ascii="Cambria Math" w:hAnsi="Cambria Math"/>
+                <w:sz w:val="24"/>
+                <w:szCs w:val="24"/>
+              </w:rPr>
+            </m:ctrlPr>
+          </m:sSupPr>
+          <m:e>
+            <m:r>
+              <w:rPr>
+                <w:rFonts w:ascii="Cambria Math" w:hAnsi="Cambria Math"/>
+                <w:sz w:val="24"/>
+                <w:szCs w:val="24"/>
+              </w:rPr>
+              <m:t>P</m:t>
+            </m:r>
+          </m:e>
+          <m:sup>
+            <m:r>
+              <m:rPr>
+                <m:sty m:val="p"/>
+              </m:rPr>
+              <w:rPr>
+                <w:rFonts w:ascii="Cambria Math" w:hAnsi="Cambria Math"/>
+                <w:sz w:val="24"/>
+                <w:szCs w:val="24"/>
+              </w:rPr>
+              <m:t>M</m:t>
+            </m:r>
+          </m:sup>
+        </m:sSup>
+        <m:d>
+          <m:dPr>
+            <m:ctrlPr>
+              <w:rPr>
+                <w:rFonts w:ascii="Cambria Math" w:hAnsi="Cambria Math"/>
+                <w:i/>
+                <w:sz w:val="24"/>
+                <w:szCs w:val="24"/>
+              </w:rPr>
+            </m:ctrlPr>
+          </m:dPr>
+          <m:e>
+            <m:r>
+              <w:rPr>
+                <w:rFonts w:ascii="Cambria Math" w:hAnsi="Cambria Math"/>
+                <w:sz w:val="24"/>
+                <w:szCs w:val="24"/>
+              </w:rPr>
+              <m:t>0,T</m:t>
+            </m:r>
+          </m:e>
+        </m:d>
+      </m:oMath>
+      <w:r>
+        <w:rPr>
+          <w:rFonts w:hint="eastAsia"/>
+          <w:sz w:val="24"/>
+          <w:szCs w:val="24"/>
+        </w:rPr>
+        <w:t>가 다음을 만족한다.</w:t>
+      </w:r>
+    </w:p>
+    <w:p>
+      <w:pPr>
+        <w:ind w:leftChars="400" w:left="800"/>
+        <w:jc w:val="left"/>
+        <w:rPr>
+          <w:sz w:val="24"/>
+          <w:szCs w:val="24"/>
+        </w:rPr>
+      </w:pPr>
+      <m:oMathPara>
+        <m:oMath>
+          <m:sSup>
+            <m:sSupPr>
+              <m:ctrlPr>
+                <w:rPr>
+                  <w:rFonts w:ascii="Cambria Math" w:hAnsi="Cambria Math"/>
+                  <w:sz w:val="24"/>
+                  <w:szCs w:val="24"/>
+                </w:rPr>
+              </m:ctrlPr>
+            </m:sSupPr>
+            <m:e>
+              <m:r>
+                <m:rPr>
+                  <m:sty m:val="p"/>
+                </m:rPr>
+                <w:rPr>
+                  <w:rFonts w:ascii="Cambria Math" w:hAnsi="Cambria Math"/>
+                  <w:sz w:val="24"/>
+                  <w:szCs w:val="24"/>
+                </w:rPr>
+                <m:t>P</m:t>
+              </m:r>
+            </m:e>
+            <m:sup>
+              <m:r>
+                <m:rPr>
+                  <m:sty m:val="p"/>
+                </m:rPr>
+                <w:rPr>
+                  <w:rFonts w:ascii="Cambria Math" w:hAnsi="Cambria Math"/>
+                  <w:sz w:val="24"/>
+                  <w:szCs w:val="24"/>
+                </w:rPr>
+                <m:t>M</m:t>
+              </m:r>
+            </m:sup>
+          </m:sSup>
+          <m:d>
+            <m:dPr>
+              <m:ctrlPr>
+                <w:rPr>
+                  <w:rFonts w:ascii="Cambria Math" w:hAnsi="Cambria Math"/>
+                  <w:i/>
+                  <w:sz w:val="24"/>
+                  <w:szCs w:val="24"/>
+                </w:rPr>
+              </m:ctrlPr>
+            </m:dPr>
+            <m:e>
+              <m:r>
+                <w:rPr>
+                  <w:rFonts w:ascii="Cambria Math" w:hAnsi="Cambria Math"/>
+                  <w:sz w:val="24"/>
+                  <w:szCs w:val="24"/>
+                </w:rPr>
+                <m:t>0,T</m:t>
+              </m:r>
+            </m:e>
+          </m:d>
+          <m:r>
+            <w:rPr>
+              <w:rFonts w:ascii="Cambria Math" w:hAnsi="Cambria Math"/>
+              <w:sz w:val="24"/>
+              <w:szCs w:val="24"/>
+            </w:rPr>
+            <m:t>=</m:t>
+          </m:r>
+          <m:sSup>
+            <m:sSupPr>
+              <m:ctrlPr>
+                <w:rPr>
+                  <w:rFonts w:ascii="Cambria Math" w:hAnsi="Cambria Math"/>
+                  <w:sz w:val="24"/>
+                  <w:szCs w:val="24"/>
+                </w:rPr>
+              </m:ctrlPr>
+            </m:sSupPr>
+            <m:e>
+              <m:r>
+                <m:rPr>
+                  <m:sty m:val="p"/>
+                </m:rPr>
+                <w:rPr>
+                  <w:rFonts w:ascii="Cambria Math" w:hAnsi="Cambria Math"/>
+                  <w:sz w:val="24"/>
+                  <w:szCs w:val="24"/>
+                </w:rPr>
+                <m:t>e</m:t>
+              </m:r>
+            </m:e>
+            <m:sup>
+              <m:r>
+                <w:rPr>
+                  <w:rFonts w:ascii="Cambria Math" w:hAnsi="Cambria Math"/>
+                  <w:sz w:val="24"/>
+                  <w:szCs w:val="24"/>
+                </w:rPr>
+                <m:t>-</m:t>
+              </m:r>
+              <m:nary>
+                <m:naryPr>
+                  <m:ctrlPr>
+                    <w:rPr>
+                      <w:rFonts w:ascii="Cambria Math" w:hAnsi="Cambria Math"/>
+                      <w:sz w:val="24"/>
+                      <w:szCs w:val="24"/>
+                    </w:rPr>
+                  </m:ctrlPr>
+                </m:naryPr>
+                <m:sub>
+                  <m:r>
+                    <m:rPr>
+                      <m:sty m:val="p"/>
+                    </m:rPr>
+                    <w:rPr>
+                      <w:rFonts w:ascii="Cambria Math" w:hAnsi="Cambria Math"/>
+                      <w:sz w:val="24"/>
+                      <w:szCs w:val="24"/>
+                    </w:rPr>
+                    <m:t>0</m:t>
+                  </m:r>
+                </m:sub>
+                <m:sup>
+                  <m:r>
+                    <m:rPr>
+                      <m:sty m:val="p"/>
+                    </m:rPr>
+                    <w:rPr>
+                      <w:rFonts w:ascii="Cambria Math" w:hAnsi="Cambria Math"/>
+                      <w:sz w:val="24"/>
+                      <w:szCs w:val="24"/>
+                    </w:rPr>
+                    <m:t>T</m:t>
+                  </m:r>
+                </m:sup>
+                <m:e>
+                  <m:r>
+                    <w:rPr>
+                      <w:rFonts w:ascii="Cambria Math" w:hAnsi="Cambria Math"/>
+                      <w:sz w:val="24"/>
+                      <w:szCs w:val="24"/>
+                    </w:rPr>
+                    <m:t>α</m:t>
+                  </m:r>
+                  <m:d>
+                    <m:dPr>
+                      <m:ctrlPr>
+                        <w:rPr>
+                          <w:rFonts w:ascii="Cambria Math" w:hAnsi="Cambria Math"/>
+                          <w:i/>
+                          <w:sz w:val="24"/>
+                          <w:szCs w:val="24"/>
+                        </w:rPr>
+                      </m:ctrlPr>
+                    </m:dPr>
+                    <m:e>
+                      <m:r>
+                        <w:rPr>
+                          <w:rFonts w:ascii="Cambria Math" w:hAnsi="Cambria Math"/>
+                          <w:sz w:val="24"/>
+                          <w:szCs w:val="24"/>
+                        </w:rPr>
+                        <m:t>u</m:t>
+                      </m:r>
+                    </m:e>
+                  </m:d>
+                  <m:r>
+                    <w:rPr>
+                      <w:rFonts w:ascii="Cambria Math" w:hAnsi="Cambria Math"/>
+                      <w:sz w:val="24"/>
+                      <w:szCs w:val="24"/>
+                    </w:rPr>
+                    <m:t>du</m:t>
+                  </m:r>
+                </m:e>
+              </m:nary>
+              <m:r>
+                <w:rPr>
+                  <w:rFonts w:ascii="Cambria Math" w:hAnsi="Cambria Math"/>
+                  <w:sz w:val="24"/>
+                  <w:szCs w:val="24"/>
+                </w:rPr>
+                <m:t>+</m:t>
+              </m:r>
+              <m:f>
+                <m:fPr>
+                  <m:ctrlPr>
+                    <w:rPr>
+                      <w:rFonts w:ascii="Cambria Math" w:hAnsi="Cambria Math"/>
+                      <w:i/>
+                      <w:sz w:val="24"/>
+                      <w:szCs w:val="24"/>
+                    </w:rPr>
+                  </m:ctrlPr>
+                </m:fPr>
+                <m:num>
+                  <m:r>
+                    <w:rPr>
+                      <w:rFonts w:ascii="Cambria Math" w:hAnsi="Cambria Math"/>
+                      <w:sz w:val="24"/>
+                      <w:szCs w:val="24"/>
+                    </w:rPr>
+                    <m:t>1</m:t>
+                  </m:r>
+                </m:num>
+                <m:den>
+                  <m:r>
+                    <w:rPr>
+                      <w:rFonts w:ascii="Cambria Math" w:hAnsi="Cambria Math"/>
+                      <w:sz w:val="24"/>
+                      <w:szCs w:val="24"/>
+                    </w:rPr>
+                    <m:t>2</m:t>
+                  </m:r>
+                </m:den>
+              </m:f>
+              <m:r>
+                <w:rPr>
+                  <w:rFonts w:ascii="Cambria Math" w:hAnsi="Cambria Math"/>
+                  <w:sz w:val="24"/>
+                  <w:szCs w:val="24"/>
+                </w:rPr>
+                <m:t>V</m:t>
+              </m:r>
+              <m:d>
+                <m:dPr>
+                  <m:ctrlPr>
+                    <w:rPr>
+                      <w:rFonts w:ascii="Cambria Math" w:hAnsi="Cambria Math"/>
+                      <w:i/>
+                      <w:sz w:val="24"/>
+                      <w:szCs w:val="24"/>
+                    </w:rPr>
+                  </m:ctrlPr>
+                </m:dPr>
+                <m:e>
+                  <m:r>
+                    <w:rPr>
+                      <w:rFonts w:ascii="Cambria Math" w:hAnsi="Cambria Math"/>
+                      <w:sz w:val="24"/>
+                      <w:szCs w:val="24"/>
+                    </w:rPr>
+                    <m:t>0,T</m:t>
+                  </m:r>
+                </m:e>
+              </m:d>
+            </m:sup>
+          </m:sSup>
+        </m:oMath>
+      </m:oMathPara>
+    </w:p>
+    <w:p>
+      <w:pPr>
+        <w:ind w:leftChars="400" w:left="800"/>
+        <w:jc w:val="left"/>
+        <w:rPr>
+          <w:sz w:val="24"/>
+          <w:szCs w:val="24"/>
+        </w:rPr>
+      </w:pPr>
+      <m:oMathPara>
+        <m:oMath>
+          <m:sSup>
+            <m:sSupPr>
+              <m:ctrlPr>
+                <w:rPr>
+                  <w:rFonts w:ascii="Cambria Math" w:hAnsi="Cambria Math"/>
+                  <w:sz w:val="24"/>
+                  <w:szCs w:val="24"/>
+                </w:rPr>
+              </m:ctrlPr>
+            </m:sSupPr>
+            <m:e>
+              <m:r>
+                <m:rPr>
+                  <m:sty m:val="p"/>
+                </m:rPr>
+                <w:rPr>
+                  <w:rFonts w:ascii="Cambria Math" w:hAnsi="Cambria Math"/>
+                  <w:sz w:val="24"/>
+                  <w:szCs w:val="24"/>
+                </w:rPr>
+                <m:t>e</m:t>
+              </m:r>
+            </m:e>
+            <m:sup>
+              <m:r>
+                <w:rPr>
+                  <w:rFonts w:ascii="Cambria Math" w:hAnsi="Cambria Math"/>
+                  <w:sz w:val="24"/>
+                  <w:szCs w:val="24"/>
+                </w:rPr>
+                <m:t>-</m:t>
+              </m:r>
+              <m:nary>
+                <m:naryPr>
+                  <m:ctrlPr>
+                    <w:rPr>
+                      <w:rFonts w:ascii="Cambria Math" w:hAnsi="Cambria Math"/>
+                      <w:sz w:val="24"/>
+                      <w:szCs w:val="24"/>
+                    </w:rPr>
+                  </m:ctrlPr>
+                </m:naryPr>
+                <m:sub>
+                  <m:r>
+                    <m:rPr>
+                      <m:sty m:val="p"/>
+                    </m:rPr>
+                    <w:rPr>
+                      <w:rFonts w:ascii="Cambria Math" w:hAnsi="Cambria Math"/>
+                      <w:sz w:val="24"/>
+                      <w:szCs w:val="24"/>
+                    </w:rPr>
+                    <m:t>0</m:t>
+                  </m:r>
+                </m:sub>
+                <m:sup>
+                  <m:r>
+                    <m:rPr>
+                      <m:sty m:val="p"/>
+                    </m:rPr>
+                    <w:rPr>
+                      <w:rFonts w:ascii="Cambria Math" w:hAnsi="Cambria Math"/>
+                      <w:sz w:val="24"/>
+                      <w:szCs w:val="24"/>
+                    </w:rPr>
+                    <m:t>T</m:t>
+                  </m:r>
+                </m:sup>
+                <m:e>
+                  <m:r>
+                    <w:rPr>
+                      <w:rFonts w:ascii="Cambria Math" w:hAnsi="Cambria Math"/>
+                      <w:sz w:val="24"/>
+                      <w:szCs w:val="24"/>
+                    </w:rPr>
+                    <m:t>α</m:t>
+                  </m:r>
+                  <m:d>
+                    <m:dPr>
+                      <m:ctrlPr>
+                        <w:rPr>
+                          <w:rFonts w:ascii="Cambria Math" w:hAnsi="Cambria Math"/>
+                          <w:i/>
+                          <w:sz w:val="24"/>
+                          <w:szCs w:val="24"/>
+                        </w:rPr>
+                      </m:ctrlPr>
+                    </m:dPr>
+                    <m:e>
+                      <m:r>
+                        <w:rPr>
+                          <w:rFonts w:ascii="Cambria Math" w:hAnsi="Cambria Math"/>
+                          <w:sz w:val="24"/>
+                          <w:szCs w:val="24"/>
+                        </w:rPr>
+                        <m:t>u</m:t>
+                      </m:r>
+                    </m:e>
+                  </m:d>
+                  <m:r>
+                    <w:rPr>
+                      <w:rFonts w:ascii="Cambria Math" w:hAnsi="Cambria Math"/>
+                      <w:sz w:val="24"/>
+                      <w:szCs w:val="24"/>
+                    </w:rPr>
+                    <m:t>du</m:t>
+                  </m:r>
+                </m:e>
+              </m:nary>
+            </m:sup>
+          </m:sSup>
+          <m:r>
+            <m:rPr>
+              <m:sty m:val="p"/>
+            </m:rPr>
+            <w:rPr>
+              <w:rFonts w:ascii="Cambria Math" w:hAnsi="Cambria Math"/>
+              <w:sz w:val="24"/>
+              <w:szCs w:val="24"/>
+            </w:rPr>
+            <m:t>=</m:t>
+          </m:r>
+          <m:sSup>
+            <m:sSupPr>
+              <m:ctrlPr>
+                <w:rPr>
+                  <w:rFonts w:ascii="Cambria Math" w:hAnsi="Cambria Math"/>
+                  <w:sz w:val="24"/>
+                  <w:szCs w:val="24"/>
+                </w:rPr>
+              </m:ctrlPr>
+            </m:sSupPr>
+            <m:e>
+              <m:r>
+                <m:rPr>
+                  <m:sty m:val="p"/>
+                </m:rPr>
+                <w:rPr>
+                  <w:rFonts w:ascii="Cambria Math" w:hAnsi="Cambria Math"/>
+                  <w:sz w:val="24"/>
+                  <w:szCs w:val="24"/>
+                </w:rPr>
+                <m:t>P</m:t>
+              </m:r>
+            </m:e>
+            <m:sup>
+              <m:r>
+                <m:rPr>
+                  <m:sty m:val="p"/>
+                </m:rPr>
+                <w:rPr>
+                  <w:rFonts w:ascii="Cambria Math" w:hAnsi="Cambria Math"/>
+                  <w:sz w:val="24"/>
+                  <w:szCs w:val="24"/>
+                </w:rPr>
+                <m:t>M</m:t>
+              </m:r>
+            </m:sup>
+          </m:sSup>
+          <m:d>
+            <m:dPr>
+              <m:ctrlPr>
+                <w:rPr>
+                  <w:rFonts w:ascii="Cambria Math" w:hAnsi="Cambria Math"/>
+                  <w:i/>
+                  <w:sz w:val="24"/>
+                  <w:szCs w:val="24"/>
+                </w:rPr>
+              </m:ctrlPr>
+            </m:dPr>
+            <m:e>
+              <m:r>
+                <w:rPr>
+                  <w:rFonts w:ascii="Cambria Math" w:hAnsi="Cambria Math"/>
+                  <w:sz w:val="24"/>
+                  <w:szCs w:val="24"/>
+                </w:rPr>
+                <m:t>0,T</m:t>
+              </m:r>
+            </m:e>
+          </m:d>
+          <m:sSup>
+            <m:sSupPr>
+              <m:ctrlPr>
+                <w:rPr>
+                  <w:rFonts w:ascii="Cambria Math" w:hAnsi="Cambria Math"/>
+                  <w:sz w:val="24"/>
+                  <w:szCs w:val="24"/>
+                </w:rPr>
+              </m:ctrlPr>
+            </m:sSupPr>
+            <m:e>
+              <m:r>
+                <m:rPr>
+                  <m:sty m:val="p"/>
+                </m:rPr>
+                <w:rPr>
+                  <w:rFonts w:ascii="Cambria Math" w:hAnsi="Cambria Math"/>
+                  <w:sz w:val="24"/>
+                  <w:szCs w:val="24"/>
+                </w:rPr>
+                <m:t>e</m:t>
+              </m:r>
+            </m:e>
+            <m:sup>
+              <m:r>
+                <w:rPr>
+                  <w:rFonts w:ascii="Cambria Math" w:hAnsi="Cambria Math"/>
+                  <w:sz w:val="24"/>
+                  <w:szCs w:val="24"/>
+                </w:rPr>
+                <m:t>-</m:t>
+              </m:r>
+              <m:f>
+                <m:fPr>
+                  <m:ctrlPr>
+                    <w:rPr>
+                      <w:rFonts w:ascii="Cambria Math" w:hAnsi="Cambria Math"/>
+                      <w:i/>
+                      <w:sz w:val="24"/>
+                      <w:szCs w:val="24"/>
+                    </w:rPr>
+                  </m:ctrlPr>
+                </m:fPr>
+                <m:num>
+                  <m:r>
+                    <w:rPr>
+                      <w:rFonts w:ascii="Cambria Math" w:hAnsi="Cambria Math"/>
+                      <w:sz w:val="24"/>
+                      <w:szCs w:val="24"/>
+                    </w:rPr>
+                    <m:t>1</m:t>
+                  </m:r>
+                </m:num>
+                <m:den>
+                  <m:r>
+                    <w:rPr>
+                      <w:rFonts w:ascii="Cambria Math" w:hAnsi="Cambria Math"/>
+                      <w:sz w:val="24"/>
+                      <w:szCs w:val="24"/>
+                    </w:rPr>
+                    <m:t>2</m:t>
+                  </m:r>
+                </m:den>
+              </m:f>
+              <m:r>
+                <w:rPr>
+                  <w:rFonts w:ascii="Cambria Math" w:hAnsi="Cambria Math"/>
+                  <w:sz w:val="24"/>
+                  <w:szCs w:val="24"/>
+                </w:rPr>
+                <m:t>V</m:t>
+              </m:r>
+              <m:d>
+                <m:dPr>
+                  <m:ctrlPr>
+                    <w:rPr>
+                      <w:rFonts w:ascii="Cambria Math" w:hAnsi="Cambria Math"/>
+                      <w:i/>
+                      <w:sz w:val="24"/>
+                      <w:szCs w:val="24"/>
+                    </w:rPr>
+                  </m:ctrlPr>
+                </m:dPr>
+                <m:e>
+                  <m:r>
+                    <w:rPr>
+                      <w:rFonts w:ascii="Cambria Math" w:hAnsi="Cambria Math"/>
+                      <w:sz w:val="24"/>
+                      <w:szCs w:val="24"/>
+                    </w:rPr>
+                    <m:t>0,T</m:t>
+                  </m:r>
+                </m:e>
+              </m:d>
+            </m:sup>
+          </m:sSup>
+        </m:oMath>
+      </m:oMathPara>
+    </w:p>
+    <w:p>
+      <w:pPr>
+        <w:ind w:leftChars="400" w:left="800"/>
+        <w:jc w:val="left"/>
+        <w:rPr>
+          <w:sz w:val="24"/>
+          <w:szCs w:val="24"/>
+        </w:rPr>
+      </w:pPr>
+      <w:r>
+        <w:rPr>
+          <w:rFonts w:hint="eastAsia"/>
+          <w:sz w:val="24"/>
+          <w:szCs w:val="24"/>
+        </w:rPr>
+        <w:t>따라서</w:t>
+      </w:r>
+    </w:p>
+    <w:p>
+      <w:pPr>
+        <w:ind w:leftChars="400" w:left="800"/>
+        <w:jc w:val="left"/>
+        <w:rPr>
+          <w:sz w:val="24"/>
+          <w:szCs w:val="24"/>
+        </w:rPr>
+      </w:pPr>
+      <m:oMathPara>
+        <m:oMathParaPr>
+          <m:jc m:val="left"/>
+        </m:oMathParaPr>
+        <m:oMath>
+          <m:sSup>
+            <m:sSupPr>
+              <m:ctrlPr>
+                <w:rPr>
+                  <w:rFonts w:ascii="Cambria Math" w:hAnsi="Cambria Math"/>
+                  <w:sz w:val="24"/>
+                  <w:szCs w:val="24"/>
+                </w:rPr>
+              </m:ctrlPr>
+            </m:sSupPr>
+            <m:e>
+              <m:r>
+                <m:rPr>
+                  <m:sty m:val="p"/>
+                </m:rPr>
+                <w:rPr>
+                  <w:rFonts w:ascii="Cambria Math" w:hAnsi="Cambria Math"/>
+                  <w:sz w:val="24"/>
+                  <w:szCs w:val="24"/>
+                </w:rPr>
+                <m:t>e</m:t>
+              </m:r>
+            </m:e>
+            <m:sup>
+              <m:r>
+                <w:rPr>
+                  <w:rFonts w:ascii="Cambria Math" w:hAnsi="Cambria Math"/>
+                  <w:sz w:val="24"/>
+                  <w:szCs w:val="24"/>
+                </w:rPr>
+                <m:t>-</m:t>
+              </m:r>
+              <m:nary>
+                <m:naryPr>
+                  <m:ctrlPr>
+                    <w:rPr>
+                      <w:rFonts w:ascii="Cambria Math" w:hAnsi="Cambria Math"/>
+                      <w:sz w:val="24"/>
+                      <w:szCs w:val="24"/>
+                    </w:rPr>
+                  </m:ctrlPr>
+                </m:naryPr>
+                <m:sub>
+                  <m:r>
+                    <m:rPr>
+                      <m:sty m:val="p"/>
+                    </m:rPr>
+                    <w:rPr>
+                      <w:rFonts w:ascii="Cambria Math" w:hAnsi="Cambria Math"/>
+                      <w:sz w:val="24"/>
+                      <w:szCs w:val="24"/>
+                    </w:rPr>
+                    <m:t>t</m:t>
+                  </m:r>
+                </m:sub>
+                <m:sup>
+                  <m:r>
+                    <m:rPr>
+                      <m:sty m:val="p"/>
+                    </m:rPr>
+                    <w:rPr>
+                      <w:rFonts w:ascii="Cambria Math" w:hAnsi="Cambria Math"/>
+                      <w:sz w:val="24"/>
+                      <w:szCs w:val="24"/>
+                    </w:rPr>
+                    <m:t>T</m:t>
+                  </m:r>
+                </m:sup>
+                <m:e>
+                  <m:r>
+                    <w:rPr>
+                      <w:rFonts w:ascii="Cambria Math" w:hAnsi="Cambria Math"/>
+                      <w:sz w:val="24"/>
+                      <w:szCs w:val="24"/>
+                    </w:rPr>
+                    <m:t>α</m:t>
+                  </m:r>
+                  <m:d>
+                    <m:dPr>
+                      <m:ctrlPr>
+                        <w:rPr>
+                          <w:rFonts w:ascii="Cambria Math" w:hAnsi="Cambria Math"/>
+                          <w:i/>
+                          <w:sz w:val="24"/>
+                          <w:szCs w:val="24"/>
+                        </w:rPr>
+                      </m:ctrlPr>
+                    </m:dPr>
+                    <m:e>
+                      <m:r>
+                        <w:rPr>
+                          <w:rFonts w:ascii="Cambria Math" w:hAnsi="Cambria Math"/>
+                          <w:sz w:val="24"/>
+                          <w:szCs w:val="24"/>
+                        </w:rPr>
+                        <m:t>u</m:t>
+                      </m:r>
+                    </m:e>
+                  </m:d>
+                  <m:r>
+                    <w:rPr>
+                      <w:rFonts w:ascii="Cambria Math" w:hAnsi="Cambria Math"/>
+                      <w:sz w:val="24"/>
+                      <w:szCs w:val="24"/>
+                    </w:rPr>
+                    <m:t>du</m:t>
+                  </m:r>
+                </m:e>
+              </m:nary>
+            </m:sup>
+          </m:sSup>
+          <m:r>
+            <w:rPr>
+              <w:rFonts w:ascii="Cambria Math" w:hAnsi="Cambria Math"/>
+              <w:sz w:val="24"/>
+              <w:szCs w:val="24"/>
+            </w:rPr>
+            <m:t>=</m:t>
+          </m:r>
+          <m:f>
+            <m:fPr>
+              <m:ctrlPr>
+                <w:rPr>
+                  <w:rFonts w:ascii="Cambria Math" w:hAnsi="Cambria Math"/>
+                  <w:i/>
+                  <w:sz w:val="24"/>
+                  <w:szCs w:val="24"/>
+                </w:rPr>
+              </m:ctrlPr>
+            </m:fPr>
+            <m:num>
+              <m:sSup>
+                <m:sSupPr>
+                  <m:ctrlPr>
+                    <w:rPr>
+                      <w:rFonts w:ascii="Cambria Math" w:hAnsi="Cambria Math"/>
+                      <w:sz w:val="24"/>
+                      <w:szCs w:val="24"/>
+                    </w:rPr>
+                  </m:ctrlPr>
+                </m:sSupPr>
+                <m:e>
+                  <m:r>
+                    <w:rPr>
+                      <w:rFonts w:ascii="Cambria Math" w:hAnsi="Cambria Math"/>
+                      <w:sz w:val="24"/>
+                      <w:szCs w:val="24"/>
+                    </w:rPr>
+                    <m:t>P</m:t>
+                  </m:r>
+                </m:e>
+                <m:sup>
+                  <m:r>
+                    <m:rPr>
+                      <m:sty m:val="p"/>
+                    </m:rPr>
+                    <w:rPr>
+                      <w:rFonts w:ascii="Cambria Math" w:hAnsi="Cambria Math"/>
+                      <w:sz w:val="24"/>
+                      <w:szCs w:val="24"/>
+                    </w:rPr>
+                    <m:t>M</m:t>
+                  </m:r>
+                </m:sup>
+              </m:sSup>
+              <m:d>
+                <m:dPr>
+                  <m:ctrlPr>
+                    <w:rPr>
+                      <w:rFonts w:ascii="Cambria Math" w:hAnsi="Cambria Math"/>
+                      <w:i/>
+                      <w:sz w:val="24"/>
+                      <w:szCs w:val="24"/>
+                    </w:rPr>
+                  </m:ctrlPr>
+                </m:dPr>
+                <m:e>
+                  <m:r>
+                    <w:rPr>
+                      <w:rFonts w:ascii="Cambria Math" w:hAnsi="Cambria Math"/>
+                      <w:sz w:val="24"/>
+                      <w:szCs w:val="24"/>
+                    </w:rPr>
+                    <m:t>0,T</m:t>
+                  </m:r>
+                </m:e>
+              </m:d>
+            </m:num>
+            <m:den>
+              <m:sSup>
+                <m:sSupPr>
+                  <m:ctrlPr>
+                    <w:rPr>
+                      <w:rFonts w:ascii="Cambria Math" w:hAnsi="Cambria Math"/>
+                      <w:i/>
+                      <w:sz w:val="24"/>
+                      <w:szCs w:val="24"/>
+                    </w:rPr>
+                  </m:ctrlPr>
+                </m:sSupPr>
+                <m:e>
+                  <m:r>
+                    <w:rPr>
+                      <w:rFonts w:ascii="Cambria Math" w:hAnsi="Cambria Math"/>
+                      <w:sz w:val="24"/>
+                      <w:szCs w:val="24"/>
+                    </w:rPr>
+                    <m:t>P</m:t>
+                  </m:r>
+                </m:e>
+                <m:sup>
+                  <m:r>
+                    <w:rPr>
+                      <w:rFonts w:ascii="Cambria Math" w:hAnsi="Cambria Math"/>
+                      <w:sz w:val="24"/>
+                      <w:szCs w:val="24"/>
+                    </w:rPr>
+                    <m:t>M</m:t>
+                  </m:r>
+                </m:sup>
+              </m:sSup>
+              <m:r>
+                <w:rPr>
+                  <w:rFonts w:ascii="Cambria Math" w:hAnsi="Cambria Math"/>
+                  <w:sz w:val="24"/>
+                  <w:szCs w:val="24"/>
+                </w:rPr>
+                <m:t>(0,t)</m:t>
+              </m:r>
+            </m:den>
+          </m:f>
+          <m:sSup>
+            <m:sSupPr>
+              <m:ctrlPr>
+                <w:rPr>
+                  <w:rFonts w:ascii="Cambria Math" w:hAnsi="Cambria Math"/>
+                  <w:i/>
+                  <w:sz w:val="24"/>
+                  <w:szCs w:val="24"/>
+                </w:rPr>
+              </m:ctrlPr>
+            </m:sSupPr>
+            <m:e>
+              <m:r>
+                <w:rPr>
+                  <w:rFonts w:ascii="Cambria Math" w:hAnsi="Cambria Math"/>
+                  <w:sz w:val="24"/>
+                  <w:szCs w:val="24"/>
+                </w:rPr>
+                <m:t>e</m:t>
+              </m:r>
+            </m:e>
+            <m:sup>
+              <m:r>
+                <w:rPr>
+                  <w:rFonts w:ascii="Cambria Math" w:hAnsi="Cambria Math"/>
+                  <w:sz w:val="24"/>
+                  <w:szCs w:val="24"/>
+                </w:rPr>
+                <m:t>-</m:t>
+              </m:r>
+              <m:f>
+                <m:fPr>
+                  <m:ctrlPr>
+                    <w:rPr>
+                      <w:rFonts w:ascii="Cambria Math" w:hAnsi="Cambria Math"/>
+                      <w:i/>
+                      <w:sz w:val="24"/>
+                      <w:szCs w:val="24"/>
+                    </w:rPr>
+                  </m:ctrlPr>
+                </m:fPr>
+                <m:num>
+                  <m:r>
+                    <w:rPr>
+                      <w:rFonts w:ascii="Cambria Math" w:hAnsi="Cambria Math"/>
+                      <w:sz w:val="24"/>
+                      <w:szCs w:val="24"/>
+                    </w:rPr>
+                    <m:t>1</m:t>
+                  </m:r>
+                </m:num>
+                <m:den>
+                  <m:r>
+                    <w:rPr>
+                      <w:rFonts w:ascii="Cambria Math" w:hAnsi="Cambria Math"/>
+                      <w:sz w:val="24"/>
+                      <w:szCs w:val="24"/>
+                    </w:rPr>
+                    <m:t>2</m:t>
+                  </m:r>
+                </m:den>
+              </m:f>
+              <m:d>
+                <m:dPr>
+                  <m:ctrlPr>
+                    <w:rPr>
+                      <w:rFonts w:ascii="Cambria Math" w:hAnsi="Cambria Math"/>
+                      <w:i/>
+                      <w:sz w:val="24"/>
+                      <w:szCs w:val="24"/>
+                    </w:rPr>
+                  </m:ctrlPr>
+                </m:dPr>
+                <m:e>
+                  <m:r>
+                    <w:rPr>
+                      <w:rFonts w:ascii="Cambria Math" w:hAnsi="Cambria Math"/>
+                      <w:sz w:val="24"/>
+                      <w:szCs w:val="24"/>
+                    </w:rPr>
+                    <m:t>V</m:t>
+                  </m:r>
+                  <m:d>
+                    <m:dPr>
+                      <m:ctrlPr>
+                        <w:rPr>
+                          <w:rFonts w:ascii="Cambria Math" w:hAnsi="Cambria Math"/>
+                          <w:i/>
+                          <w:sz w:val="24"/>
+                          <w:szCs w:val="24"/>
+                        </w:rPr>
+                      </m:ctrlPr>
+                    </m:dPr>
+                    <m:e>
+                      <m:r>
+                        <w:rPr>
+                          <w:rFonts w:ascii="Cambria Math" w:hAnsi="Cambria Math"/>
+                          <w:sz w:val="24"/>
+                          <w:szCs w:val="24"/>
+                        </w:rPr>
+                        <m:t>0,T</m:t>
+                      </m:r>
+                    </m:e>
+                  </m:d>
+                  <m:r>
+                    <w:rPr>
+                      <w:rFonts w:ascii="Cambria Math" w:hAnsi="Cambria Math"/>
+                      <w:sz w:val="24"/>
+                      <w:szCs w:val="24"/>
+                    </w:rPr>
+                    <m:t>-V</m:t>
+                  </m:r>
+                  <m:d>
+                    <m:dPr>
+                      <m:ctrlPr>
+                        <w:rPr>
+                          <w:rFonts w:ascii="Cambria Math" w:hAnsi="Cambria Math"/>
+                          <w:i/>
+                          <w:sz w:val="24"/>
+                          <w:szCs w:val="24"/>
+                        </w:rPr>
+                      </m:ctrlPr>
+                    </m:dPr>
+                    <m:e>
+                      <m:r>
+                        <w:rPr>
+                          <w:rFonts w:ascii="Cambria Math" w:hAnsi="Cambria Math"/>
+                          <w:sz w:val="24"/>
+                          <w:szCs w:val="24"/>
+                        </w:rPr>
+                        <m:t>0,t</m:t>
+                      </m:r>
+                    </m:e>
+                  </m:d>
+                </m:e>
+              </m:d>
+            </m:sup>
+          </m:sSup>
+        </m:oMath>
+      </m:oMathPara>
+    </w:p>
+    <w:p>
+      <w:pPr>
+        <w:pStyle w:val="a3"/>
+        <w:ind w:leftChars="780" w:left="1560"/>
+        <w:rPr>
+          <w:sz w:val="24"/>
+          <w:szCs w:val="24"/>
+        </w:rPr>
+      </w:pPr>
+      <m:oMathPara>
+        <m:oMathParaPr>
+          <m:jc m:val="left"/>
+        </m:oMathParaPr>
+        <m:oMath>
+          <m:sSubSup>
+            <m:sSubSupPr>
+              <m:ctrlPr>
+                <w:rPr>
+                  <w:rFonts w:ascii="Cambria Math" w:hAnsi="Cambria Math"/>
+                  <w:i/>
+                  <w:sz w:val="24"/>
+                  <w:szCs w:val="24"/>
+                </w:rPr>
+              </m:ctrlPr>
+            </m:sSubSupPr>
+            <m:e>
+              <m:r>
+                <m:rPr>
+                  <m:sty m:val="p"/>
+                </m:rPr>
+                <w:rPr>
+                  <w:rFonts w:ascii="Cambria Math" w:hAnsi="Cambria Math"/>
+                  <w:sz w:val="24"/>
+                  <w:szCs w:val="24"/>
+                </w:rPr>
+                <m:t>P</m:t>
+              </m:r>
+              <m:ctrlPr>
+                <w:rPr>
+                  <w:rFonts w:ascii="Cambria Math" w:hAnsi="Cambria Math"/>
+                  <w:sz w:val="24"/>
+                  <w:szCs w:val="24"/>
+                </w:rPr>
+              </m:ctrlPr>
+            </m:e>
+            <m:sub>
+              <m:r>
+                <m:rPr>
+                  <m:sty m:val="p"/>
+                </m:rPr>
+                <w:rPr>
+                  <w:rFonts w:ascii="Cambria Math" w:hAnsi="Cambria Math"/>
+                  <w:sz w:val="24"/>
+                  <w:szCs w:val="24"/>
+                </w:rPr>
+                <m:t>HW</m:t>
+              </m:r>
+              <m:ctrlPr>
+                <w:rPr>
+                  <w:rFonts w:ascii="Cambria Math" w:hAnsi="Cambria Math"/>
+                  <w:sz w:val="24"/>
+                  <w:szCs w:val="24"/>
+                </w:rPr>
+              </m:ctrlPr>
+            </m:sub>
+            <m:sup>
+              <m:sSub>
+                <m:sSubPr>
+                  <m:ctrlPr>
+                    <w:rPr>
+                      <w:rFonts w:ascii="Cambria Math" w:hAnsi="Cambria Math"/>
+                      <w:i/>
+                      <w:sz w:val="24"/>
+                      <w:szCs w:val="24"/>
+                    </w:rPr>
+                  </m:ctrlPr>
+                </m:sSubPr>
+                <m:e>
+                  <m:r>
+                    <w:rPr>
+                      <w:rFonts w:ascii="Cambria Math" w:hAnsi="Cambria Math"/>
+                      <w:sz w:val="24"/>
+                      <w:szCs w:val="24"/>
+                    </w:rPr>
+                    <m:t>x</m:t>
+                  </m:r>
+                </m:e>
+                <m:sub>
+                  <m:r>
+                    <w:rPr>
+                      <w:rFonts w:ascii="Cambria Math" w:hAnsi="Cambria Math"/>
+                      <w:sz w:val="24"/>
+                      <w:szCs w:val="24"/>
+                    </w:rPr>
+                    <m:t>i</m:t>
+                  </m:r>
+                </m:sub>
+              </m:sSub>
+            </m:sup>
+          </m:sSubSup>
+          <m:d>
+            <m:dPr>
+              <m:ctrlPr>
+                <w:rPr>
+                  <w:rFonts w:ascii="Cambria Math" w:hAnsi="Cambria Math"/>
+                  <w:sz w:val="24"/>
+                  <w:szCs w:val="24"/>
+                </w:rPr>
+              </m:ctrlPr>
+            </m:dPr>
+            <m:e>
+              <m:r>
+                <m:rPr>
+                  <m:sty m:val="p"/>
+                </m:rPr>
+                <w:rPr>
+                  <w:rFonts w:ascii="Cambria Math" w:hAnsi="Cambria Math"/>
+                  <w:sz w:val="24"/>
+                  <w:szCs w:val="24"/>
+                </w:rPr>
+                <m:t>t,T</m:t>
+              </m:r>
+            </m:e>
+          </m:d>
+          <m:r>
+            <w:rPr>
+              <w:rFonts w:ascii="Cambria Math" w:hAnsi="Cambria Math"/>
+              <w:sz w:val="24"/>
+              <w:szCs w:val="24"/>
+            </w:rPr>
+            <m:t>=</m:t>
+          </m:r>
+          <m:f>
+            <m:fPr>
+              <m:ctrlPr>
+                <w:rPr>
+                  <w:rFonts w:ascii="Cambria Math" w:hAnsi="Cambria Math"/>
+                  <w:i/>
+                  <w:sz w:val="24"/>
+                  <w:szCs w:val="24"/>
+                </w:rPr>
+              </m:ctrlPr>
+            </m:fPr>
+            <m:num>
+              <m:sSup>
+                <m:sSupPr>
+                  <m:ctrlPr>
+                    <w:rPr>
+                      <w:rFonts w:ascii="Cambria Math" w:hAnsi="Cambria Math"/>
+                      <w:sz w:val="24"/>
+                      <w:szCs w:val="24"/>
+                    </w:rPr>
+                  </m:ctrlPr>
+                </m:sSupPr>
+                <m:e>
+                  <m:r>
+                    <w:rPr>
+                      <w:rFonts w:ascii="Cambria Math" w:hAnsi="Cambria Math"/>
+                      <w:sz w:val="24"/>
+                      <w:szCs w:val="24"/>
+                    </w:rPr>
+                    <m:t>P</m:t>
+                  </m:r>
+                </m:e>
+                <m:sup>
+                  <m:r>
+                    <m:rPr>
+                      <m:sty m:val="p"/>
+                    </m:rPr>
+                    <w:rPr>
+                      <w:rFonts w:ascii="Cambria Math" w:hAnsi="Cambria Math"/>
+                      <w:sz w:val="24"/>
+                      <w:szCs w:val="24"/>
+                    </w:rPr>
+                    <m:t>M</m:t>
+                  </m:r>
+                </m:sup>
+              </m:sSup>
+              <m:d>
+                <m:dPr>
+                  <m:ctrlPr>
+                    <w:rPr>
+                      <w:rFonts w:ascii="Cambria Math" w:hAnsi="Cambria Math"/>
+                      <w:i/>
+                      <w:sz w:val="24"/>
+                      <w:szCs w:val="24"/>
+                    </w:rPr>
+                  </m:ctrlPr>
+                </m:dPr>
+                <m:e>
+                  <m:r>
+                    <w:rPr>
+                      <w:rFonts w:ascii="Cambria Math" w:hAnsi="Cambria Math"/>
+                      <w:sz w:val="24"/>
+                      <w:szCs w:val="24"/>
+                    </w:rPr>
+                    <m:t>0,T</m:t>
+                  </m:r>
+                </m:e>
+              </m:d>
+            </m:num>
+            <m:den>
+              <m:sSup>
+                <m:sSupPr>
+                  <m:ctrlPr>
+                    <w:rPr>
+                      <w:rFonts w:ascii="Cambria Math" w:hAnsi="Cambria Math"/>
+                      <w:i/>
+                      <w:sz w:val="24"/>
+                      <w:szCs w:val="24"/>
+                    </w:rPr>
+                  </m:ctrlPr>
+                </m:sSupPr>
+                <m:e>
+                  <m:r>
+                    <w:rPr>
+                      <w:rFonts w:ascii="Cambria Math" w:hAnsi="Cambria Math"/>
+                      <w:sz w:val="24"/>
+                      <w:szCs w:val="24"/>
+                    </w:rPr>
+                    <m:t>P</m:t>
+                  </m:r>
+                </m:e>
+                <m:sup>
+                  <m:r>
+                    <w:rPr>
+                      <w:rFonts w:ascii="Cambria Math" w:hAnsi="Cambria Math"/>
+                      <w:sz w:val="24"/>
+                      <w:szCs w:val="24"/>
+                    </w:rPr>
+                    <m:t>M</m:t>
+                  </m:r>
+                </m:sup>
+              </m:sSup>
+              <m:r>
+                <w:rPr>
+                  <w:rFonts w:ascii="Cambria Math" w:hAnsi="Cambria Math"/>
+                  <w:sz w:val="24"/>
+                  <w:szCs w:val="24"/>
+                </w:rPr>
+                <m:t>(0,t)</m:t>
+              </m:r>
+            </m:den>
+          </m:f>
+          <m:func>
+            <m:funcPr>
+              <m:ctrlPr>
+                <w:rPr>
+                  <w:rFonts w:ascii="Cambria Math" w:hAnsi="Cambria Math"/>
+                  <w:i/>
+                  <w:sz w:val="24"/>
+                  <w:szCs w:val="24"/>
+                </w:rPr>
+              </m:ctrlPr>
+            </m:funcPr>
+            <m:fName>
+              <m:r>
+                <m:rPr>
+                  <m:sty m:val="p"/>
+                </m:rPr>
+                <w:rPr>
+                  <w:rFonts w:ascii="Cambria Math" w:hAnsi="Cambria Math"/>
+                  <w:sz w:val="24"/>
+                  <w:szCs w:val="24"/>
+                </w:rPr>
+                <m:t>exp</m:t>
+              </m:r>
+            </m:fName>
+            <m:e>
+              <m:d>
+                <m:dPr>
+                  <m:ctrlPr>
+                    <w:rPr>
+                      <w:rFonts w:ascii="Cambria Math" w:hAnsi="Cambria Math"/>
+                      <w:i/>
+                      <w:sz w:val="24"/>
+                      <w:szCs w:val="24"/>
+                    </w:rPr>
+                  </m:ctrlPr>
+                </m:dPr>
+                <m:e>
+                  <m:r>
+                    <w:rPr>
+                      <w:rFonts w:ascii="Cambria Math" w:hAnsi="Cambria Math"/>
+                      <w:sz w:val="24"/>
+                      <w:szCs w:val="24"/>
+                    </w:rPr>
+                    <m:t>-</m:t>
+                  </m:r>
+                  <m:sSub>
+                    <m:sSubPr>
+                      <m:ctrlPr>
+                        <w:rPr>
+                          <w:rFonts w:ascii="Cambria Math" w:hAnsi="Cambria Math"/>
+                          <w:i/>
+                          <w:sz w:val="24"/>
+                          <w:szCs w:val="24"/>
+                        </w:rPr>
+                      </m:ctrlPr>
+                    </m:sSubPr>
+                    <m:e>
+                      <m:r>
+                        <w:rPr>
+                          <w:rFonts w:ascii="Cambria Math" w:hAnsi="Cambria Math"/>
+                          <w:sz w:val="24"/>
+                          <w:szCs w:val="24"/>
+                        </w:rPr>
+                        <m:t>x</m:t>
+                      </m:r>
+                    </m:e>
+                    <m:sub>
+                      <m:r>
+                        <w:rPr>
+                          <w:rFonts w:ascii="Cambria Math" w:hAnsi="Cambria Math"/>
+                          <w:sz w:val="24"/>
+                          <w:szCs w:val="24"/>
+                        </w:rPr>
+                        <m:t>i</m:t>
+                      </m:r>
+                    </m:sub>
+                  </m:sSub>
+                  <m:r>
+                    <w:rPr>
+                      <w:rFonts w:ascii="Cambria Math" w:hAnsi="Cambria Math"/>
+                      <w:sz w:val="24"/>
+                      <w:szCs w:val="24"/>
+                    </w:rPr>
+                    <m:t>B</m:t>
+                  </m:r>
+                  <m:d>
+                    <m:dPr>
+                      <m:ctrlPr>
+                        <w:rPr>
+                          <w:rFonts w:ascii="Cambria Math" w:hAnsi="Cambria Math"/>
+                          <w:i/>
+                          <w:sz w:val="24"/>
+                          <w:szCs w:val="24"/>
+                        </w:rPr>
+                      </m:ctrlPr>
+                    </m:dPr>
+                    <m:e>
+                      <m:r>
+                        <w:rPr>
+                          <w:rFonts w:ascii="Cambria Math" w:hAnsi="Cambria Math"/>
+                          <w:sz w:val="24"/>
+                          <w:szCs w:val="24"/>
+                        </w:rPr>
+                        <m:t>t,T</m:t>
+                      </m:r>
+                    </m:e>
+                  </m:d>
+                  <m:r>
+                    <w:rPr>
+                      <w:rFonts w:ascii="Cambria Math" w:hAnsi="Cambria Math"/>
+                      <w:sz w:val="24"/>
+                      <w:szCs w:val="24"/>
+                    </w:rPr>
+                    <m:t>-</m:t>
+                  </m:r>
+                  <m:f>
+                    <m:fPr>
+                      <m:ctrlPr>
+                        <w:rPr>
+                          <w:rFonts w:ascii="Cambria Math" w:hAnsi="Cambria Math"/>
+                          <w:i/>
+                          <w:sz w:val="24"/>
+                          <w:szCs w:val="24"/>
+                        </w:rPr>
+                      </m:ctrlPr>
+                    </m:fPr>
+                    <m:num>
+                      <m:r>
+                        <w:rPr>
+                          <w:rFonts w:ascii="Cambria Math" w:hAnsi="Cambria Math"/>
+                          <w:sz w:val="24"/>
+                          <w:szCs w:val="24"/>
+                        </w:rPr>
+                        <m:t>1</m:t>
+                      </m:r>
+                    </m:num>
+                    <m:den>
+                      <m:r>
+                        <w:rPr>
+                          <w:rFonts w:ascii="Cambria Math" w:hAnsi="Cambria Math"/>
+                          <w:sz w:val="24"/>
+                          <w:szCs w:val="24"/>
+                        </w:rPr>
+                        <m:t>2</m:t>
+                      </m:r>
+                    </m:den>
+                  </m:f>
+                  <m:d>
+                    <m:dPr>
+                      <m:ctrlPr>
+                        <w:rPr>
+                          <w:rFonts w:ascii="Cambria Math" w:hAnsi="Cambria Math"/>
+                          <w:i/>
+                          <w:sz w:val="24"/>
+                          <w:szCs w:val="24"/>
+                        </w:rPr>
+                      </m:ctrlPr>
+                    </m:dPr>
+                    <m:e>
+                      <m:r>
+                        <w:rPr>
+                          <w:rFonts w:ascii="Cambria Math" w:hAnsi="Cambria Math"/>
+                          <w:sz w:val="24"/>
+                          <w:szCs w:val="24"/>
+                        </w:rPr>
+                        <m:t>V</m:t>
+                      </m:r>
+                      <m:d>
+                        <m:dPr>
+                          <m:ctrlPr>
+                            <w:rPr>
+                              <w:rFonts w:ascii="Cambria Math" w:hAnsi="Cambria Math"/>
+                              <w:i/>
+                              <w:sz w:val="24"/>
+                              <w:szCs w:val="24"/>
+                            </w:rPr>
+                          </m:ctrlPr>
+                        </m:dPr>
+                        <m:e>
+                          <m:r>
+                            <w:rPr>
+                              <w:rFonts w:ascii="Cambria Math" w:hAnsi="Cambria Math"/>
+                              <w:sz w:val="24"/>
+                              <w:szCs w:val="24"/>
+                            </w:rPr>
+                            <m:t>t,T</m:t>
+                          </m:r>
+                        </m:e>
+                      </m:d>
+                      <m:r>
+                        <w:rPr>
+                          <w:rFonts w:ascii="Cambria Math" w:hAnsi="Cambria Math"/>
+                          <w:sz w:val="24"/>
+                          <w:szCs w:val="24"/>
+                        </w:rPr>
+                        <m:t>-V</m:t>
+                      </m:r>
+                      <m:d>
+                        <m:dPr>
+                          <m:ctrlPr>
+                            <w:rPr>
+                              <w:rFonts w:ascii="Cambria Math" w:hAnsi="Cambria Math"/>
+                              <w:i/>
+                              <w:sz w:val="24"/>
+                              <w:szCs w:val="24"/>
+                            </w:rPr>
+                          </m:ctrlPr>
+                        </m:dPr>
+                        <m:e>
+                          <m:r>
+                            <w:rPr>
+                              <w:rFonts w:ascii="Cambria Math" w:hAnsi="Cambria Math"/>
+                              <w:sz w:val="24"/>
+                              <w:szCs w:val="24"/>
+                            </w:rPr>
+                            <m:t>0,T</m:t>
+                          </m:r>
+                        </m:e>
+                      </m:d>
+                      <m:r>
+                        <w:rPr>
+                          <w:rFonts w:ascii="Cambria Math" w:hAnsi="Cambria Math"/>
+                          <w:sz w:val="24"/>
+                          <w:szCs w:val="24"/>
+                        </w:rPr>
+                        <m:t>-V</m:t>
+                      </m:r>
+                      <m:d>
+                        <m:dPr>
+                          <m:ctrlPr>
+                            <w:rPr>
+                              <w:rFonts w:ascii="Cambria Math" w:hAnsi="Cambria Math"/>
+                              <w:i/>
+                              <w:sz w:val="24"/>
+                              <w:szCs w:val="24"/>
+                            </w:rPr>
+                          </m:ctrlPr>
+                        </m:dPr>
+                        <m:e>
+                          <m:r>
+                            <w:rPr>
+                              <w:rFonts w:ascii="Cambria Math" w:hAnsi="Cambria Math"/>
+                              <w:sz w:val="24"/>
+                              <w:szCs w:val="24"/>
+                            </w:rPr>
+                            <m:t>0,t</m:t>
+                          </m:r>
+                        </m:e>
+                      </m:d>
+                    </m:e>
+                  </m:d>
+                </m:e>
+              </m:d>
+            </m:e>
+          </m:func>
+          <m:r>
+            <m:rPr>
+              <m:sty m:val="p"/>
+            </m:rPr>
+            <w:rPr>
+              <w:rFonts w:ascii="Cambria Math" w:hAnsi="Cambria Math"/>
+              <w:sz w:val="24"/>
+              <w:szCs w:val="24"/>
+            </w:rPr>
+            <m:t xml:space="preserve"> </m:t>
+          </m:r>
+        </m:oMath>
+      </m:oMathPara>
+    </w:p>
+    <w:p>
+      <w:pPr>
+        <w:pStyle w:val="a3"/>
+        <w:ind w:leftChars="780" w:left="1560"/>
+        <w:rPr>
+          <w:sz w:val="24"/>
+          <w:szCs w:val="24"/>
+        </w:rPr>
+      </w:pPr>
+      <m:oMathPara>
+        <m:oMathParaPr>
+          <m:jc m:val="left"/>
+        </m:oMathParaPr>
+        <m:oMath>
+          <m:sSubSup>
+            <m:sSubSupPr>
+              <m:ctrlPr>
+                <w:rPr>
+                  <w:rFonts w:ascii="Cambria Math" w:hAnsi="Cambria Math"/>
+                  <w:i/>
+                  <w:sz w:val="24"/>
+                  <w:szCs w:val="24"/>
+                </w:rPr>
+              </m:ctrlPr>
+            </m:sSubSupPr>
+            <m:e>
+              <m:r>
+                <m:rPr>
+                  <m:sty m:val="p"/>
+                </m:rPr>
+                <w:rPr>
+                  <w:rFonts w:ascii="Cambria Math" w:hAnsi="Cambria Math"/>
+                  <w:sz w:val="24"/>
+                  <w:szCs w:val="24"/>
+                </w:rPr>
+                <m:t>P</m:t>
+              </m:r>
+              <m:ctrlPr>
+                <w:rPr>
+                  <w:rFonts w:ascii="Cambria Math" w:hAnsi="Cambria Math"/>
+                  <w:sz w:val="24"/>
+                  <w:szCs w:val="24"/>
+                </w:rPr>
+              </m:ctrlPr>
+            </m:e>
+            <m:sub>
+              <m:r>
+                <m:rPr>
+                  <m:sty m:val="p"/>
+                </m:rPr>
+                <w:rPr>
+                  <w:rFonts w:ascii="Cambria Math" w:hAnsi="Cambria Math"/>
+                  <w:sz w:val="24"/>
+                  <w:szCs w:val="24"/>
+                </w:rPr>
+                <m:t>HW</m:t>
+              </m:r>
+              <m:ctrlPr>
+                <w:rPr>
+                  <w:rFonts w:ascii="Cambria Math" w:hAnsi="Cambria Math"/>
+                  <w:sz w:val="24"/>
+                  <w:szCs w:val="24"/>
+                </w:rPr>
+              </m:ctrlPr>
+            </m:sub>
+            <m:sup>
+              <m:sSub>
+                <m:sSubPr>
+                  <m:ctrlPr>
+                    <w:rPr>
+                      <w:rFonts w:ascii="Cambria Math" w:hAnsi="Cambria Math"/>
+                      <w:i/>
+                      <w:sz w:val="24"/>
+                      <w:szCs w:val="24"/>
+                    </w:rPr>
+                  </m:ctrlPr>
+                </m:sSubPr>
+                <m:e>
+                  <m:r>
+                    <w:rPr>
+                      <w:rFonts w:ascii="Cambria Math" w:hAnsi="Cambria Math"/>
+                      <w:sz w:val="24"/>
+                      <w:szCs w:val="24"/>
+                    </w:rPr>
+                    <m:t>x</m:t>
+                  </m:r>
+                </m:e>
+                <m:sub>
+                  <m:r>
+                    <w:rPr>
+                      <w:rFonts w:ascii="Cambria Math" w:hAnsi="Cambria Math"/>
+                      <w:sz w:val="24"/>
+                      <w:szCs w:val="24"/>
+                    </w:rPr>
+                    <m:t>i</m:t>
+                  </m:r>
+                </m:sub>
+              </m:sSub>
+            </m:sup>
+          </m:sSubSup>
+          <m:d>
+            <m:dPr>
+              <m:ctrlPr>
+                <w:rPr>
+                  <w:rFonts w:ascii="Cambria Math" w:hAnsi="Cambria Math"/>
+                  <w:sz w:val="24"/>
+                  <w:szCs w:val="24"/>
+                </w:rPr>
+              </m:ctrlPr>
+            </m:dPr>
+            <m:e>
+              <m:r>
+                <m:rPr>
+                  <m:sty m:val="p"/>
+                </m:rPr>
+                <w:rPr>
+                  <w:rFonts w:ascii="Cambria Math" w:hAnsi="Cambria Math"/>
+                  <w:sz w:val="24"/>
+                  <w:szCs w:val="24"/>
+                </w:rPr>
+                <m:t>t,T</m:t>
+              </m:r>
+            </m:e>
+          </m:d>
+          <m:r>
+            <w:rPr>
+              <w:rFonts w:ascii="Cambria Math" w:hAnsi="Cambria Math"/>
+              <w:sz w:val="24"/>
+              <w:szCs w:val="24"/>
+            </w:rPr>
+            <m:t>=</m:t>
+          </m:r>
+          <m:f>
+            <m:fPr>
+              <m:ctrlPr>
+                <w:rPr>
+                  <w:rFonts w:ascii="Cambria Math" w:hAnsi="Cambria Math"/>
+                  <w:i/>
+                  <w:sz w:val="24"/>
+                  <w:szCs w:val="24"/>
+                </w:rPr>
+              </m:ctrlPr>
+            </m:fPr>
+            <m:num>
+              <m:sSup>
+                <m:sSupPr>
+                  <m:ctrlPr>
+                    <w:rPr>
+                      <w:rFonts w:ascii="Cambria Math" w:hAnsi="Cambria Math"/>
+                      <w:sz w:val="24"/>
+                      <w:szCs w:val="24"/>
+                    </w:rPr>
+                  </m:ctrlPr>
+                </m:sSupPr>
+                <m:e>
+                  <m:r>
+                    <w:rPr>
+                      <w:rFonts w:ascii="Cambria Math" w:hAnsi="Cambria Math"/>
+                      <w:sz w:val="24"/>
+                      <w:szCs w:val="24"/>
+                    </w:rPr>
+                    <m:t>P</m:t>
+                  </m:r>
+                </m:e>
+                <m:sup>
+                  <m:r>
+                    <m:rPr>
+                      <m:sty m:val="p"/>
+                    </m:rPr>
+                    <w:rPr>
+                      <w:rFonts w:ascii="Cambria Math" w:hAnsi="Cambria Math"/>
+                      <w:sz w:val="24"/>
+                      <w:szCs w:val="24"/>
+                    </w:rPr>
+                    <m:t>M</m:t>
+                  </m:r>
+                </m:sup>
+              </m:sSup>
+              <m:d>
+                <m:dPr>
+                  <m:ctrlPr>
+                    <w:rPr>
+                      <w:rFonts w:ascii="Cambria Math" w:hAnsi="Cambria Math"/>
+                      <w:i/>
+                      <w:sz w:val="24"/>
+                      <w:szCs w:val="24"/>
+                    </w:rPr>
+                  </m:ctrlPr>
+                </m:dPr>
+                <m:e>
+                  <m:r>
+                    <w:rPr>
+                      <w:rFonts w:ascii="Cambria Math" w:hAnsi="Cambria Math"/>
+                      <w:sz w:val="24"/>
+                      <w:szCs w:val="24"/>
+                    </w:rPr>
+                    <m:t>0,T</m:t>
+                  </m:r>
+                </m:e>
+              </m:d>
+            </m:num>
+            <m:den>
+              <m:sSup>
+                <m:sSupPr>
+                  <m:ctrlPr>
+                    <w:rPr>
+                      <w:rFonts w:ascii="Cambria Math" w:hAnsi="Cambria Math"/>
+                      <w:i/>
+                      <w:sz w:val="24"/>
+                      <w:szCs w:val="24"/>
+                    </w:rPr>
+                  </m:ctrlPr>
+                </m:sSupPr>
+                <m:e>
+                  <m:r>
+                    <w:rPr>
+                      <w:rFonts w:ascii="Cambria Math" w:hAnsi="Cambria Math"/>
+                      <w:sz w:val="24"/>
+                      <w:szCs w:val="24"/>
+                    </w:rPr>
+                    <m:t>P</m:t>
+                  </m:r>
+                </m:e>
+                <m:sup>
+                  <m:r>
+                    <w:rPr>
+                      <w:rFonts w:ascii="Cambria Math" w:hAnsi="Cambria Math"/>
+                      <w:sz w:val="24"/>
+                      <w:szCs w:val="24"/>
+                    </w:rPr>
+                    <m:t>M</m:t>
+                  </m:r>
+                </m:sup>
+              </m:sSup>
+              <m:r>
+                <w:rPr>
+                  <w:rFonts w:ascii="Cambria Math" w:hAnsi="Cambria Math"/>
+                  <w:sz w:val="24"/>
+                  <w:szCs w:val="24"/>
+                </w:rPr>
+                <m:t>(0,t)</m:t>
+              </m:r>
+            </m:den>
+          </m:f>
+          <m:func>
+            <m:funcPr>
+              <m:ctrlPr>
+                <w:rPr>
+                  <w:rFonts w:ascii="Cambria Math" w:hAnsi="Cambria Math"/>
+                  <w:i/>
+                  <w:sz w:val="24"/>
+                  <w:szCs w:val="24"/>
+                </w:rPr>
+              </m:ctrlPr>
+            </m:funcPr>
+            <m:fName>
+              <m:r>
+                <m:rPr>
+                  <m:sty m:val="p"/>
+                </m:rPr>
+                <w:rPr>
+                  <w:rFonts w:ascii="Cambria Math" w:hAnsi="Cambria Math"/>
+                  <w:sz w:val="24"/>
+                  <w:szCs w:val="24"/>
+                </w:rPr>
+                <m:t>exp</m:t>
+              </m:r>
+            </m:fName>
+            <m:e>
+              <m:d>
+                <m:dPr>
+                  <m:ctrlPr>
+                    <w:rPr>
+                      <w:rFonts w:ascii="Cambria Math" w:hAnsi="Cambria Math"/>
+                      <w:i/>
+                      <w:sz w:val="24"/>
+                      <w:szCs w:val="24"/>
+                    </w:rPr>
+                  </m:ctrlPr>
+                </m:dPr>
+                <m:e>
+                  <m:r>
+                    <w:rPr>
+                      <w:rFonts w:ascii="Cambria Math" w:hAnsi="Cambria Math"/>
+                      <w:sz w:val="24"/>
+                      <w:szCs w:val="24"/>
+                    </w:rPr>
+                    <m:t>-</m:t>
+                  </m:r>
+                  <m:sSub>
+                    <m:sSubPr>
+                      <m:ctrlPr>
+                        <w:rPr>
+                          <w:rFonts w:ascii="Cambria Math" w:hAnsi="Cambria Math"/>
+                          <w:i/>
+                          <w:sz w:val="24"/>
+                          <w:szCs w:val="24"/>
+                        </w:rPr>
+                      </m:ctrlPr>
+                    </m:sSubPr>
+                    <m:e>
+                      <m:r>
+                        <w:rPr>
+                          <w:rFonts w:ascii="Cambria Math" w:hAnsi="Cambria Math"/>
+                          <w:sz w:val="24"/>
+                          <w:szCs w:val="24"/>
+                        </w:rPr>
+                        <m:t>x</m:t>
+                      </m:r>
+                    </m:e>
+                    <m:sub>
+                      <m:r>
+                        <w:rPr>
+                          <w:rFonts w:ascii="Cambria Math" w:hAnsi="Cambria Math"/>
+                          <w:sz w:val="24"/>
+                          <w:szCs w:val="24"/>
+                        </w:rPr>
+                        <m:t>i</m:t>
+                      </m:r>
+                    </m:sub>
+                  </m:sSub>
+                  <m:r>
+                    <w:rPr>
+                      <w:rFonts w:ascii="Cambria Math" w:hAnsi="Cambria Math"/>
+                      <w:sz w:val="24"/>
+                      <w:szCs w:val="24"/>
+                    </w:rPr>
+                    <m:t>×B</m:t>
+                  </m:r>
+                  <m:d>
+                    <m:dPr>
+                      <m:ctrlPr>
+                        <w:rPr>
+                          <w:rFonts w:ascii="Cambria Math" w:hAnsi="Cambria Math"/>
+                          <w:i/>
+                          <w:sz w:val="24"/>
+                          <w:szCs w:val="24"/>
+                        </w:rPr>
+                      </m:ctrlPr>
+                    </m:dPr>
+                    <m:e>
+                      <m:r>
+                        <w:rPr>
+                          <w:rFonts w:ascii="Cambria Math" w:hAnsi="Cambria Math"/>
+                          <w:sz w:val="24"/>
+                          <w:szCs w:val="24"/>
+                        </w:rPr>
+                        <m:t>t,T</m:t>
+                      </m:r>
+                    </m:e>
+                  </m:d>
+                  <m:r>
+                    <w:rPr>
+                      <w:rFonts w:ascii="Cambria Math" w:hAnsi="Cambria Math"/>
+                      <w:sz w:val="24"/>
+                      <w:szCs w:val="24"/>
+                    </w:rPr>
+                    <m:t>+QVTerm</m:t>
+                  </m:r>
+                  <m:d>
+                    <m:dPr>
+                      <m:ctrlPr>
+                        <w:rPr>
+                          <w:rFonts w:ascii="Cambria Math" w:hAnsi="Cambria Math"/>
+                          <w:i/>
+                          <w:sz w:val="24"/>
+                          <w:szCs w:val="24"/>
+                        </w:rPr>
+                      </m:ctrlPr>
+                    </m:dPr>
+                    <m:e>
+                      <m:r>
+                        <w:rPr>
+                          <w:rFonts w:ascii="Cambria Math" w:hAnsi="Cambria Math"/>
+                          <w:sz w:val="24"/>
+                          <w:szCs w:val="24"/>
+                        </w:rPr>
+                        <m:t>t,T</m:t>
+                      </m:r>
+                    </m:e>
+                  </m:d>
+                </m:e>
+              </m:d>
+            </m:e>
+          </m:func>
+        </m:oMath>
+      </m:oMathPara>
+    </w:p>
+    <w:p>
+      <w:pPr>
+        <w:ind w:leftChars="400" w:left="800"/>
+        <w:rPr>
+          <w:sz w:val="24"/>
+          <w:szCs w:val="24"/>
+        </w:rPr>
+      </w:pPr>
+      <m:oMathPara>
+        <m:oMathParaPr>
+          <m:jc m:val="left"/>
+        </m:oMathParaPr>
+        <m:oMath>
+          <m:r>
+            <w:rPr>
+              <w:rFonts w:ascii="Cambria Math" w:hAnsi="Cambria Math"/>
+              <w:sz w:val="24"/>
+              <w:szCs w:val="24"/>
+            </w:rPr>
+            <m:t>QVTerm</m:t>
+          </m:r>
+          <m:d>
+            <m:dPr>
+              <m:ctrlPr>
+                <w:rPr>
+                  <w:rFonts w:ascii="Cambria Math" w:hAnsi="Cambria Math"/>
+                  <w:i/>
+                  <w:sz w:val="24"/>
+                  <w:szCs w:val="24"/>
+                </w:rPr>
+              </m:ctrlPr>
+            </m:dPr>
+            <m:e>
+              <m:r>
+                <w:rPr>
+                  <w:rFonts w:ascii="Cambria Math" w:hAnsi="Cambria Math"/>
+                  <w:sz w:val="24"/>
+                  <w:szCs w:val="24"/>
+                </w:rPr>
+                <m:t>t,T</m:t>
+              </m:r>
+            </m:e>
+          </m:d>
+          <m:r>
+            <w:rPr>
+              <w:rFonts w:ascii="Cambria Math" w:hAnsi="Cambria Math"/>
+              <w:sz w:val="24"/>
+              <w:szCs w:val="24"/>
+            </w:rPr>
+            <m:t>=</m:t>
+          </m:r>
+          <m:f>
+            <m:fPr>
+              <m:ctrlPr>
+                <w:rPr>
+                  <w:rFonts w:ascii="Cambria Math" w:hAnsi="Cambria Math"/>
+                  <w:i/>
+                  <w:sz w:val="24"/>
+                  <w:szCs w:val="24"/>
+                </w:rPr>
+              </m:ctrlPr>
+            </m:fPr>
+            <m:num>
+              <m:r>
+                <w:rPr>
+                  <w:rFonts w:ascii="Cambria Math" w:hAnsi="Cambria Math"/>
+                  <w:sz w:val="24"/>
+                  <w:szCs w:val="24"/>
+                </w:rPr>
+                <m:t>1</m:t>
+              </m:r>
+            </m:num>
+            <m:den>
+              <m:r>
+                <w:rPr>
+                  <w:rFonts w:ascii="Cambria Math" w:hAnsi="Cambria Math"/>
+                  <w:sz w:val="24"/>
+                  <w:szCs w:val="24"/>
+                </w:rPr>
+                <m:t>2</m:t>
+              </m:r>
+            </m:den>
+          </m:f>
+          <m:nary>
+            <m:naryPr>
+              <m:ctrlPr>
+                <w:rPr>
+                  <w:rFonts w:ascii="Cambria Math" w:hAnsi="Cambria Math"/>
+                  <w:i/>
+                  <w:sz w:val="24"/>
+                  <w:szCs w:val="24"/>
+                </w:rPr>
+              </m:ctrlPr>
+            </m:naryPr>
+            <m:sub>
+              <m:r>
+                <w:rPr>
+                  <w:rFonts w:ascii="Cambria Math" w:hAnsi="Cambria Math"/>
+                  <w:sz w:val="24"/>
+                  <w:szCs w:val="24"/>
+                </w:rPr>
+                <m:t>0</m:t>
+              </m:r>
+            </m:sub>
+            <m:sup>
+              <m:r>
+                <w:rPr>
+                  <w:rFonts w:ascii="Cambria Math" w:hAnsi="Cambria Math"/>
+                  <w:sz w:val="24"/>
+                  <w:szCs w:val="24"/>
+                </w:rPr>
+                <m:t>t</m:t>
+              </m:r>
+            </m:sup>
+            <m:e>
+              <m:sSubSup>
+                <m:sSubSupPr>
+                  <m:ctrlPr>
+                    <w:rPr>
+                      <w:rFonts w:ascii="Cambria Math" w:hAnsi="Cambria Math"/>
+                      <w:i/>
+                      <w:sz w:val="24"/>
+                      <w:szCs w:val="24"/>
+                    </w:rPr>
+                  </m:ctrlPr>
+                </m:sSubSupPr>
+                <m:e>
+                  <m:r>
+                    <w:rPr>
+                      <w:rFonts w:ascii="Cambria Math" w:hAnsi="Cambria Math"/>
+                      <w:sz w:val="24"/>
+                      <w:szCs w:val="24"/>
+                    </w:rPr>
+                    <m:t>σ</m:t>
+                  </m:r>
+                </m:e>
+                <m:sub>
+                  <m:r>
+                    <w:rPr>
+                      <w:rFonts w:ascii="Cambria Math" w:hAnsi="Cambria Math"/>
+                      <w:sz w:val="24"/>
+                      <w:szCs w:val="24"/>
+                    </w:rPr>
+                    <m:t>s</m:t>
+                  </m:r>
+                </m:sub>
+                <m:sup>
+                  <m:r>
+                    <w:rPr>
+                      <w:rFonts w:ascii="Cambria Math" w:hAnsi="Cambria Math"/>
+                      <w:sz w:val="24"/>
+                      <w:szCs w:val="24"/>
+                    </w:rPr>
+                    <m:t>2</m:t>
+                  </m:r>
+                </m:sup>
+              </m:sSubSup>
+              <m:d>
+                <m:dPr>
+                  <m:begChr m:val="["/>
+                  <m:endChr m:val="]"/>
+                  <m:ctrlPr>
+                    <w:rPr>
+                      <w:rFonts w:ascii="Cambria Math" w:hAnsi="Cambria Math"/>
+                      <w:i/>
+                      <w:sz w:val="24"/>
+                      <w:szCs w:val="24"/>
+                    </w:rPr>
+                  </m:ctrlPr>
+                </m:dPr>
+                <m:e>
+                  <m:r>
+                    <w:rPr>
+                      <w:rFonts w:ascii="Cambria Math" w:hAnsi="Cambria Math"/>
+                      <w:sz w:val="24"/>
+                      <w:szCs w:val="24"/>
+                    </w:rPr>
+                    <m:t>B</m:t>
+                  </m:r>
+                  <m:sSup>
+                    <m:sSupPr>
+                      <m:ctrlPr>
+                        <w:rPr>
+                          <w:rFonts w:ascii="Cambria Math" w:hAnsi="Cambria Math"/>
+                          <w:i/>
+                          <w:sz w:val="24"/>
+                          <w:szCs w:val="24"/>
+                        </w:rPr>
+                      </m:ctrlPr>
+                    </m:sSupPr>
+                    <m:e>
+                      <m:d>
+                        <m:dPr>
+                          <m:ctrlPr>
+                            <w:rPr>
+                              <w:rFonts w:ascii="Cambria Math" w:hAnsi="Cambria Math"/>
+                              <w:i/>
+                              <w:sz w:val="24"/>
+                              <w:szCs w:val="24"/>
+                            </w:rPr>
+                          </m:ctrlPr>
+                        </m:dPr>
+                        <m:e>
+                          <m:r>
+                            <w:rPr>
+                              <w:rFonts w:ascii="Cambria Math" w:hAnsi="Cambria Math"/>
+                              <w:sz w:val="24"/>
+                              <w:szCs w:val="24"/>
+                            </w:rPr>
+                            <m:t>s,t</m:t>
+                          </m:r>
+                        </m:e>
+                      </m:d>
+                    </m:e>
+                    <m:sup>
+                      <m:r>
+                        <w:rPr>
+                          <w:rFonts w:ascii="Cambria Math" w:hAnsi="Cambria Math"/>
+                          <w:sz w:val="24"/>
+                          <w:szCs w:val="24"/>
+                        </w:rPr>
+                        <m:t>2</m:t>
+                      </m:r>
+                    </m:sup>
+                  </m:sSup>
+                  <m:r>
+                    <w:rPr>
+                      <w:rFonts w:ascii="Cambria Math" w:hAnsi="Cambria Math"/>
+                      <w:sz w:val="24"/>
+                      <w:szCs w:val="24"/>
+                    </w:rPr>
+                    <m:t>-B</m:t>
+                  </m:r>
+                  <m:sSup>
+                    <m:sSupPr>
+                      <m:ctrlPr>
+                        <w:rPr>
+                          <w:rFonts w:ascii="Cambria Math" w:hAnsi="Cambria Math"/>
+                          <w:i/>
+                          <w:sz w:val="24"/>
+                          <w:szCs w:val="24"/>
+                        </w:rPr>
+                      </m:ctrlPr>
+                    </m:sSupPr>
+                    <m:e>
+                      <m:d>
+                        <m:dPr>
+                          <m:ctrlPr>
+                            <w:rPr>
+                              <w:rFonts w:ascii="Cambria Math" w:hAnsi="Cambria Math"/>
+                              <w:i/>
+                              <w:sz w:val="24"/>
+                              <w:szCs w:val="24"/>
+                            </w:rPr>
+                          </m:ctrlPr>
+                        </m:dPr>
+                        <m:e>
+                          <m:r>
+                            <w:rPr>
+                              <w:rFonts w:ascii="Cambria Math" w:hAnsi="Cambria Math"/>
+                              <w:sz w:val="24"/>
+                              <w:szCs w:val="24"/>
+                            </w:rPr>
+                            <m:t>s,T</m:t>
+                          </m:r>
+                        </m:e>
+                      </m:d>
+                    </m:e>
+                    <m:sup>
+                      <m:r>
+                        <w:rPr>
+                          <w:rFonts w:ascii="Cambria Math" w:hAnsi="Cambria Math"/>
+                          <w:sz w:val="24"/>
+                          <w:szCs w:val="24"/>
+                        </w:rPr>
+                        <m:t>2</m:t>
+                      </m:r>
+                    </m:sup>
+                  </m:sSup>
+                </m:e>
+              </m:d>
+              <m:r>
+                <w:rPr>
+                  <w:rFonts w:ascii="Cambria Math" w:hAnsi="Cambria Math"/>
+                  <w:sz w:val="24"/>
+                  <w:szCs w:val="24"/>
+                </w:rPr>
+                <m:t>ds</m:t>
+              </m:r>
+            </m:e>
+          </m:nary>
+          <m:r>
+            <w:rPr>
+              <w:rFonts w:ascii="Cambria Math" w:hAnsi="Cambria Math"/>
+              <w:sz w:val="24"/>
+              <w:szCs w:val="24"/>
+            </w:rPr>
+            <m:t>≈-</m:t>
+          </m:r>
+          <m:f>
+            <m:fPr>
+              <m:ctrlPr>
+                <w:rPr>
+                  <w:rFonts w:ascii="Cambria Math" w:hAnsi="Cambria Math"/>
+                  <w:i/>
+                  <w:sz w:val="24"/>
+                  <w:szCs w:val="24"/>
+                </w:rPr>
+              </m:ctrlPr>
+            </m:fPr>
+            <m:num>
+              <m:sSup>
+                <m:sSupPr>
+                  <m:ctrlPr>
+                    <w:rPr>
+                      <w:rFonts w:ascii="Cambria Math" w:hAnsi="Cambria Math"/>
+                      <w:i/>
+                      <w:sz w:val="24"/>
+                      <w:szCs w:val="24"/>
+                    </w:rPr>
+                  </m:ctrlPr>
+                </m:sSupPr>
+                <m:e>
+                  <m:r>
+                    <w:rPr>
+                      <w:rFonts w:ascii="Cambria Math" w:hAnsi="Cambria Math"/>
+                      <w:sz w:val="24"/>
+                      <w:szCs w:val="24"/>
+                    </w:rPr>
+                    <m:t>σ</m:t>
+                  </m:r>
+                </m:e>
+                <m:sup>
+                  <m:r>
+                    <w:rPr>
+                      <w:rFonts w:ascii="Cambria Math" w:hAnsi="Cambria Math"/>
+                      <w:sz w:val="24"/>
+                      <w:szCs w:val="24"/>
+                    </w:rPr>
+                    <m:t>2</m:t>
+                  </m:r>
+                </m:sup>
+              </m:sSup>
+              <m:sSup>
+                <m:sSupPr>
+                  <m:ctrlPr>
+                    <w:rPr>
+                      <w:rFonts w:ascii="Cambria Math" w:hAnsi="Cambria Math"/>
+                      <w:i/>
+                      <w:sz w:val="24"/>
+                      <w:szCs w:val="24"/>
+                    </w:rPr>
+                  </m:ctrlPr>
+                </m:sSupPr>
+                <m:e>
+                  <m:d>
+                    <m:dPr>
+                      <m:ctrlPr>
+                        <w:rPr>
+                          <w:rFonts w:ascii="Cambria Math" w:hAnsi="Cambria Math"/>
+                          <w:i/>
+                          <w:sz w:val="24"/>
+                          <w:szCs w:val="24"/>
+                        </w:rPr>
+                      </m:ctrlPr>
+                    </m:dPr>
+                    <m:e>
+                      <m:sSup>
+                        <m:sSupPr>
+                          <m:ctrlPr>
+                            <w:rPr>
+                              <w:rFonts w:ascii="Cambria Math" w:hAnsi="Cambria Math"/>
+                              <w:i/>
+                              <w:sz w:val="24"/>
+                              <w:szCs w:val="24"/>
+                            </w:rPr>
+                          </m:ctrlPr>
+                        </m:sSupPr>
+                        <m:e>
+                          <m:r>
+                            <w:rPr>
+                              <w:rFonts w:ascii="Cambria Math" w:hAnsi="Cambria Math"/>
+                              <w:sz w:val="24"/>
+                              <w:szCs w:val="24"/>
+                            </w:rPr>
+                            <m:t>e</m:t>
+                          </m:r>
+                        </m:e>
+                        <m:sup>
+                          <m:r>
+                            <w:rPr>
+                              <w:rFonts w:ascii="Cambria Math" w:hAnsi="Cambria Math"/>
+                              <w:sz w:val="24"/>
+                              <w:szCs w:val="24"/>
+                            </w:rPr>
+                            <m:t>-κT</m:t>
+                          </m:r>
+                        </m:sup>
+                      </m:sSup>
+                      <m:r>
+                        <w:rPr>
+                          <w:rFonts w:ascii="Cambria Math" w:hAnsi="Cambria Math"/>
+                          <w:sz w:val="24"/>
+                          <w:szCs w:val="24"/>
+                        </w:rPr>
+                        <m:t>-</m:t>
+                      </m:r>
+                      <m:sSup>
+                        <m:sSupPr>
+                          <m:ctrlPr>
+                            <w:rPr>
+                              <w:rFonts w:ascii="Cambria Math" w:hAnsi="Cambria Math"/>
+                              <w:i/>
+                              <w:sz w:val="24"/>
+                              <w:szCs w:val="24"/>
+                            </w:rPr>
+                          </m:ctrlPr>
+                        </m:sSupPr>
+                        <m:e>
+                          <m:r>
+                            <w:rPr>
+                              <w:rFonts w:ascii="Cambria Math" w:hAnsi="Cambria Math"/>
+                              <w:sz w:val="24"/>
+                              <w:szCs w:val="24"/>
+                            </w:rPr>
+                            <m:t>e</m:t>
+                          </m:r>
+                        </m:e>
+                        <m:sup>
+                          <m:r>
+                            <w:rPr>
+                              <w:rFonts w:ascii="Cambria Math" w:hAnsi="Cambria Math"/>
+                              <w:sz w:val="24"/>
+                              <w:szCs w:val="24"/>
+                            </w:rPr>
+                            <m:t>-κt</m:t>
+                          </m:r>
+                        </m:sup>
+                      </m:sSup>
+                    </m:e>
+                  </m:d>
+                </m:e>
+                <m:sup>
+                  <m:r>
+                    <w:rPr>
+                      <w:rFonts w:ascii="Cambria Math" w:hAnsi="Cambria Math"/>
+                      <w:sz w:val="24"/>
+                      <w:szCs w:val="24"/>
+                    </w:rPr>
+                    <m:t>2</m:t>
+                  </m:r>
+                </m:sup>
+              </m:sSup>
+              <m:d>
+                <m:dPr>
+                  <m:ctrlPr>
+                    <w:rPr>
+                      <w:rFonts w:ascii="Cambria Math" w:hAnsi="Cambria Math"/>
+                      <w:i/>
+                      <w:sz w:val="24"/>
+                      <w:szCs w:val="24"/>
+                    </w:rPr>
+                  </m:ctrlPr>
+                </m:dPr>
+                <m:e>
+                  <m:sSup>
+                    <m:sSupPr>
+                      <m:ctrlPr>
+                        <w:rPr>
+                          <w:rFonts w:ascii="Cambria Math" w:hAnsi="Cambria Math"/>
+                          <w:i/>
+                          <w:sz w:val="24"/>
+                          <w:szCs w:val="24"/>
+                        </w:rPr>
+                      </m:ctrlPr>
+                    </m:sSupPr>
+                    <m:e>
+                      <m:r>
+                        <w:rPr>
+                          <w:rFonts w:ascii="Cambria Math" w:hAnsi="Cambria Math"/>
+                          <w:sz w:val="24"/>
+                          <w:szCs w:val="24"/>
+                        </w:rPr>
+                        <m:t>e</m:t>
+                      </m:r>
+                    </m:e>
+                    <m:sup>
+                      <m:r>
+                        <w:rPr>
+                          <w:rFonts w:ascii="Cambria Math" w:hAnsi="Cambria Math"/>
+                          <w:sz w:val="24"/>
+                          <w:szCs w:val="24"/>
+                        </w:rPr>
+                        <m:t>2κt</m:t>
+                      </m:r>
+                    </m:sup>
+                  </m:sSup>
+                  <m:r>
+                    <w:rPr>
+                      <w:rFonts w:ascii="Cambria Math" w:hAnsi="Cambria Math"/>
+                      <w:sz w:val="24"/>
+                      <w:szCs w:val="24"/>
+                    </w:rPr>
+                    <m:t>-1</m:t>
+                  </m:r>
+                </m:e>
+              </m:d>
+            </m:num>
+            <m:den>
+              <m:r>
+                <w:rPr>
+                  <w:rFonts w:ascii="Cambria Math" w:hAnsi="Cambria Math"/>
+                  <w:sz w:val="24"/>
+                  <w:szCs w:val="24"/>
+                </w:rPr>
+                <m:t>4</m:t>
+              </m:r>
+              <m:sSup>
+                <m:sSupPr>
+                  <m:ctrlPr>
+                    <w:rPr>
+                      <w:rFonts w:ascii="Cambria Math" w:hAnsi="Cambria Math"/>
+                      <w:i/>
+                      <w:sz w:val="24"/>
+                      <w:szCs w:val="24"/>
+                    </w:rPr>
+                  </m:ctrlPr>
+                </m:sSupPr>
+                <m:e>
+                  <m:r>
+                    <w:rPr>
+                      <w:rFonts w:ascii="Cambria Math" w:hAnsi="Cambria Math"/>
+                      <w:sz w:val="24"/>
+                      <w:szCs w:val="24"/>
+                    </w:rPr>
+                    <m:t>κ</m:t>
+                  </m:r>
+                </m:e>
+                <m:sup>
+                  <m:r>
+                    <w:rPr>
+                      <w:rFonts w:ascii="Cambria Math" w:hAnsi="Cambria Math"/>
+                      <w:sz w:val="24"/>
+                      <w:szCs w:val="24"/>
+                    </w:rPr>
+                    <m:t>3</m:t>
+                  </m:r>
+                </m:sup>
+              </m:sSup>
+            </m:den>
+          </m:f>
+        </m:oMath>
+      </m:oMathPara>
+    </w:p>
+    <w:p>
+      <w:pPr>
+        <w:ind w:leftChars="400" w:left="800"/>
+        <w:rPr>
+          <w:rFonts w:hint="eastAsia"/>
+          <w:sz w:val="24"/>
+        </w:rPr>
+      </w:pPr>
+    </w:p>
+    <w:p>
+      <w:pPr>
+        <w:ind w:leftChars="400" w:left="800"/>
+        <w:rPr>
+          <w:sz w:val="24"/>
+        </w:rPr>
+      </w:pPr>
+      <w:r>
+        <w:rPr>
+          <w:rFonts w:hint="eastAsia"/>
+          <w:sz w:val="24"/>
+        </w:rPr>
+        <w:lastRenderedPageBreak/>
         <w:t>HW Forward Swap Rate</w:t>
       </w:r>
     </w:p>
@@ -12507,9 +16761,9 @@
     <w:p>
       <w:pPr>
         <w:pStyle w:val="a3"/>
-        <w:ind w:leftChars="780" w:left="1560"/>
+        <w:ind w:leftChars="680" w:left="1360"/>
         <w:rPr>
-          <w:sz w:val="24"/>
+          <w:szCs w:val="20"/>
         </w:rPr>
       </w:pPr>
       <m:oMathPara>
@@ -12517,7 +16771,7 @@
           <m:r>
             <w:rPr>
               <w:rFonts w:ascii="Cambria Math" w:hAnsi="Cambria Math"/>
-              <w:sz w:val="24"/>
+              <w:szCs w:val="20"/>
             </w:rPr>
             <m:t>=max</m:t>
           </m:r>
@@ -12527,7 +16781,7 @@
                 <w:rPr>
                   <w:rFonts w:ascii="Cambria Math" w:hAnsi="Cambria Math"/>
                   <w:i/>
-                  <w:sz w:val="24"/>
+                  <w:szCs w:val="20"/>
                 </w:rPr>
               </m:ctrlPr>
             </m:dPr>
@@ -12538,6 +16792,7 @@
                     <w:rPr>
                       <w:rFonts w:ascii="Cambria Math" w:hAnsi="Cambria Math"/>
                       <w:i/>
+                      <w:szCs w:val="20"/>
                     </w:rPr>
                   </m:ctrlPr>
                 </m:sSubSupPr>
@@ -12548,12 +16803,14 @@
                     </m:rPr>
                     <w:rPr>
                       <w:rFonts w:ascii="Cambria Math" w:hAnsi="Cambria Math"/>
+                      <w:szCs w:val="20"/>
                     </w:rPr>
                     <m:t>FSR</m:t>
                   </m:r>
                   <m:ctrlPr>
                     <w:rPr>
                       <w:rFonts w:ascii="Cambria Math" w:hAnsi="Cambria Math"/>
+                      <w:szCs w:val="20"/>
                     </w:rPr>
                   </m:ctrlPr>
                 </m:e>
@@ -12564,12 +16821,14 @@
                     </m:rPr>
                     <w:rPr>
                       <w:rFonts w:ascii="Cambria Math" w:hAnsi="Cambria Math"/>
+                      <w:szCs w:val="20"/>
                     </w:rPr>
                     <m:t>HW</m:t>
                   </m:r>
                   <m:ctrlPr>
                     <w:rPr>
                       <w:rFonts w:ascii="Cambria Math" w:hAnsi="Cambria Math"/>
+                      <w:szCs w:val="20"/>
                     </w:rPr>
                   </m:ctrlPr>
                 </m:sub>
@@ -12580,6 +16839,7 @@
                         <w:rPr>
                           <w:rFonts w:ascii="Cambria Math" w:hAnsi="Cambria Math"/>
                           <w:i/>
+                          <w:szCs w:val="20"/>
                         </w:rPr>
                       </m:ctrlPr>
                     </m:sSubPr>
@@ -12587,6 +16847,7 @@
                       <m:r>
                         <w:rPr>
                           <w:rFonts w:ascii="Cambria Math" w:hAnsi="Cambria Math"/>
+                          <w:szCs w:val="20"/>
                         </w:rPr>
                         <m:t>x</m:t>
                       </m:r>
@@ -12595,6 +16856,7 @@
                       <m:r>
                         <w:rPr>
                           <w:rFonts w:ascii="Cambria Math" w:hAnsi="Cambria Math"/>
+                          <w:szCs w:val="20"/>
                         </w:rPr>
                         <m:t>i</m:t>
                       </m:r>
@@ -12607,6 +16869,7 @@
                   <m:ctrlPr>
                     <w:rPr>
                       <w:rFonts w:ascii="Cambria Math" w:hAnsi="Cambria Math"/>
+                      <w:szCs w:val="20"/>
                     </w:rPr>
                   </m:ctrlPr>
                 </m:dPr>
@@ -12616,6 +16879,7 @@
                       <m:ctrlPr>
                         <w:rPr>
                           <w:rFonts w:ascii="Cambria Math" w:hAnsi="Cambria Math"/>
+                          <w:szCs w:val="20"/>
                         </w:rPr>
                       </m:ctrlPr>
                     </m:sSubPr>
@@ -12626,6 +16890,7 @@
                         </m:rPr>
                         <w:rPr>
                           <w:rFonts w:ascii="Cambria Math" w:hAnsi="Cambria Math"/>
+                          <w:szCs w:val="20"/>
                         </w:rPr>
                         <m:t>t</m:t>
                       </m:r>
@@ -12637,6 +16902,7 @@
                         </m:rPr>
                         <w:rPr>
                           <w:rFonts w:ascii="Cambria Math" w:hAnsi="Cambria Math"/>
+                          <w:szCs w:val="20"/>
                         </w:rPr>
                         <m:t>timenode</m:t>
                       </m:r>
@@ -12648,6 +16914,7 @@
                     </m:rPr>
                     <w:rPr>
                       <w:rFonts w:ascii="Cambria Math" w:hAnsi="Cambria Math"/>
+                      <w:szCs w:val="20"/>
                     </w:rPr>
                     <m:t>,</m:t>
                   </m:r>
@@ -12656,6 +16923,7 @@
                       <m:ctrlPr>
                         <w:rPr>
                           <w:rFonts w:ascii="Cambria Math" w:hAnsi="Cambria Math"/>
+                          <w:szCs w:val="20"/>
                         </w:rPr>
                       </m:ctrlPr>
                     </m:sSubPr>
@@ -12666,6 +16934,7 @@
                         </m:rPr>
                         <w:rPr>
                           <w:rFonts w:ascii="Cambria Math" w:hAnsi="Cambria Math"/>
+                          <w:szCs w:val="20"/>
                         </w:rPr>
                         <m:t>t</m:t>
                       </m:r>
@@ -12677,6 +16946,7 @@
                         </m:rPr>
                         <w:rPr>
                           <w:rFonts w:ascii="Cambria Math" w:hAnsi="Cambria Math"/>
+                          <w:szCs w:val="20"/>
                         </w:rPr>
                         <m:t>forwardstart</m:t>
                       </m:r>
@@ -12685,6 +16955,7 @@
                   <m:r>
                     <w:rPr>
                       <w:rFonts w:ascii="Cambria Math" w:hAnsi="Cambria Math"/>
+                      <w:szCs w:val="20"/>
                     </w:rPr>
                     <m:t>,</m:t>
                   </m:r>
@@ -12693,6 +16964,7 @@
                       <m:ctrlPr>
                         <w:rPr>
                           <w:rFonts w:ascii="Cambria Math" w:hAnsi="Cambria Math"/>
+                          <w:szCs w:val="20"/>
                         </w:rPr>
                       </m:ctrlPr>
                     </m:sSubPr>
@@ -12703,6 +16975,7 @@
                         </m:rPr>
                         <w:rPr>
                           <w:rFonts w:ascii="Cambria Math" w:hAnsi="Cambria Math"/>
+                          <w:szCs w:val="20"/>
                         </w:rPr>
                         <m:t>T</m:t>
                       </m:r>
@@ -12714,6 +16987,7 @@
                         </m:rPr>
                         <w:rPr>
                           <w:rFonts w:ascii="Cambria Math" w:hAnsi="Cambria Math"/>
+                          <w:szCs w:val="20"/>
                         </w:rPr>
                         <m:t>swapmat</m:t>
                       </m:r>
@@ -12724,7 +16998,7 @@
               <m:r>
                 <w:rPr>
                   <w:rFonts w:ascii="Cambria Math" w:hAnsi="Cambria Math"/>
-                  <w:sz w:val="24"/>
+                  <w:szCs w:val="20"/>
                 </w:rPr>
                 <m:t>-Strike,0</m:t>
               </m:r>
@@ -12737,6 +17011,7 @@
                 <w:rPr>
                   <w:rFonts w:ascii="Cambria Math" w:hAnsi="Cambria Math"/>
                   <w:i/>
+                  <w:szCs w:val="20"/>
                 </w:rPr>
               </m:ctrlPr>
             </m:naryPr>
@@ -12744,6 +17019,7 @@
               <m:r>
                 <w:rPr>
                   <w:rFonts w:ascii="Cambria Math" w:hAnsi="Cambria Math"/>
+                  <w:szCs w:val="20"/>
                 </w:rPr>
                 <m:t>1</m:t>
               </m:r>
@@ -12752,6 +17028,7 @@
               <m:r>
                 <w:rPr>
                   <w:rFonts w:ascii="Cambria Math" w:hAnsi="Cambria Math"/>
+                  <w:szCs w:val="20"/>
                 </w:rPr>
                 <m:t>N</m:t>
               </m:r>
@@ -12764,6 +17041,7 @@
                   <m:ctrlPr>
                     <w:rPr>
                       <w:rFonts w:ascii="Cambria Math" w:hAnsi="Cambria Math"/>
+                      <w:szCs w:val="20"/>
                     </w:rPr>
                   </m:ctrlPr>
                 </m:dPr>
@@ -12774,6 +17052,7 @@
                     </m:rPr>
                     <w:rPr>
                       <w:rFonts w:ascii="Cambria Math" w:hAnsi="Cambria Math"/>
+                      <w:szCs w:val="20"/>
                     </w:rPr>
                     <m:t>Δ</m:t>
                   </m:r>
@@ -12783,6 +17062,7 @@
                         <w:rPr>
                           <w:rFonts w:ascii="Cambria Math" w:hAnsi="Cambria Math"/>
                           <w:i/>
+                          <w:szCs w:val="20"/>
                         </w:rPr>
                       </m:ctrlPr>
                     </m:sSubPr>
@@ -12790,6 +17070,7 @@
                       <m:r>
                         <w:rPr>
                           <w:rFonts w:ascii="Cambria Math" w:hAnsi="Cambria Math"/>
+                          <w:szCs w:val="20"/>
                         </w:rPr>
                         <m:t>T</m:t>
                       </m:r>
@@ -12798,6 +17079,7 @@
                       <m:r>
                         <w:rPr>
                           <w:rFonts w:ascii="Cambria Math" w:hAnsi="Cambria Math"/>
+                          <w:szCs w:val="20"/>
                         </w:rPr>
                         <m:t>i</m:t>
                       </m:r>
@@ -12806,6 +17088,7 @@
                   <m:r>
                     <w:rPr>
                       <w:rFonts w:ascii="Cambria Math" w:hAnsi="Cambria Math"/>
+                      <w:szCs w:val="20"/>
                     </w:rPr>
                     <m:t>×</m:t>
                   </m:r>
@@ -12815,6 +17098,7 @@
                         <w:rPr>
                           <w:rFonts w:ascii="Cambria Math" w:hAnsi="Cambria Math"/>
                           <w:i/>
+                          <w:szCs w:val="20"/>
                         </w:rPr>
                       </m:ctrlPr>
                     </m:sSubSupPr>
@@ -12822,6 +17106,7 @@
                       <m:r>
                         <w:rPr>
                           <w:rFonts w:ascii="Cambria Math" w:hAnsi="Cambria Math"/>
+                          <w:szCs w:val="20"/>
                         </w:rPr>
                         <m:t>P</m:t>
                       </m:r>
@@ -12830,6 +17115,7 @@
                       <m:r>
                         <w:rPr>
                           <w:rFonts w:ascii="Cambria Math" w:hAnsi="Cambria Math"/>
+                          <w:szCs w:val="20"/>
                         </w:rPr>
                         <m:t>HW</m:t>
                       </m:r>
@@ -12841,6 +17127,7 @@
                             <w:rPr>
                               <w:rFonts w:ascii="Cambria Math" w:hAnsi="Cambria Math"/>
                               <w:i/>
+                              <w:szCs w:val="20"/>
                             </w:rPr>
                           </m:ctrlPr>
                         </m:sSubPr>
@@ -12848,6 +17135,7 @@
                           <m:r>
                             <w:rPr>
                               <w:rFonts w:ascii="Cambria Math" w:hAnsi="Cambria Math"/>
+                              <w:szCs w:val="20"/>
                             </w:rPr>
                             <m:t>x</m:t>
                           </m:r>
@@ -12856,6 +17144,7 @@
                           <m:r>
                             <w:rPr>
                               <w:rFonts w:ascii="Cambria Math" w:hAnsi="Cambria Math"/>
+                              <w:szCs w:val="20"/>
                             </w:rPr>
                             <m:t>i</m:t>
                           </m:r>
@@ -12869,6 +17158,7 @@
                         <w:rPr>
                           <w:rFonts w:ascii="Cambria Math" w:hAnsi="Cambria Math"/>
                           <w:i/>
+                          <w:szCs w:val="20"/>
                         </w:rPr>
                       </m:ctrlPr>
                     </m:dPr>
@@ -12879,6 +17169,7 @@
                             <w:rPr>
                               <w:rFonts w:ascii="Cambria Math" w:hAnsi="Cambria Math"/>
                               <w:i/>
+                              <w:szCs w:val="20"/>
                             </w:rPr>
                           </m:ctrlPr>
                         </m:sSubPr>
@@ -12886,6 +17177,7 @@
                           <m:r>
                             <w:rPr>
                               <w:rFonts w:ascii="Cambria Math" w:hAnsi="Cambria Math"/>
+                              <w:szCs w:val="20"/>
                             </w:rPr>
                             <m:t>t</m:t>
                           </m:r>
@@ -12894,6 +17186,7 @@
                           <m:r>
                             <w:rPr>
                               <w:rFonts w:ascii="Cambria Math" w:hAnsi="Cambria Math"/>
+                              <w:szCs w:val="20"/>
                             </w:rPr>
                             <m:t>timenode</m:t>
                           </m:r>
@@ -12902,6 +17195,7 @@
                       <m:r>
                         <w:rPr>
                           <w:rFonts w:ascii="Cambria Math" w:hAnsi="Cambria Math"/>
+                          <w:szCs w:val="20"/>
                         </w:rPr>
                         <m:t>,</m:t>
                       </m:r>
@@ -12911,6 +17205,7 @@
                             <w:rPr>
                               <w:rFonts w:ascii="Cambria Math" w:hAnsi="Cambria Math"/>
                               <w:i/>
+                              <w:szCs w:val="20"/>
                             </w:rPr>
                           </m:ctrlPr>
                         </m:sSubPr>
@@ -12918,6 +17213,7 @@
                           <m:r>
                             <w:rPr>
                               <w:rFonts w:ascii="Cambria Math" w:hAnsi="Cambria Math"/>
+                              <w:szCs w:val="20"/>
                             </w:rPr>
                             <m:t>T</m:t>
                           </m:r>
@@ -12926,6 +17222,7 @@
                           <m:r>
                             <w:rPr>
                               <w:rFonts w:ascii="Cambria Math" w:hAnsi="Cambria Math"/>
+                              <w:szCs w:val="20"/>
                             </w:rPr>
                             <m:t>i</m:t>
                           </m:r>
@@ -12937,6 +17234,7 @@
                     <w:rPr>
                       <w:rFonts w:ascii="Cambria Math" w:hAnsi="Cambria Math"/>
                       <w:i/>
+                      <w:szCs w:val="20"/>
                     </w:rPr>
                   </m:ctrlPr>
                 </m:e>
@@ -13268,6 +17566,1224 @@
       </w:pPr>
     </w:p>
     <w:p/>
+    <w:p/>
+    <w:p/>
+    <w:p/>
+    <w:p/>
+    <w:p/>
+    <w:p/>
+    <w:p/>
+    <w:p>
+      <w:pPr>
+        <w:rPr>
+          <w:rFonts w:hint="eastAsia"/>
+        </w:rPr>
+      </w:pPr>
+    </w:p>
+    <w:p>
+      <w:pPr>
+        <w:rPr>
+          <w:b/>
+          <w:sz w:val="24"/>
+        </w:rPr>
+      </w:pPr>
+      <w:r>
+        <w:rPr>
+          <w:rFonts w:hint="eastAsia"/>
+          <w:b/>
+          <w:sz w:val="24"/>
+        </w:rPr>
+        <w:lastRenderedPageBreak/>
+        <w:t xml:space="preserve">C언어 </w:t>
+      </w:r>
+      <w:r>
+        <w:rPr>
+          <w:rFonts w:hint="eastAsia"/>
+          <w:b/>
+          <w:sz w:val="24"/>
+        </w:rPr>
+        <w:t>함수</w:t>
+      </w:r>
+    </w:p>
+    <w:p>
+      <w:pPr>
+        <w:pStyle w:val="a3"/>
+        <w:numPr>
+          <w:ilvl w:val="0"/>
+          <w:numId w:val="8"/>
+        </w:numPr>
+        <w:ind w:leftChars="0"/>
+        <w:rPr>
+          <w:sz w:val="24"/>
+        </w:rPr>
+      </w:pPr>
+      <m:oMath>
+        <m:r>
+          <m:rPr>
+            <m:sty m:val="p"/>
+          </m:rPr>
+          <w:rPr>
+            <w:rFonts w:ascii="Cambria Math" w:hAnsi="Cambria Math"/>
+            <w:sz w:val="24"/>
+          </w:rPr>
+          <m:t>B</m:t>
+        </m:r>
+        <m:d>
+          <m:dPr>
+            <m:ctrlPr>
+              <w:rPr>
+                <w:rFonts w:ascii="Cambria Math" w:hAnsi="Cambria Math"/>
+                <w:sz w:val="24"/>
+              </w:rPr>
+            </m:ctrlPr>
+          </m:dPr>
+          <m:e>
+            <m:r>
+              <m:rPr>
+                <m:sty m:val="p"/>
+              </m:rPr>
+              <w:rPr>
+                <w:rFonts w:ascii="Cambria Math" w:hAnsi="Cambria Math"/>
+                <w:sz w:val="24"/>
+              </w:rPr>
+              <m:t>t,T</m:t>
+            </m:r>
+          </m:e>
+        </m:d>
+        <m:r>
+          <w:rPr>
+            <w:rFonts w:ascii="Cambria Math" w:hAnsi="Cambria Math"/>
+            <w:sz w:val="24"/>
+          </w:rPr>
+          <m:t>=</m:t>
+        </m:r>
+        <m:f>
+          <m:fPr>
+            <m:ctrlPr>
+              <w:rPr>
+                <w:rFonts w:ascii="Cambria Math" w:hAnsi="Cambria Math"/>
+                <w:i/>
+                <w:sz w:val="24"/>
+              </w:rPr>
+            </m:ctrlPr>
+          </m:fPr>
+          <m:num>
+            <m:r>
+              <w:rPr>
+                <w:rFonts w:ascii="Cambria Math" w:hAnsi="Cambria Math"/>
+                <w:sz w:val="24"/>
+              </w:rPr>
+              <m:t>1-</m:t>
+            </m:r>
+            <m:sSup>
+              <m:sSupPr>
+                <m:ctrlPr>
+                  <w:rPr>
+                    <w:rFonts w:ascii="Cambria Math" w:hAnsi="Cambria Math"/>
+                    <w:i/>
+                    <w:sz w:val="24"/>
+                  </w:rPr>
+                </m:ctrlPr>
+              </m:sSupPr>
+              <m:e>
+                <m:r>
+                  <w:rPr>
+                    <w:rFonts w:ascii="Cambria Math" w:hAnsi="Cambria Math"/>
+                    <w:sz w:val="24"/>
+                  </w:rPr>
+                  <m:t>e</m:t>
+                </m:r>
+              </m:e>
+              <m:sup>
+                <m:r>
+                  <w:rPr>
+                    <w:rFonts w:ascii="Cambria Math" w:hAnsi="Cambria Math"/>
+                    <w:sz w:val="24"/>
+                  </w:rPr>
+                  <m:t>-κ</m:t>
+                </m:r>
+                <m:d>
+                  <m:dPr>
+                    <m:ctrlPr>
+                      <w:rPr>
+                        <w:rFonts w:ascii="Cambria Math" w:hAnsi="Cambria Math"/>
+                        <w:i/>
+                        <w:sz w:val="24"/>
+                      </w:rPr>
+                    </m:ctrlPr>
+                  </m:dPr>
+                  <m:e>
+                    <m:r>
+                      <w:rPr>
+                        <w:rFonts w:ascii="Cambria Math" w:hAnsi="Cambria Math"/>
+                        <w:sz w:val="24"/>
+                      </w:rPr>
+                      <m:t>T-t</m:t>
+                    </m:r>
+                  </m:e>
+                </m:d>
+              </m:sup>
+            </m:sSup>
+          </m:num>
+          <m:den>
+            <m:r>
+              <w:rPr>
+                <w:rFonts w:ascii="Cambria Math" w:hAnsi="Cambria Math"/>
+                <w:sz w:val="24"/>
+              </w:rPr>
+              <m:t>κ</m:t>
+            </m:r>
+          </m:den>
+        </m:f>
+      </m:oMath>
+    </w:p>
+    <w:p>
+      <w:pPr>
+        <w:ind w:leftChars="400" w:left="800"/>
+        <w:rPr>
+          <w:sz w:val="24"/>
+        </w:rPr>
+      </w:pPr>
+      <w:r>
+        <w:rPr>
+          <w:noProof/>
+        </w:rPr>
+        <w:drawing>
+          <wp:inline distT="0" distB="0" distL="0" distR="0" wp14:anchorId="4CAFA7E6" wp14:editId="09C900E5">
+            <wp:extent cx="2588455" cy="583201"/>
+            <wp:effectExtent l="0" t="0" r="2540" b="7620"/>
+            <wp:docPr id="3" name="그림 3"/>
+            <wp:cNvGraphicFramePr>
+              <a:graphicFrameLocks xmlns:a="http://schemas.openxmlformats.org/drawingml/2006/main" noChangeAspect="1"/>
+            </wp:cNvGraphicFramePr>
+            <a:graphic xmlns:a="http://schemas.openxmlformats.org/drawingml/2006/main">
+              <a:graphicData uri="http://schemas.openxmlformats.org/drawingml/2006/picture">
+                <pic:pic xmlns:pic="http://schemas.openxmlformats.org/drawingml/2006/picture">
+                  <pic:nvPicPr>
+                    <pic:cNvPr id="1" name=""/>
+                    <pic:cNvPicPr/>
+                  </pic:nvPicPr>
+                  <pic:blipFill>
+                    <a:blip r:embed="rId9"/>
+                    <a:stretch>
+                      <a:fillRect/>
+                    </a:stretch>
+                  </pic:blipFill>
+                  <pic:spPr>
+                    <a:xfrm>
+                      <a:off x="0" y="0"/>
+                      <a:ext cx="2652064" cy="597533"/>
+                    </a:xfrm>
+                    <a:prstGeom prst="rect">
+                      <a:avLst/>
+                    </a:prstGeom>
+                  </pic:spPr>
+                </pic:pic>
+              </a:graphicData>
+            </a:graphic>
+          </wp:inline>
+        </w:drawing>
+      </w:r>
+    </w:p>
+    <w:p>
+      <w:pPr>
+        <w:pStyle w:val="a3"/>
+        <w:numPr>
+          <w:ilvl w:val="0"/>
+          <w:numId w:val="8"/>
+        </w:numPr>
+        <w:ind w:leftChars="0"/>
+        <w:rPr>
+          <w:rFonts w:hint="eastAsia"/>
+          <w:sz w:val="24"/>
+        </w:rPr>
+      </w:pPr>
+      <m:oMath>
+        <m:r>
+          <w:rPr>
+            <w:rFonts w:ascii="Cambria Math" w:hAnsi="Cambria Math"/>
+            <w:sz w:val="24"/>
+            <w:szCs w:val="24"/>
+          </w:rPr>
+          <m:t>Q</m:t>
+        </m:r>
+        <m:r>
+          <w:rPr>
+            <w:rFonts w:ascii="Cambria Math" w:hAnsi="Cambria Math"/>
+            <w:sz w:val="24"/>
+            <w:szCs w:val="24"/>
+          </w:rPr>
+          <m:t>VTerm</m:t>
+        </m:r>
+        <m:d>
+          <m:dPr>
+            <m:ctrlPr>
+              <w:rPr>
+                <w:rFonts w:ascii="Cambria Math" w:hAnsi="Cambria Math"/>
+                <w:i/>
+                <w:sz w:val="24"/>
+                <w:szCs w:val="24"/>
+              </w:rPr>
+            </m:ctrlPr>
+          </m:dPr>
+          <m:e>
+            <m:r>
+              <w:rPr>
+                <w:rFonts w:ascii="Cambria Math" w:hAnsi="Cambria Math"/>
+                <w:sz w:val="24"/>
+                <w:szCs w:val="24"/>
+              </w:rPr>
+              <m:t>t,T</m:t>
+            </m:r>
+          </m:e>
+        </m:d>
+        <m:r>
+          <w:rPr>
+            <w:rFonts w:ascii="Cambria Math" w:hAnsi="Cambria Math"/>
+            <w:sz w:val="24"/>
+            <w:szCs w:val="24"/>
+          </w:rPr>
+          <m:t>=</m:t>
+        </m:r>
+        <m:f>
+          <m:fPr>
+            <m:ctrlPr>
+              <w:rPr>
+                <w:rFonts w:ascii="Cambria Math" w:hAnsi="Cambria Math"/>
+                <w:i/>
+                <w:sz w:val="24"/>
+                <w:szCs w:val="24"/>
+              </w:rPr>
+            </m:ctrlPr>
+          </m:fPr>
+          <m:num>
+            <m:r>
+              <w:rPr>
+                <w:rFonts w:ascii="Cambria Math" w:hAnsi="Cambria Math"/>
+                <w:sz w:val="24"/>
+                <w:szCs w:val="24"/>
+              </w:rPr>
+              <m:t>1</m:t>
+            </m:r>
+          </m:num>
+          <m:den>
+            <m:r>
+              <w:rPr>
+                <w:rFonts w:ascii="Cambria Math" w:hAnsi="Cambria Math"/>
+                <w:sz w:val="24"/>
+                <w:szCs w:val="24"/>
+              </w:rPr>
+              <m:t>2</m:t>
+            </m:r>
+          </m:den>
+        </m:f>
+        <m:nary>
+          <m:naryPr>
+            <m:ctrlPr>
+              <w:rPr>
+                <w:rFonts w:ascii="Cambria Math" w:hAnsi="Cambria Math"/>
+                <w:i/>
+                <w:sz w:val="24"/>
+                <w:szCs w:val="24"/>
+              </w:rPr>
+            </m:ctrlPr>
+          </m:naryPr>
+          <m:sub>
+            <m:r>
+              <w:rPr>
+                <w:rFonts w:ascii="Cambria Math" w:hAnsi="Cambria Math"/>
+                <w:sz w:val="24"/>
+                <w:szCs w:val="24"/>
+              </w:rPr>
+              <m:t>0</m:t>
+            </m:r>
+          </m:sub>
+          <m:sup>
+            <m:r>
+              <w:rPr>
+                <w:rFonts w:ascii="Cambria Math" w:hAnsi="Cambria Math"/>
+                <w:sz w:val="24"/>
+                <w:szCs w:val="24"/>
+              </w:rPr>
+              <m:t>t</m:t>
+            </m:r>
+          </m:sup>
+          <m:e>
+            <m:sSubSup>
+              <m:sSubSupPr>
+                <m:ctrlPr>
+                  <w:rPr>
+                    <w:rFonts w:ascii="Cambria Math" w:hAnsi="Cambria Math"/>
+                    <w:i/>
+                    <w:sz w:val="24"/>
+                    <w:szCs w:val="24"/>
+                  </w:rPr>
+                </m:ctrlPr>
+              </m:sSubSupPr>
+              <m:e>
+                <m:r>
+                  <w:rPr>
+                    <w:rFonts w:ascii="Cambria Math" w:hAnsi="Cambria Math"/>
+                    <w:sz w:val="24"/>
+                    <w:szCs w:val="24"/>
+                  </w:rPr>
+                  <m:t>σ</m:t>
+                </m:r>
+              </m:e>
+              <m:sub>
+                <m:r>
+                  <w:rPr>
+                    <w:rFonts w:ascii="Cambria Math" w:hAnsi="Cambria Math"/>
+                    <w:sz w:val="24"/>
+                    <w:szCs w:val="24"/>
+                  </w:rPr>
+                  <m:t>s</m:t>
+                </m:r>
+              </m:sub>
+              <m:sup>
+                <m:r>
+                  <w:rPr>
+                    <w:rFonts w:ascii="Cambria Math" w:hAnsi="Cambria Math"/>
+                    <w:sz w:val="24"/>
+                    <w:szCs w:val="24"/>
+                  </w:rPr>
+                  <m:t>2</m:t>
+                </m:r>
+              </m:sup>
+            </m:sSubSup>
+            <m:d>
+              <m:dPr>
+                <m:begChr m:val="["/>
+                <m:endChr m:val="]"/>
+                <m:ctrlPr>
+                  <w:rPr>
+                    <w:rFonts w:ascii="Cambria Math" w:hAnsi="Cambria Math"/>
+                    <w:i/>
+                    <w:sz w:val="24"/>
+                    <w:szCs w:val="24"/>
+                  </w:rPr>
+                </m:ctrlPr>
+              </m:dPr>
+              <m:e>
+                <m:r>
+                  <w:rPr>
+                    <w:rFonts w:ascii="Cambria Math" w:hAnsi="Cambria Math"/>
+                    <w:sz w:val="24"/>
+                    <w:szCs w:val="24"/>
+                  </w:rPr>
+                  <m:t>B</m:t>
+                </m:r>
+                <m:sSup>
+                  <m:sSupPr>
+                    <m:ctrlPr>
+                      <w:rPr>
+                        <w:rFonts w:ascii="Cambria Math" w:hAnsi="Cambria Math"/>
+                        <w:i/>
+                        <w:sz w:val="24"/>
+                        <w:szCs w:val="24"/>
+                      </w:rPr>
+                    </m:ctrlPr>
+                  </m:sSupPr>
+                  <m:e>
+                    <m:d>
+                      <m:dPr>
+                        <m:ctrlPr>
+                          <w:rPr>
+                            <w:rFonts w:ascii="Cambria Math" w:hAnsi="Cambria Math"/>
+                            <w:i/>
+                            <w:sz w:val="24"/>
+                            <w:szCs w:val="24"/>
+                          </w:rPr>
+                        </m:ctrlPr>
+                      </m:dPr>
+                      <m:e>
+                        <m:r>
+                          <w:rPr>
+                            <w:rFonts w:ascii="Cambria Math" w:hAnsi="Cambria Math"/>
+                            <w:sz w:val="24"/>
+                            <w:szCs w:val="24"/>
+                          </w:rPr>
+                          <m:t>s,t</m:t>
+                        </m:r>
+                      </m:e>
+                    </m:d>
+                  </m:e>
+                  <m:sup>
+                    <m:r>
+                      <w:rPr>
+                        <w:rFonts w:ascii="Cambria Math" w:hAnsi="Cambria Math"/>
+                        <w:sz w:val="24"/>
+                        <w:szCs w:val="24"/>
+                      </w:rPr>
+                      <m:t>2</m:t>
+                    </m:r>
+                  </m:sup>
+                </m:sSup>
+                <m:r>
+                  <w:rPr>
+                    <w:rFonts w:ascii="Cambria Math" w:hAnsi="Cambria Math"/>
+                    <w:sz w:val="24"/>
+                    <w:szCs w:val="24"/>
+                  </w:rPr>
+                  <m:t>-B</m:t>
+                </m:r>
+                <m:sSup>
+                  <m:sSupPr>
+                    <m:ctrlPr>
+                      <w:rPr>
+                        <w:rFonts w:ascii="Cambria Math" w:hAnsi="Cambria Math"/>
+                        <w:i/>
+                        <w:sz w:val="24"/>
+                        <w:szCs w:val="24"/>
+                      </w:rPr>
+                    </m:ctrlPr>
+                  </m:sSupPr>
+                  <m:e>
+                    <m:d>
+                      <m:dPr>
+                        <m:ctrlPr>
+                          <w:rPr>
+                            <w:rFonts w:ascii="Cambria Math" w:hAnsi="Cambria Math"/>
+                            <w:i/>
+                            <w:sz w:val="24"/>
+                            <w:szCs w:val="24"/>
+                          </w:rPr>
+                        </m:ctrlPr>
+                      </m:dPr>
+                      <m:e>
+                        <m:r>
+                          <w:rPr>
+                            <w:rFonts w:ascii="Cambria Math" w:hAnsi="Cambria Math"/>
+                            <w:sz w:val="24"/>
+                            <w:szCs w:val="24"/>
+                          </w:rPr>
+                          <m:t>s,T</m:t>
+                        </m:r>
+                      </m:e>
+                    </m:d>
+                  </m:e>
+                  <m:sup>
+                    <m:r>
+                      <w:rPr>
+                        <w:rFonts w:ascii="Cambria Math" w:hAnsi="Cambria Math"/>
+                        <w:sz w:val="24"/>
+                        <w:szCs w:val="24"/>
+                      </w:rPr>
+                      <m:t>2</m:t>
+                    </m:r>
+                  </m:sup>
+                </m:sSup>
+              </m:e>
+            </m:d>
+            <m:r>
+              <w:rPr>
+                <w:rFonts w:ascii="Cambria Math" w:hAnsi="Cambria Math"/>
+                <w:sz w:val="24"/>
+                <w:szCs w:val="24"/>
+              </w:rPr>
+              <m:t>ds</m:t>
+            </m:r>
+          </m:e>
+        </m:nary>
+        <m:r>
+          <w:rPr>
+            <w:rFonts w:ascii="Cambria Math" w:hAnsi="Cambria Math"/>
+            <w:sz w:val="24"/>
+            <w:szCs w:val="24"/>
+          </w:rPr>
+          <m:t>≈-</m:t>
+        </m:r>
+        <m:f>
+          <m:fPr>
+            <m:ctrlPr>
+              <w:rPr>
+                <w:rFonts w:ascii="Cambria Math" w:hAnsi="Cambria Math"/>
+                <w:i/>
+                <w:sz w:val="24"/>
+                <w:szCs w:val="24"/>
+              </w:rPr>
+            </m:ctrlPr>
+          </m:fPr>
+          <m:num>
+            <m:sSup>
+              <m:sSupPr>
+                <m:ctrlPr>
+                  <w:rPr>
+                    <w:rFonts w:ascii="Cambria Math" w:hAnsi="Cambria Math"/>
+                    <w:i/>
+                    <w:sz w:val="24"/>
+                    <w:szCs w:val="24"/>
+                  </w:rPr>
+                </m:ctrlPr>
+              </m:sSupPr>
+              <m:e>
+                <m:r>
+                  <w:rPr>
+                    <w:rFonts w:ascii="Cambria Math" w:hAnsi="Cambria Math"/>
+                    <w:sz w:val="24"/>
+                    <w:szCs w:val="24"/>
+                  </w:rPr>
+                  <m:t>σ</m:t>
+                </m:r>
+              </m:e>
+              <m:sup>
+                <m:r>
+                  <w:rPr>
+                    <w:rFonts w:ascii="Cambria Math" w:hAnsi="Cambria Math"/>
+                    <w:sz w:val="24"/>
+                    <w:szCs w:val="24"/>
+                  </w:rPr>
+                  <m:t>2</m:t>
+                </m:r>
+              </m:sup>
+            </m:sSup>
+            <m:sSup>
+              <m:sSupPr>
+                <m:ctrlPr>
+                  <w:rPr>
+                    <w:rFonts w:ascii="Cambria Math" w:hAnsi="Cambria Math"/>
+                    <w:i/>
+                    <w:sz w:val="24"/>
+                    <w:szCs w:val="24"/>
+                  </w:rPr>
+                </m:ctrlPr>
+              </m:sSupPr>
+              <m:e>
+                <m:d>
+                  <m:dPr>
+                    <m:ctrlPr>
+                      <w:rPr>
+                        <w:rFonts w:ascii="Cambria Math" w:hAnsi="Cambria Math"/>
+                        <w:i/>
+                        <w:sz w:val="24"/>
+                        <w:szCs w:val="24"/>
+                      </w:rPr>
+                    </m:ctrlPr>
+                  </m:dPr>
+                  <m:e>
+                    <m:sSup>
+                      <m:sSupPr>
+                        <m:ctrlPr>
+                          <w:rPr>
+                            <w:rFonts w:ascii="Cambria Math" w:hAnsi="Cambria Math"/>
+                            <w:i/>
+                            <w:sz w:val="24"/>
+                            <w:szCs w:val="24"/>
+                          </w:rPr>
+                        </m:ctrlPr>
+                      </m:sSupPr>
+                      <m:e>
+                        <m:r>
+                          <w:rPr>
+                            <w:rFonts w:ascii="Cambria Math" w:hAnsi="Cambria Math"/>
+                            <w:sz w:val="24"/>
+                            <w:szCs w:val="24"/>
+                          </w:rPr>
+                          <m:t>e</m:t>
+                        </m:r>
+                      </m:e>
+                      <m:sup>
+                        <m:r>
+                          <w:rPr>
+                            <w:rFonts w:ascii="Cambria Math" w:hAnsi="Cambria Math"/>
+                            <w:sz w:val="24"/>
+                            <w:szCs w:val="24"/>
+                          </w:rPr>
+                          <m:t>-κT</m:t>
+                        </m:r>
+                      </m:sup>
+                    </m:sSup>
+                    <m:r>
+                      <w:rPr>
+                        <w:rFonts w:ascii="Cambria Math" w:hAnsi="Cambria Math"/>
+                        <w:sz w:val="24"/>
+                        <w:szCs w:val="24"/>
+                      </w:rPr>
+                      <m:t>-</m:t>
+                    </m:r>
+                    <m:sSup>
+                      <m:sSupPr>
+                        <m:ctrlPr>
+                          <w:rPr>
+                            <w:rFonts w:ascii="Cambria Math" w:hAnsi="Cambria Math"/>
+                            <w:i/>
+                            <w:sz w:val="24"/>
+                            <w:szCs w:val="24"/>
+                          </w:rPr>
+                        </m:ctrlPr>
+                      </m:sSupPr>
+                      <m:e>
+                        <m:r>
+                          <w:rPr>
+                            <w:rFonts w:ascii="Cambria Math" w:hAnsi="Cambria Math"/>
+                            <w:sz w:val="24"/>
+                            <w:szCs w:val="24"/>
+                          </w:rPr>
+                          <m:t>e</m:t>
+                        </m:r>
+                      </m:e>
+                      <m:sup>
+                        <m:r>
+                          <w:rPr>
+                            <w:rFonts w:ascii="Cambria Math" w:hAnsi="Cambria Math"/>
+                            <w:sz w:val="24"/>
+                            <w:szCs w:val="24"/>
+                          </w:rPr>
+                          <m:t>-κt</m:t>
+                        </m:r>
+                      </m:sup>
+                    </m:sSup>
+                  </m:e>
+                </m:d>
+              </m:e>
+              <m:sup>
+                <m:r>
+                  <w:rPr>
+                    <w:rFonts w:ascii="Cambria Math" w:hAnsi="Cambria Math"/>
+                    <w:sz w:val="24"/>
+                    <w:szCs w:val="24"/>
+                  </w:rPr>
+                  <m:t>2</m:t>
+                </m:r>
+              </m:sup>
+            </m:sSup>
+            <m:d>
+              <m:dPr>
+                <m:ctrlPr>
+                  <w:rPr>
+                    <w:rFonts w:ascii="Cambria Math" w:hAnsi="Cambria Math"/>
+                    <w:i/>
+                    <w:sz w:val="24"/>
+                    <w:szCs w:val="24"/>
+                  </w:rPr>
+                </m:ctrlPr>
+              </m:dPr>
+              <m:e>
+                <m:sSup>
+                  <m:sSupPr>
+                    <m:ctrlPr>
+                      <w:rPr>
+                        <w:rFonts w:ascii="Cambria Math" w:hAnsi="Cambria Math"/>
+                        <w:i/>
+                        <w:sz w:val="24"/>
+                        <w:szCs w:val="24"/>
+                      </w:rPr>
+                    </m:ctrlPr>
+                  </m:sSupPr>
+                  <m:e>
+                    <m:r>
+                      <w:rPr>
+                        <w:rFonts w:ascii="Cambria Math" w:hAnsi="Cambria Math"/>
+                        <w:sz w:val="24"/>
+                        <w:szCs w:val="24"/>
+                      </w:rPr>
+                      <m:t>e</m:t>
+                    </m:r>
+                  </m:e>
+                  <m:sup>
+                    <m:r>
+                      <w:rPr>
+                        <w:rFonts w:ascii="Cambria Math" w:hAnsi="Cambria Math"/>
+                        <w:sz w:val="24"/>
+                        <w:szCs w:val="24"/>
+                      </w:rPr>
+                      <m:t>2κt</m:t>
+                    </m:r>
+                  </m:sup>
+                </m:sSup>
+                <m:r>
+                  <w:rPr>
+                    <w:rFonts w:ascii="Cambria Math" w:hAnsi="Cambria Math"/>
+                    <w:sz w:val="24"/>
+                    <w:szCs w:val="24"/>
+                  </w:rPr>
+                  <m:t>-1</m:t>
+                </m:r>
+              </m:e>
+            </m:d>
+          </m:num>
+          <m:den>
+            <m:r>
+              <w:rPr>
+                <w:rFonts w:ascii="Cambria Math" w:hAnsi="Cambria Math"/>
+                <w:sz w:val="24"/>
+                <w:szCs w:val="24"/>
+              </w:rPr>
+              <m:t>4</m:t>
+            </m:r>
+            <m:sSup>
+              <m:sSupPr>
+                <m:ctrlPr>
+                  <w:rPr>
+                    <w:rFonts w:ascii="Cambria Math" w:hAnsi="Cambria Math"/>
+                    <w:i/>
+                    <w:sz w:val="24"/>
+                    <w:szCs w:val="24"/>
+                  </w:rPr>
+                </m:ctrlPr>
+              </m:sSupPr>
+              <m:e>
+                <m:r>
+                  <w:rPr>
+                    <w:rFonts w:ascii="Cambria Math" w:hAnsi="Cambria Math"/>
+                    <w:sz w:val="24"/>
+                    <w:szCs w:val="24"/>
+                  </w:rPr>
+                  <m:t>κ</m:t>
+                </m:r>
+              </m:e>
+              <m:sup>
+                <m:r>
+                  <w:rPr>
+                    <w:rFonts w:ascii="Cambria Math" w:hAnsi="Cambria Math"/>
+                    <w:sz w:val="24"/>
+                    <w:szCs w:val="24"/>
+                  </w:rPr>
+                  <m:t>3</m:t>
+                </m:r>
+              </m:sup>
+            </m:sSup>
+          </m:den>
+        </m:f>
+      </m:oMath>
+    </w:p>
+    <w:p>
+      <w:pPr>
+        <w:ind w:leftChars="400" w:left="800"/>
+        <w:rPr>
+          <w:rFonts w:hint="eastAsia"/>
+          <w:sz w:val="24"/>
+        </w:rPr>
+      </w:pPr>
+      <w:r>
+        <w:rPr>
+          <w:noProof/>
+        </w:rPr>
+        <w:drawing>
+          <wp:inline distT="0" distB="0" distL="0" distR="0" wp14:anchorId="7F33F89A" wp14:editId="07D51A9E">
+            <wp:extent cx="5731510" cy="416560"/>
+            <wp:effectExtent l="0" t="0" r="2540" b="2540"/>
+            <wp:docPr id="6" name="그림 6"/>
+            <wp:cNvGraphicFramePr>
+              <a:graphicFrameLocks xmlns:a="http://schemas.openxmlformats.org/drawingml/2006/main" noChangeAspect="1"/>
+            </wp:cNvGraphicFramePr>
+            <a:graphic xmlns:a="http://schemas.openxmlformats.org/drawingml/2006/main">
+              <a:graphicData uri="http://schemas.openxmlformats.org/drawingml/2006/picture">
+                <pic:pic xmlns:pic="http://schemas.openxmlformats.org/drawingml/2006/picture">
+                  <pic:nvPicPr>
+                    <pic:cNvPr id="1" name=""/>
+                    <pic:cNvPicPr/>
+                  </pic:nvPicPr>
+                  <pic:blipFill>
+                    <a:blip r:embed="rId10"/>
+                    <a:stretch>
+                      <a:fillRect/>
+                    </a:stretch>
+                  </pic:blipFill>
+                  <pic:spPr>
+                    <a:xfrm>
+                      <a:off x="0" y="0"/>
+                      <a:ext cx="5731510" cy="416560"/>
+                    </a:xfrm>
+                    <a:prstGeom prst="rect">
+                      <a:avLst/>
+                    </a:prstGeom>
+                  </pic:spPr>
+                </pic:pic>
+              </a:graphicData>
+            </a:graphic>
+          </wp:inline>
+        </w:drawing>
+      </w:r>
+    </w:p>
+    <w:p>
+      <w:pPr>
+        <w:pStyle w:val="a3"/>
+        <w:numPr>
+          <w:ilvl w:val="0"/>
+          <w:numId w:val="8"/>
+        </w:numPr>
+        <w:spacing w:after="200" w:line="276" w:lineRule="auto"/>
+        <w:ind w:leftChars="0"/>
+        <w:rPr>
+          <w:rFonts w:hint="eastAsia"/>
+          <w:sz w:val="24"/>
+          <w:szCs w:val="24"/>
+        </w:rPr>
+      </w:pPr>
+      <m:oMath>
+        <m:r>
+          <w:rPr>
+            <w:rFonts w:ascii="Cambria Math" w:hAnsi="Cambria Math"/>
+            <w:sz w:val="24"/>
+            <w:szCs w:val="24"/>
+          </w:rPr>
+          <m:t>BSSwaption</m:t>
+        </m:r>
+        <m:r>
+          <w:rPr>
+            <w:rFonts w:ascii="Cambria Math" w:hAnsi="Cambria Math"/>
+            <w:sz w:val="24"/>
+            <w:szCs w:val="24"/>
+          </w:rPr>
+          <m:t>=N×Annuity×</m:t>
+        </m:r>
+        <m:d>
+          <m:dPr>
+            <m:begChr m:val="["/>
+            <m:endChr m:val="]"/>
+            <m:ctrlPr>
+              <w:rPr>
+                <w:rFonts w:ascii="Cambria Math" w:hAnsi="Cambria Math"/>
+                <w:i/>
+                <w:sz w:val="24"/>
+                <w:szCs w:val="24"/>
+              </w:rPr>
+            </m:ctrlPr>
+          </m:dPr>
+          <m:e>
+            <m:sSub>
+              <m:sSubPr>
+                <m:ctrlPr>
+                  <w:rPr>
+                    <w:rFonts w:ascii="Cambria Math" w:hAnsi="Cambria Math"/>
+                    <w:i/>
+                    <w:sz w:val="24"/>
+                    <w:szCs w:val="24"/>
+                  </w:rPr>
+                </m:ctrlPr>
+              </m:sSubPr>
+              <m:e>
+                <m:r>
+                  <w:rPr>
+                    <w:rFonts w:ascii="Cambria Math" w:hAnsi="Cambria Math"/>
+                    <w:sz w:val="24"/>
+                    <w:szCs w:val="24"/>
+                  </w:rPr>
+                  <m:t>f</m:t>
+                </m:r>
+              </m:e>
+              <m:sub>
+                <m:r>
+                  <w:rPr>
+                    <w:rFonts w:ascii="Cambria Math" w:hAnsi="Cambria Math"/>
+                    <w:sz w:val="24"/>
+                    <w:szCs w:val="24"/>
+                  </w:rPr>
+                  <m:t>0</m:t>
+                </m:r>
+              </m:sub>
+            </m:sSub>
+            <m:d>
+              <m:dPr>
+                <m:ctrlPr>
+                  <w:rPr>
+                    <w:rFonts w:ascii="Cambria Math" w:hAnsi="Cambria Math"/>
+                    <w:i/>
+                    <w:sz w:val="24"/>
+                    <w:szCs w:val="24"/>
+                  </w:rPr>
+                </m:ctrlPr>
+              </m:dPr>
+              <m:e>
+                <m:sSub>
+                  <m:sSubPr>
+                    <m:ctrlPr>
+                      <w:rPr>
+                        <w:rFonts w:ascii="Cambria Math" w:hAnsi="Cambria Math"/>
+                        <w:i/>
+                        <w:sz w:val="24"/>
+                        <w:szCs w:val="24"/>
+                      </w:rPr>
+                    </m:ctrlPr>
+                  </m:sSubPr>
+                  <m:e>
+                    <m:r>
+                      <w:rPr>
+                        <w:rFonts w:ascii="Cambria Math" w:hAnsi="Cambria Math"/>
+                        <w:sz w:val="24"/>
+                        <w:szCs w:val="24"/>
+                      </w:rPr>
+                      <m:t>T</m:t>
+                    </m:r>
+                  </m:e>
+                  <m:sub>
+                    <m:r>
+                      <w:rPr>
+                        <w:rFonts w:ascii="Cambria Math" w:hAnsi="Cambria Math"/>
+                        <w:sz w:val="24"/>
+                        <w:szCs w:val="24"/>
+                      </w:rPr>
+                      <m:t>start</m:t>
+                    </m:r>
+                  </m:sub>
+                </m:sSub>
+                <m:r>
+                  <w:rPr>
+                    <w:rFonts w:ascii="Cambria Math" w:hAnsi="Cambria Math"/>
+                    <w:sz w:val="24"/>
+                    <w:szCs w:val="24"/>
+                  </w:rPr>
+                  <m:t xml:space="preserve">, </m:t>
+                </m:r>
+                <m:sSub>
+                  <m:sSubPr>
+                    <m:ctrlPr>
+                      <w:rPr>
+                        <w:rFonts w:ascii="Cambria Math" w:hAnsi="Cambria Math"/>
+                        <w:i/>
+                        <w:sz w:val="24"/>
+                        <w:szCs w:val="24"/>
+                      </w:rPr>
+                    </m:ctrlPr>
+                  </m:sSubPr>
+                  <m:e>
+                    <m:r>
+                      <w:rPr>
+                        <w:rFonts w:ascii="Cambria Math" w:hAnsi="Cambria Math"/>
+                        <w:sz w:val="24"/>
+                        <w:szCs w:val="24"/>
+                      </w:rPr>
+                      <m:t>T</m:t>
+                    </m:r>
+                  </m:e>
+                  <m:sub>
+                    <m:r>
+                      <w:rPr>
+                        <w:rFonts w:ascii="Cambria Math" w:hAnsi="Cambria Math"/>
+                        <w:sz w:val="24"/>
+                        <w:szCs w:val="24"/>
+                      </w:rPr>
+                      <m:t>end</m:t>
+                    </m:r>
+                  </m:sub>
+                </m:sSub>
+              </m:e>
+            </m:d>
+            <m:r>
+              <w:rPr>
+                <w:rFonts w:ascii="Cambria Math" w:hAnsi="Cambria Math"/>
+                <w:sz w:val="24"/>
+                <w:szCs w:val="24"/>
+              </w:rPr>
+              <m:t>N</m:t>
+            </m:r>
+            <m:d>
+              <m:dPr>
+                <m:ctrlPr>
+                  <w:rPr>
+                    <w:rFonts w:ascii="Cambria Math" w:hAnsi="Cambria Math"/>
+                    <w:i/>
+                    <w:sz w:val="24"/>
+                    <w:szCs w:val="24"/>
+                  </w:rPr>
+                </m:ctrlPr>
+              </m:dPr>
+              <m:e>
+                <m:sSub>
+                  <m:sSubPr>
+                    <m:ctrlPr>
+                      <w:rPr>
+                        <w:rFonts w:ascii="Cambria Math" w:hAnsi="Cambria Math"/>
+                        <w:i/>
+                        <w:sz w:val="24"/>
+                        <w:szCs w:val="24"/>
+                      </w:rPr>
+                    </m:ctrlPr>
+                  </m:sSubPr>
+                  <m:e>
+                    <m:r>
+                      <w:rPr>
+                        <w:rFonts w:ascii="Cambria Math" w:hAnsi="Cambria Math"/>
+                        <w:sz w:val="24"/>
+                        <w:szCs w:val="24"/>
+                      </w:rPr>
+                      <m:t>d</m:t>
+                    </m:r>
+                  </m:e>
+                  <m:sub>
+                    <m:r>
+                      <w:rPr>
+                        <w:rFonts w:ascii="Cambria Math" w:hAnsi="Cambria Math"/>
+                        <w:sz w:val="24"/>
+                        <w:szCs w:val="24"/>
+                      </w:rPr>
+                      <m:t>1</m:t>
+                    </m:r>
+                  </m:sub>
+                </m:sSub>
+              </m:e>
+            </m:d>
+            <m:r>
+              <w:rPr>
+                <w:rFonts w:ascii="Cambria Math" w:hAnsi="Cambria Math"/>
+                <w:sz w:val="24"/>
+                <w:szCs w:val="24"/>
+              </w:rPr>
+              <m:t>-XN</m:t>
+            </m:r>
+            <m:d>
+              <m:dPr>
+                <m:ctrlPr>
+                  <w:rPr>
+                    <w:rFonts w:ascii="Cambria Math" w:hAnsi="Cambria Math"/>
+                    <w:i/>
+                    <w:sz w:val="24"/>
+                    <w:szCs w:val="24"/>
+                  </w:rPr>
+                </m:ctrlPr>
+              </m:dPr>
+              <m:e>
+                <m:sSub>
+                  <m:sSubPr>
+                    <m:ctrlPr>
+                      <w:rPr>
+                        <w:rFonts w:ascii="Cambria Math" w:hAnsi="Cambria Math"/>
+                        <w:i/>
+                        <w:sz w:val="24"/>
+                        <w:szCs w:val="24"/>
+                      </w:rPr>
+                    </m:ctrlPr>
+                  </m:sSubPr>
+                  <m:e>
+                    <m:r>
+                      <w:rPr>
+                        <w:rFonts w:ascii="Cambria Math" w:hAnsi="Cambria Math"/>
+                        <w:sz w:val="24"/>
+                        <w:szCs w:val="24"/>
+                      </w:rPr>
+                      <m:t>d</m:t>
+                    </m:r>
+                  </m:e>
+                  <m:sub>
+                    <m:r>
+                      <w:rPr>
+                        <w:rFonts w:ascii="Cambria Math" w:hAnsi="Cambria Math"/>
+                        <w:sz w:val="24"/>
+                        <w:szCs w:val="24"/>
+                      </w:rPr>
+                      <m:t>2</m:t>
+                    </m:r>
+                  </m:sub>
+                </m:sSub>
+              </m:e>
+            </m:d>
+          </m:e>
+        </m:d>
+      </m:oMath>
+    </w:p>
+    <w:p>
+      <w:pPr>
+        <w:ind w:leftChars="400" w:left="800"/>
+        <w:jc w:val="center"/>
+        <w:rPr>
+          <w:rFonts w:hint="eastAsia"/>
+        </w:rPr>
+      </w:pPr>
+      <w:r>
+        <w:rPr>
+          <w:noProof/>
+        </w:rPr>
+        <w:drawing>
+          <wp:inline distT="0" distB="0" distL="0" distR="0" wp14:anchorId="538DAD6E" wp14:editId="542FD3F9">
+            <wp:extent cx="5731510" cy="5030470"/>
+            <wp:effectExtent l="0" t="0" r="2540" b="0"/>
+            <wp:docPr id="11" name="그림 11"/>
+            <wp:cNvGraphicFramePr>
+              <a:graphicFrameLocks xmlns:a="http://schemas.openxmlformats.org/drawingml/2006/main" noChangeAspect="1"/>
+            </wp:cNvGraphicFramePr>
+            <a:graphic xmlns:a="http://schemas.openxmlformats.org/drawingml/2006/main">
+              <a:graphicData uri="http://schemas.openxmlformats.org/drawingml/2006/picture">
+                <pic:pic xmlns:pic="http://schemas.openxmlformats.org/drawingml/2006/picture">
+                  <pic:nvPicPr>
+                    <pic:cNvPr id="1" name=""/>
+                    <pic:cNvPicPr/>
+                  </pic:nvPicPr>
+                  <pic:blipFill>
+                    <a:blip r:embed="rId11"/>
+                    <a:stretch>
+                      <a:fillRect/>
+                    </a:stretch>
+                  </pic:blipFill>
+                  <pic:spPr>
+                    <a:xfrm>
+                      <a:off x="0" y="0"/>
+                      <a:ext cx="5731510" cy="5030470"/>
+                    </a:xfrm>
+                    <a:prstGeom prst="rect">
+                      <a:avLst/>
+                    </a:prstGeom>
+                  </pic:spPr>
+                </pic:pic>
+              </a:graphicData>
+            </a:graphic>
+          </wp:inline>
+        </w:drawing>
+      </w:r>
+    </w:p>
+    <w:p>
+      <w:pPr>
+        <w:ind w:leftChars="400" w:left="800"/>
+        <w:rPr>
+          <w:rFonts w:hint="eastAsia"/>
+        </w:rPr>
+      </w:pPr>
+      <w:r>
+        <w:rPr>
+          <w:rFonts w:hint="eastAsia"/>
+          <w:noProof/>
+        </w:rPr>
+        <w:lastRenderedPageBreak/>
+        <w:drawing>
+          <wp:inline distT="0" distB="0" distL="0" distR="0">
+            <wp:extent cx="5725795" cy="8243570"/>
+            <wp:effectExtent l="0" t="0" r="8255" b="5080"/>
+            <wp:docPr id="13" name="그림 13"/>
+            <wp:cNvGraphicFramePr>
+              <a:graphicFrameLocks xmlns:a="http://schemas.openxmlformats.org/drawingml/2006/main" noChangeAspect="1"/>
+            </wp:cNvGraphicFramePr>
+            <a:graphic xmlns:a="http://schemas.openxmlformats.org/drawingml/2006/main">
+              <a:graphicData uri="http://schemas.openxmlformats.org/drawingml/2006/picture">
+                <pic:pic xmlns:pic="http://schemas.openxmlformats.org/drawingml/2006/picture">
+                  <pic:nvPicPr>
+                    <pic:cNvPr id="0" name="Picture 4"/>
+                    <pic:cNvPicPr>
+                      <a:picLocks noChangeAspect="1" noChangeArrowheads="1"/>
+                    </pic:cNvPicPr>
+                  </pic:nvPicPr>
+                  <pic:blipFill>
+                    <a:blip r:embed="rId12">
+                      <a:extLst>
+                        <a:ext uri="{28A0092B-C50C-407E-A947-70E740481C1C}">
+                          <a14:useLocalDpi xmlns:a14="http://schemas.microsoft.com/office/drawing/2010/main" val="0"/>
+                        </a:ext>
+                      </a:extLst>
+                    </a:blip>
+                    <a:srcRect/>
+                    <a:stretch>
+                      <a:fillRect/>
+                    </a:stretch>
+                  </pic:blipFill>
+                  <pic:spPr bwMode="auto">
+                    <a:xfrm>
+                      <a:off x="0" y="0"/>
+                      <a:ext cx="5725795" cy="8243570"/>
+                    </a:xfrm>
+                    <a:prstGeom prst="rect">
+                      <a:avLst/>
+                    </a:prstGeom>
+                    <a:noFill/>
+                    <a:ln>
+                      <a:noFill/>
+                    </a:ln>
+                  </pic:spPr>
+                </pic:pic>
+              </a:graphicData>
+            </a:graphic>
+          </wp:inline>
+        </w:drawing>
+      </w:r>
+    </w:p>
     <w:sectPr>
       <w:pgSz w:w="11906" w:h="16838"/>
       <w:pgMar w:top="1701" w:right="1440" w:bottom="1440" w:left="1440" w:header="851" w:footer="992" w:gutter="0"/>
@@ -13542,6 +19058,95 @@
     </w:lvl>
   </w:abstractNum>
   <w:abstractNum w:abstractNumId="2" w15:restartNumberingAfterBreak="0">
+    <w:nsid w:val="0B7C5213"/>
+    <w:multiLevelType w:val="hybridMultilevel"/>
+    <w:tmpl w:val="D1E49B94"/>
+    <w:lvl w:ilvl="0" w:tplc="65C48236">
+      <w:start w:val="1"/>
+      <w:numFmt w:val="decimal"/>
+      <w:lvlText w:val="%1."/>
+      <w:lvlJc w:val="left"/>
+      <w:pPr>
+        <w:ind w:left="760" w:hanging="360"/>
+      </w:pPr>
+      <w:rPr>
+        <w:rFonts w:hint="default"/>
+      </w:rPr>
+    </w:lvl>
+    <w:lvl w:ilvl="1" w:tplc="04090019" w:tentative="1">
+      <w:start w:val="1"/>
+      <w:numFmt w:val="upperLetter"/>
+      <w:lvlText w:val="%2."/>
+      <w:lvlJc w:val="left"/>
+      <w:pPr>
+        <w:ind w:left="1200" w:hanging="400"/>
+      </w:pPr>
+    </w:lvl>
+    <w:lvl w:ilvl="2" w:tplc="0409001B" w:tentative="1">
+      <w:start w:val="1"/>
+      <w:numFmt w:val="lowerRoman"/>
+      <w:lvlText w:val="%3."/>
+      <w:lvlJc w:val="right"/>
+      <w:pPr>
+        <w:ind w:left="1600" w:hanging="400"/>
+      </w:pPr>
+    </w:lvl>
+    <w:lvl w:ilvl="3" w:tplc="0409000F" w:tentative="1">
+      <w:start w:val="1"/>
+      <w:numFmt w:val="decimal"/>
+      <w:lvlText w:val="%4."/>
+      <w:lvlJc w:val="left"/>
+      <w:pPr>
+        <w:ind w:left="2000" w:hanging="400"/>
+      </w:pPr>
+    </w:lvl>
+    <w:lvl w:ilvl="4" w:tplc="04090019" w:tentative="1">
+      <w:start w:val="1"/>
+      <w:numFmt w:val="upperLetter"/>
+      <w:lvlText w:val="%5."/>
+      <w:lvlJc w:val="left"/>
+      <w:pPr>
+        <w:ind w:left="2400" w:hanging="400"/>
+      </w:pPr>
+    </w:lvl>
+    <w:lvl w:ilvl="5" w:tplc="0409001B" w:tentative="1">
+      <w:start w:val="1"/>
+      <w:numFmt w:val="lowerRoman"/>
+      <w:lvlText w:val="%6."/>
+      <w:lvlJc w:val="right"/>
+      <w:pPr>
+        <w:ind w:left="2800" w:hanging="400"/>
+      </w:pPr>
+    </w:lvl>
+    <w:lvl w:ilvl="6" w:tplc="0409000F" w:tentative="1">
+      <w:start w:val="1"/>
+      <w:numFmt w:val="decimal"/>
+      <w:lvlText w:val="%7."/>
+      <w:lvlJc w:val="left"/>
+      <w:pPr>
+        <w:ind w:left="3200" w:hanging="400"/>
+      </w:pPr>
+    </w:lvl>
+    <w:lvl w:ilvl="7" w:tplc="04090019" w:tentative="1">
+      <w:start w:val="1"/>
+      <w:numFmt w:val="upperLetter"/>
+      <w:lvlText w:val="%8."/>
+      <w:lvlJc w:val="left"/>
+      <w:pPr>
+        <w:ind w:left="3600" w:hanging="400"/>
+      </w:pPr>
+    </w:lvl>
+    <w:lvl w:ilvl="8" w:tplc="0409001B" w:tentative="1">
+      <w:start w:val="1"/>
+      <w:numFmt w:val="lowerRoman"/>
+      <w:lvlText w:val="%9."/>
+      <w:lvlJc w:val="right"/>
+      <w:pPr>
+        <w:ind w:left="4000" w:hanging="400"/>
+      </w:pPr>
+    </w:lvl>
+  </w:abstractNum>
+  <w:abstractNum w:abstractNumId="3" w15:restartNumberingAfterBreak="0">
     <w:nsid w:val="0DAB0724"/>
     <w:multiLevelType w:val="hybridMultilevel"/>
     <w:tmpl w:val="41944A22"/>
@@ -13627,7 +19232,7 @@
       </w:pPr>
     </w:lvl>
   </w:abstractNum>
-  <w:abstractNum w:abstractNumId="3" w15:restartNumberingAfterBreak="0">
+  <w:abstractNum w:abstractNumId="4" w15:restartNumberingAfterBreak="0">
     <w:nsid w:val="23583245"/>
     <w:multiLevelType w:val="hybridMultilevel"/>
     <w:tmpl w:val="28BAE85C"/>
@@ -13740,7 +19345,7 @@
       </w:rPr>
     </w:lvl>
   </w:abstractNum>
-  <w:abstractNum w:abstractNumId="4" w15:restartNumberingAfterBreak="0">
+  <w:abstractNum w:abstractNumId="5" w15:restartNumberingAfterBreak="0">
     <w:nsid w:val="690367D4"/>
     <w:multiLevelType w:val="hybridMultilevel"/>
     <w:tmpl w:val="F9B2B3D2"/>
@@ -13829,7 +19434,120 @@
       </w:pPr>
     </w:lvl>
   </w:abstractNum>
-  <w:abstractNum w:abstractNumId="5" w15:restartNumberingAfterBreak="0">
+  <w:abstractNum w:abstractNumId="6" w15:restartNumberingAfterBreak="0">
+    <w:nsid w:val="69121397"/>
+    <w:multiLevelType w:val="hybridMultilevel"/>
+    <w:tmpl w:val="BFAE1B4A"/>
+    <w:lvl w:ilvl="0" w:tplc="FCF6FF0A">
+      <w:start w:val="5"/>
+      <w:numFmt w:val="bullet"/>
+      <w:lvlText w:val="※"/>
+      <w:lvlJc w:val="left"/>
+      <w:pPr>
+        <w:ind w:left="1160" w:hanging="360"/>
+      </w:pPr>
+      <w:rPr>
+        <w:rFonts w:ascii="맑은 고딕" w:eastAsia="맑은 고딕" w:hAnsi="맑은 고딕" w:cstheme="minorBidi" w:hint="eastAsia"/>
+      </w:rPr>
+    </w:lvl>
+    <w:lvl w:ilvl="1" w:tplc="04090003" w:tentative="1">
+      <w:start w:val="1"/>
+      <w:numFmt w:val="bullet"/>
+      <w:lvlText w:val=""/>
+      <w:lvlJc w:val="left"/>
+      <w:pPr>
+        <w:ind w:left="1600" w:hanging="400"/>
+      </w:pPr>
+      <w:rPr>
+        <w:rFonts w:ascii="Wingdings" w:hAnsi="Wingdings" w:hint="default"/>
+      </w:rPr>
+    </w:lvl>
+    <w:lvl w:ilvl="2" w:tplc="04090005" w:tentative="1">
+      <w:start w:val="1"/>
+      <w:numFmt w:val="bullet"/>
+      <w:lvlText w:val=""/>
+      <w:lvlJc w:val="left"/>
+      <w:pPr>
+        <w:ind w:left="2000" w:hanging="400"/>
+      </w:pPr>
+      <w:rPr>
+        <w:rFonts w:ascii="Wingdings" w:hAnsi="Wingdings" w:hint="default"/>
+      </w:rPr>
+    </w:lvl>
+    <w:lvl w:ilvl="3" w:tplc="04090001" w:tentative="1">
+      <w:start w:val="1"/>
+      <w:numFmt w:val="bullet"/>
+      <w:lvlText w:val=""/>
+      <w:lvlJc w:val="left"/>
+      <w:pPr>
+        <w:ind w:left="2400" w:hanging="400"/>
+      </w:pPr>
+      <w:rPr>
+        <w:rFonts w:ascii="Wingdings" w:hAnsi="Wingdings" w:hint="default"/>
+      </w:rPr>
+    </w:lvl>
+    <w:lvl w:ilvl="4" w:tplc="04090003" w:tentative="1">
+      <w:start w:val="1"/>
+      <w:numFmt w:val="bullet"/>
+      <w:lvlText w:val=""/>
+      <w:lvlJc w:val="left"/>
+      <w:pPr>
+        <w:ind w:left="2800" w:hanging="400"/>
+      </w:pPr>
+      <w:rPr>
+        <w:rFonts w:ascii="Wingdings" w:hAnsi="Wingdings" w:hint="default"/>
+      </w:rPr>
+    </w:lvl>
+    <w:lvl w:ilvl="5" w:tplc="04090005" w:tentative="1">
+      <w:start w:val="1"/>
+      <w:numFmt w:val="bullet"/>
+      <w:lvlText w:val=""/>
+      <w:lvlJc w:val="left"/>
+      <w:pPr>
+        <w:ind w:left="3200" w:hanging="400"/>
+      </w:pPr>
+      <w:rPr>
+        <w:rFonts w:ascii="Wingdings" w:hAnsi="Wingdings" w:hint="default"/>
+      </w:rPr>
+    </w:lvl>
+    <w:lvl w:ilvl="6" w:tplc="04090001" w:tentative="1">
+      <w:start w:val="1"/>
+      <w:numFmt w:val="bullet"/>
+      <w:lvlText w:val=""/>
+      <w:lvlJc w:val="left"/>
+      <w:pPr>
+        <w:ind w:left="3600" w:hanging="400"/>
+      </w:pPr>
+      <w:rPr>
+        <w:rFonts w:ascii="Wingdings" w:hAnsi="Wingdings" w:hint="default"/>
+      </w:rPr>
+    </w:lvl>
+    <w:lvl w:ilvl="7" w:tplc="04090003" w:tentative="1">
+      <w:start w:val="1"/>
+      <w:numFmt w:val="bullet"/>
+      <w:lvlText w:val=""/>
+      <w:lvlJc w:val="left"/>
+      <w:pPr>
+        <w:ind w:left="4000" w:hanging="400"/>
+      </w:pPr>
+      <w:rPr>
+        <w:rFonts w:ascii="Wingdings" w:hAnsi="Wingdings" w:hint="default"/>
+      </w:rPr>
+    </w:lvl>
+    <w:lvl w:ilvl="8" w:tplc="04090005" w:tentative="1">
+      <w:start w:val="1"/>
+      <w:numFmt w:val="bullet"/>
+      <w:lvlText w:val=""/>
+      <w:lvlJc w:val="left"/>
+      <w:pPr>
+        <w:ind w:left="4400" w:hanging="400"/>
+      </w:pPr>
+      <w:rPr>
+        <w:rFonts w:ascii="Wingdings" w:hAnsi="Wingdings" w:hint="default"/>
+      </w:rPr>
+    </w:lvl>
+  </w:abstractNum>
+  <w:abstractNum w:abstractNumId="7" w15:restartNumberingAfterBreak="0">
     <w:nsid w:val="77793A25"/>
     <w:multiLevelType w:val="hybridMultilevel"/>
     <w:tmpl w:val="7CECF8D8"/>
@@ -13922,19 +19640,25 @@
     <w:abstractNumId w:val="1"/>
   </w:num>
   <w:num w:numId="2">
-    <w:abstractNumId w:val="4"/>
+    <w:abstractNumId w:val="5"/>
   </w:num>
   <w:num w:numId="3">
     <w:abstractNumId w:val="0"/>
   </w:num>
   <w:num w:numId="4">
-    <w:abstractNumId w:val="2"/>
+    <w:abstractNumId w:val="3"/>
   </w:num>
   <w:num w:numId="5">
-    <w:abstractNumId w:val="5"/>
+    <w:abstractNumId w:val="7"/>
   </w:num>
   <w:num w:numId="6">
-    <w:abstractNumId w:val="3"/>
+    <w:abstractNumId w:val="4"/>
+  </w:num>
+  <w:num w:numId="7">
+    <w:abstractNumId w:val="6"/>
+  </w:num>
+  <w:num w:numId="8">
+    <w:abstractNumId w:val="2"/>
   </w:num>
 </w:numbering>
 </file>

--- a/IRSwaption/IRSwaption 평가 설명서.docx
+++ b/IRSwaption/IRSwaption 평가 설명서.docx
@@ -2670,8 +2670,6 @@
           </m:r>
         </m:oMath>
       </m:oMathPara>
-      <w:bookmarkStart w:id="0" w:name="_GoBack"/>
-      <w:bookmarkEnd w:id="0"/>
     </w:p>
     <w:p>
       <w:pPr>
@@ -12285,6 +12283,7 @@
             <w:rPr>
               <w:rFonts w:ascii="Cambria Math" w:hAnsi="Cambria Math"/>
               <w:sz w:val="24"/>
+              <w:szCs w:val="24"/>
             </w:rPr>
             <m:t>V</m:t>
           </m:r>
@@ -12294,6 +12293,7 @@
                 <w:rPr>
                   <w:rFonts w:ascii="Cambria Math" w:hAnsi="Cambria Math"/>
                   <w:sz w:val="24"/>
+                  <w:szCs w:val="24"/>
                 </w:rPr>
               </m:ctrlPr>
             </m:dPr>
@@ -12305,6 +12305,7 @@
                 <w:rPr>
                   <w:rFonts w:ascii="Cambria Math" w:hAnsi="Cambria Math"/>
                   <w:sz w:val="24"/>
+                  <w:szCs w:val="24"/>
                 </w:rPr>
                 <m:t>t,T</m:t>
               </m:r>
@@ -12314,6 +12315,7 @@
             <w:rPr>
               <w:rFonts w:ascii="Cambria Math" w:hAnsi="Cambria Math"/>
               <w:sz w:val="24"/>
+              <w:szCs w:val="24"/>
             </w:rPr>
             <m:t>=</m:t>
           </m:r>
@@ -12323,6 +12325,7 @@
                 <w:rPr>
                   <w:rFonts w:ascii="Cambria Math" w:hAnsi="Cambria Math"/>
                   <w:sz w:val="24"/>
+                  <w:szCs w:val="24"/>
                 </w:rPr>
               </m:ctrlPr>
             </m:naryPr>
@@ -12334,6 +12337,7 @@
                 <w:rPr>
                   <w:rFonts w:ascii="Cambria Math" w:hAnsi="Cambria Math"/>
                   <w:sz w:val="24"/>
+                  <w:szCs w:val="24"/>
                 </w:rPr>
                 <m:t>t</m:t>
               </m:r>
@@ -12346,6 +12350,7 @@
                 <w:rPr>
                   <w:rFonts w:ascii="Cambria Math" w:hAnsi="Cambria Math"/>
                   <w:sz w:val="24"/>
+                  <w:szCs w:val="24"/>
                 </w:rPr>
                 <m:t>T</m:t>
               </m:r>
@@ -12358,6 +12363,7 @@
                       <w:rFonts w:ascii="Cambria Math" w:hAnsi="Cambria Math"/>
                       <w:i/>
                       <w:sz w:val="24"/>
+                      <w:szCs w:val="24"/>
                     </w:rPr>
                   </m:ctrlPr>
                 </m:sSupPr>
@@ -12366,6 +12372,7 @@
                     <w:rPr>
                       <w:rFonts w:ascii="Cambria Math" w:hAnsi="Cambria Math"/>
                       <w:sz w:val="24"/>
+                      <w:szCs w:val="24"/>
                     </w:rPr>
                     <m:t>σ</m:t>
                   </m:r>
@@ -12375,6 +12382,7 @@
                     <w:rPr>
                       <w:rFonts w:ascii="Cambria Math" w:hAnsi="Cambria Math"/>
                       <w:sz w:val="24"/>
+                      <w:szCs w:val="24"/>
                     </w:rPr>
                     <m:t>2</m:t>
                   </m:r>
@@ -12387,6 +12395,7 @@
                       <w:rFonts w:ascii="Cambria Math" w:hAnsi="Cambria Math"/>
                       <w:i/>
                       <w:sz w:val="24"/>
+                      <w:szCs w:val="24"/>
                     </w:rPr>
                   </m:ctrlPr>
                 </m:dPr>
@@ -12395,6 +12404,7 @@
                     <w:rPr>
                       <w:rFonts w:ascii="Cambria Math" w:hAnsi="Cambria Math"/>
                       <w:sz w:val="24"/>
+                      <w:szCs w:val="24"/>
                     </w:rPr>
                     <m:t>u</m:t>
                   </m:r>
@@ -12407,6 +12417,7 @@
                       <w:rFonts w:ascii="Cambria Math" w:hAnsi="Cambria Math"/>
                       <w:i/>
                       <w:sz w:val="24"/>
+                      <w:szCs w:val="24"/>
                     </w:rPr>
                   </m:ctrlPr>
                 </m:sSupPr>
@@ -12415,6 +12426,7 @@
                     <w:rPr>
                       <w:rFonts w:ascii="Cambria Math" w:hAnsi="Cambria Math"/>
                       <w:sz w:val="24"/>
+                      <w:szCs w:val="24"/>
                     </w:rPr>
                     <m:t>B</m:t>
                   </m:r>
@@ -12424,6 +12436,7 @@
                     <w:rPr>
                       <w:rFonts w:ascii="Cambria Math" w:hAnsi="Cambria Math"/>
                       <w:sz w:val="24"/>
+                      <w:szCs w:val="24"/>
                     </w:rPr>
                     <m:t>2</m:t>
                   </m:r>
@@ -12436,6 +12449,7 @@
                       <w:rFonts w:ascii="Cambria Math" w:hAnsi="Cambria Math"/>
                       <w:i/>
                       <w:sz w:val="24"/>
+                      <w:szCs w:val="24"/>
                     </w:rPr>
                   </m:ctrlPr>
                 </m:dPr>
@@ -12444,6 +12458,7 @@
                     <w:rPr>
                       <w:rFonts w:ascii="Cambria Math" w:hAnsi="Cambria Math"/>
                       <w:sz w:val="24"/>
+                      <w:szCs w:val="24"/>
                     </w:rPr>
                     <m:t>u,T</m:t>
                   </m:r>
@@ -12453,11 +12468,388 @@
                 <w:rPr>
                   <w:rFonts w:ascii="Cambria Math" w:hAnsi="Cambria Math"/>
                   <w:sz w:val="24"/>
+                  <w:szCs w:val="24"/>
                 </w:rPr>
                 <m:t>du</m:t>
               </m:r>
             </m:e>
           </m:nary>
+          <m:r>
+            <w:rPr>
+              <w:rFonts w:ascii="Cambria Math" w:hAnsi="Cambria Math"/>
+              <w:sz w:val="24"/>
+              <w:szCs w:val="24"/>
+            </w:rPr>
+            <m:t>≈</m:t>
+          </m:r>
+          <m:f>
+            <m:fPr>
+              <m:ctrlPr>
+                <w:rPr>
+                  <w:rFonts w:ascii="Cambria Math" w:hAnsi="Cambria Math"/>
+                  <w:i/>
+                  <w:color w:val="000000" w:themeColor="text1"/>
+                  <w:kern w:val="0"/>
+                  <w:sz w:val="24"/>
+                  <w:szCs w:val="24"/>
+                </w:rPr>
+              </m:ctrlPr>
+            </m:fPr>
+            <m:num>
+              <m:sSup>
+                <m:sSupPr>
+                  <m:ctrlPr>
+                    <w:rPr>
+                      <w:rFonts w:ascii="Cambria Math" w:hAnsi="Cambria Math"/>
+                      <w:color w:val="000000" w:themeColor="text1"/>
+                      <w:kern w:val="0"/>
+                      <w:sz w:val="24"/>
+                      <w:szCs w:val="24"/>
+                    </w:rPr>
+                  </m:ctrlPr>
+                </m:sSupPr>
+                <m:e>
+                  <m:r>
+                    <m:rPr>
+                      <m:sty m:val="p"/>
+                    </m:rPr>
+                    <w:rPr>
+                      <w:rFonts w:ascii="Cambria Math" w:hAnsi="Cambria Math"/>
+                      <w:color w:val="000000" w:themeColor="text1"/>
+                      <w:kern w:val="0"/>
+                      <w:sz w:val="24"/>
+                      <w:szCs w:val="24"/>
+                    </w:rPr>
+                    <m:t>σ</m:t>
+                  </m:r>
+                </m:e>
+                <m:sup>
+                  <m:r>
+                    <m:rPr>
+                      <m:sty m:val="p"/>
+                    </m:rPr>
+                    <w:rPr>
+                      <w:rFonts w:ascii="Cambria Math" w:hAnsi="Cambria Math"/>
+                      <w:color w:val="000000" w:themeColor="text1"/>
+                      <w:kern w:val="0"/>
+                      <w:sz w:val="24"/>
+                      <w:szCs w:val="24"/>
+                    </w:rPr>
+                    <m:t>2</m:t>
+                  </m:r>
+                </m:sup>
+              </m:sSup>
+            </m:num>
+            <m:den>
+              <m:sSup>
+                <m:sSupPr>
+                  <m:ctrlPr>
+                    <w:rPr>
+                      <w:rFonts w:ascii="Cambria Math" w:hAnsi="Cambria Math"/>
+                      <w:i/>
+                      <w:color w:val="000000" w:themeColor="text1"/>
+                      <w:kern w:val="0"/>
+                      <w:sz w:val="24"/>
+                      <w:szCs w:val="24"/>
+                    </w:rPr>
+                  </m:ctrlPr>
+                </m:sSupPr>
+                <m:e>
+                  <m:r>
+                    <w:rPr>
+                      <w:rFonts w:ascii="Cambria Math" w:hAnsi="Cambria Math"/>
+                      <w:color w:val="000000" w:themeColor="text1"/>
+                      <w:kern w:val="0"/>
+                      <w:sz w:val="24"/>
+                      <w:szCs w:val="24"/>
+                    </w:rPr>
+                    <m:t>κ</m:t>
+                  </m:r>
+                </m:e>
+                <m:sup>
+                  <m:r>
+                    <w:rPr>
+                      <w:rFonts w:ascii="Cambria Math" w:hAnsi="Cambria Math"/>
+                      <w:color w:val="000000" w:themeColor="text1"/>
+                      <w:kern w:val="0"/>
+                      <w:sz w:val="24"/>
+                      <w:szCs w:val="24"/>
+                    </w:rPr>
+                    <m:t>2</m:t>
+                  </m:r>
+                </m:sup>
+              </m:sSup>
+            </m:den>
+          </m:f>
+          <m:d>
+            <m:dPr>
+              <m:ctrlPr>
+                <w:rPr>
+                  <w:rFonts w:ascii="Cambria Math" w:eastAsia="돋움체" w:hAnsi="Cambria Math" w:cs="돋움체"/>
+                  <w:color w:val="000000" w:themeColor="text1"/>
+                  <w:kern w:val="0"/>
+                  <w:sz w:val="24"/>
+                  <w:szCs w:val="24"/>
+                </w:rPr>
+              </m:ctrlPr>
+            </m:dPr>
+            <m:e>
+              <m:r>
+                <m:rPr>
+                  <m:sty m:val="p"/>
+                </m:rPr>
+                <w:rPr>
+                  <w:rFonts w:ascii="Cambria Math" w:eastAsia="돋움체" w:hAnsi="Cambria Math" w:cs="돋움체"/>
+                  <w:color w:val="000000" w:themeColor="text1"/>
+                  <w:kern w:val="0"/>
+                  <w:sz w:val="24"/>
+                  <w:szCs w:val="24"/>
+                </w:rPr>
+                <m:t>T-t+2</m:t>
+              </m:r>
+              <m:f>
+                <m:fPr>
+                  <m:ctrlPr>
+                    <w:rPr>
+                      <w:rFonts w:ascii="Cambria Math" w:eastAsia="돋움체" w:hAnsi="Cambria Math" w:cs="돋움체"/>
+                      <w:color w:val="000000" w:themeColor="text1"/>
+                      <w:kern w:val="0"/>
+                      <w:sz w:val="24"/>
+                      <w:szCs w:val="24"/>
+                    </w:rPr>
+                  </m:ctrlPr>
+                </m:fPr>
+                <m:num>
+                  <m:sSup>
+                    <m:sSupPr>
+                      <m:ctrlPr>
+                        <w:rPr>
+                          <w:rFonts w:ascii="Cambria Math" w:eastAsia="돋움체" w:hAnsi="Cambria Math" w:cs="돋움체"/>
+                          <w:color w:val="000000" w:themeColor="text1"/>
+                          <w:kern w:val="0"/>
+                          <w:sz w:val="24"/>
+                          <w:szCs w:val="24"/>
+                        </w:rPr>
+                      </m:ctrlPr>
+                    </m:sSupPr>
+                    <m:e>
+                      <m:r>
+                        <m:rPr>
+                          <m:sty m:val="p"/>
+                        </m:rPr>
+                        <w:rPr>
+                          <w:rFonts w:ascii="Cambria Math" w:eastAsia="돋움체" w:hAnsi="Cambria Math" w:cs="돋움체"/>
+                          <w:color w:val="000000" w:themeColor="text1"/>
+                          <w:kern w:val="0"/>
+                          <w:sz w:val="24"/>
+                          <w:szCs w:val="24"/>
+                        </w:rPr>
+                        <m:t>e</m:t>
+                      </m:r>
+                    </m:e>
+                    <m:sup>
+                      <m:r>
+                        <m:rPr>
+                          <m:sty m:val="p"/>
+                        </m:rPr>
+                        <w:rPr>
+                          <w:rFonts w:ascii="Cambria Math" w:eastAsia="돋움체" w:hAnsi="Cambria Math" w:cs="돋움체"/>
+                          <w:color w:val="000000" w:themeColor="text1"/>
+                          <w:kern w:val="0"/>
+                          <w:sz w:val="24"/>
+                          <w:szCs w:val="24"/>
+                        </w:rPr>
+                        <m:t>-κ</m:t>
+                      </m:r>
+                      <m:d>
+                        <m:dPr>
+                          <m:ctrlPr>
+                            <w:rPr>
+                              <w:rFonts w:ascii="Cambria Math" w:eastAsia="돋움체" w:hAnsi="Cambria Math" w:cs="돋움체"/>
+                              <w:color w:val="000000" w:themeColor="text1"/>
+                              <w:kern w:val="0"/>
+                              <w:sz w:val="24"/>
+                              <w:szCs w:val="24"/>
+                            </w:rPr>
+                          </m:ctrlPr>
+                        </m:dPr>
+                        <m:e>
+                          <m:r>
+                            <m:rPr>
+                              <m:sty m:val="p"/>
+                            </m:rPr>
+                            <w:rPr>
+                              <w:rFonts w:ascii="Cambria Math" w:eastAsia="돋움체" w:hAnsi="Cambria Math" w:cs="돋움체"/>
+                              <w:color w:val="000000" w:themeColor="text1"/>
+                              <w:kern w:val="0"/>
+                              <w:sz w:val="24"/>
+                              <w:szCs w:val="24"/>
+                            </w:rPr>
+                            <m:t>T-t</m:t>
+                          </m:r>
+                        </m:e>
+                      </m:d>
+                    </m:sup>
+                  </m:sSup>
+                  <m:r>
+                    <m:rPr>
+                      <m:sty m:val="p"/>
+                    </m:rPr>
+                    <w:rPr>
+                      <w:rFonts w:ascii="Cambria Math" w:eastAsia="돋움체" w:hAnsi="Cambria Math" w:cs="돋움체"/>
+                      <w:color w:val="000000" w:themeColor="text1"/>
+                      <w:kern w:val="0"/>
+                      <w:sz w:val="24"/>
+                      <w:szCs w:val="24"/>
+                    </w:rPr>
+                    <m:t>-1</m:t>
+                  </m:r>
+                </m:num>
+                <m:den>
+                  <m:r>
+                    <m:rPr>
+                      <m:sty m:val="p"/>
+                    </m:rPr>
+                    <w:rPr>
+                      <w:rFonts w:ascii="Cambria Math" w:eastAsia="돋움체" w:hAnsi="Cambria Math" w:cs="돋움체"/>
+                      <w:color w:val="000000" w:themeColor="text1"/>
+                      <w:kern w:val="0"/>
+                      <w:sz w:val="24"/>
+                      <w:szCs w:val="24"/>
+                    </w:rPr>
+                    <m:t>κ</m:t>
+                  </m:r>
+                </m:den>
+              </m:f>
+              <m:r>
+                <m:rPr>
+                  <m:sty m:val="p"/>
+                </m:rPr>
+                <w:rPr>
+                  <w:rFonts w:ascii="Cambria Math" w:eastAsia="돋움체" w:hAnsi="Cambria Math" w:cs="돋움체"/>
+                  <w:color w:val="000000" w:themeColor="text1"/>
+                  <w:kern w:val="0"/>
+                  <w:sz w:val="24"/>
+                  <w:szCs w:val="24"/>
+                </w:rPr>
+                <m:t>-</m:t>
+              </m:r>
+              <m:f>
+                <m:fPr>
+                  <m:ctrlPr>
+                    <w:rPr>
+                      <w:rFonts w:ascii="Cambria Math" w:eastAsia="돋움체" w:hAnsi="Cambria Math" w:cs="돋움체"/>
+                      <w:color w:val="000000" w:themeColor="text1"/>
+                      <w:kern w:val="0"/>
+                      <w:sz w:val="24"/>
+                      <w:szCs w:val="24"/>
+                    </w:rPr>
+                  </m:ctrlPr>
+                </m:fPr>
+                <m:num>
+                  <m:sSup>
+                    <m:sSupPr>
+                      <m:ctrlPr>
+                        <w:rPr>
+                          <w:rFonts w:ascii="Cambria Math" w:eastAsia="돋움체" w:hAnsi="Cambria Math" w:cs="돋움체"/>
+                          <w:color w:val="000000" w:themeColor="text1"/>
+                          <w:kern w:val="0"/>
+                          <w:sz w:val="24"/>
+                          <w:szCs w:val="24"/>
+                        </w:rPr>
+                      </m:ctrlPr>
+                    </m:sSupPr>
+                    <m:e>
+                      <m:r>
+                        <m:rPr>
+                          <m:sty m:val="p"/>
+                        </m:rPr>
+                        <w:rPr>
+                          <w:rFonts w:ascii="Cambria Math" w:eastAsia="돋움체" w:hAnsi="Cambria Math" w:cs="돋움체"/>
+                          <w:color w:val="000000" w:themeColor="text1"/>
+                          <w:kern w:val="0"/>
+                          <w:sz w:val="24"/>
+                          <w:szCs w:val="24"/>
+                        </w:rPr>
+                        <m:t>e</m:t>
+                      </m:r>
+                    </m:e>
+                    <m:sup>
+                      <m:r>
+                        <m:rPr>
+                          <m:sty m:val="p"/>
+                        </m:rPr>
+                        <w:rPr>
+                          <w:rFonts w:ascii="Cambria Math" w:eastAsia="돋움체" w:hAnsi="Cambria Math" w:cs="돋움체"/>
+                          <w:color w:val="000000" w:themeColor="text1"/>
+                          <w:kern w:val="0"/>
+                          <w:sz w:val="24"/>
+                          <w:szCs w:val="24"/>
+                        </w:rPr>
+                        <m:t>-2κ</m:t>
+                      </m:r>
+                      <m:d>
+                        <m:dPr>
+                          <m:ctrlPr>
+                            <w:rPr>
+                              <w:rFonts w:ascii="Cambria Math" w:eastAsia="돋움체" w:hAnsi="Cambria Math" w:cs="돋움체"/>
+                              <w:color w:val="000000" w:themeColor="text1"/>
+                              <w:kern w:val="0"/>
+                              <w:sz w:val="24"/>
+                              <w:szCs w:val="24"/>
+                            </w:rPr>
+                          </m:ctrlPr>
+                        </m:dPr>
+                        <m:e>
+                          <m:r>
+                            <m:rPr>
+                              <m:sty m:val="p"/>
+                            </m:rPr>
+                            <w:rPr>
+                              <w:rFonts w:ascii="Cambria Math" w:eastAsia="돋움체" w:hAnsi="Cambria Math" w:cs="돋움체"/>
+                              <w:color w:val="000000" w:themeColor="text1"/>
+                              <w:kern w:val="0"/>
+                              <w:sz w:val="24"/>
+                              <w:szCs w:val="24"/>
+                            </w:rPr>
+                            <m:t>T-t</m:t>
+                          </m:r>
+                        </m:e>
+                      </m:d>
+                    </m:sup>
+                  </m:sSup>
+                  <m:r>
+                    <m:rPr>
+                      <m:sty m:val="p"/>
+                    </m:rPr>
+                    <w:rPr>
+                      <w:rFonts w:ascii="Cambria Math" w:eastAsia="돋움체" w:hAnsi="Cambria Math" w:cs="돋움체"/>
+                      <w:color w:val="000000" w:themeColor="text1"/>
+                      <w:kern w:val="0"/>
+                      <w:sz w:val="24"/>
+                      <w:szCs w:val="24"/>
+                    </w:rPr>
+                    <m:t>-1</m:t>
+                  </m:r>
+                </m:num>
+                <m:den>
+                  <m:r>
+                    <m:rPr>
+                      <m:sty m:val="p"/>
+                    </m:rPr>
+                    <w:rPr>
+                      <w:rFonts w:ascii="Cambria Math" w:eastAsia="돋움체" w:hAnsi="Cambria Math" w:cs="돋움체"/>
+                      <w:color w:val="000000" w:themeColor="text1"/>
+                      <w:kern w:val="0"/>
+                      <w:sz w:val="24"/>
+                      <w:szCs w:val="24"/>
+                    </w:rPr>
+                    <m:t>2κ</m:t>
+                  </m:r>
+                </m:den>
+              </m:f>
+            </m:e>
+          </m:d>
         </m:oMath>
       </m:oMathPara>
     </w:p>
@@ -12465,7 +12857,10 @@
       <w:pPr>
         <w:ind w:leftChars="400" w:left="800"/>
         <w:rPr>
-          <w:szCs w:val="20"/>
+          <w:color w:val="000000" w:themeColor="text1"/>
+          <w:kern w:val="0"/>
+          <w:sz w:val="19"/>
+          <w:szCs w:val="19"/>
         </w:rPr>
       </w:pPr>
     </w:p>
@@ -14530,7 +14925,7 @@
                       <w:sz w:val="24"/>
                       <w:szCs w:val="24"/>
                     </w:rPr>
-                    <m:t>-</m:t>
+                    <m:t>+</m:t>
                   </m:r>
                   <m:f>
                     <m:fPr>
@@ -15082,551 +15477,14 @@
           <w:szCs w:val="24"/>
         </w:rPr>
       </w:pPr>
-      <m:oMathPara>
-        <m:oMathParaPr>
-          <m:jc m:val="left"/>
-        </m:oMathParaPr>
-        <m:oMath>
-          <m:r>
-            <w:rPr>
-              <w:rFonts w:ascii="Cambria Math" w:hAnsi="Cambria Math"/>
-              <w:sz w:val="24"/>
-              <w:szCs w:val="24"/>
-            </w:rPr>
-            <m:t>QVTerm</m:t>
-          </m:r>
-          <m:d>
-            <m:dPr>
-              <m:ctrlPr>
-                <w:rPr>
-                  <w:rFonts w:ascii="Cambria Math" w:hAnsi="Cambria Math"/>
-                  <w:i/>
-                  <w:sz w:val="24"/>
-                  <w:szCs w:val="24"/>
-                </w:rPr>
-              </m:ctrlPr>
-            </m:dPr>
-            <m:e>
-              <m:r>
-                <w:rPr>
-                  <w:rFonts w:ascii="Cambria Math" w:hAnsi="Cambria Math"/>
-                  <w:sz w:val="24"/>
-                  <w:szCs w:val="24"/>
-                </w:rPr>
-                <m:t>t,T</m:t>
-              </m:r>
-            </m:e>
-          </m:d>
-          <m:r>
-            <w:rPr>
-              <w:rFonts w:ascii="Cambria Math" w:hAnsi="Cambria Math"/>
-              <w:sz w:val="24"/>
-              <w:szCs w:val="24"/>
-            </w:rPr>
-            <m:t>=</m:t>
-          </m:r>
-          <m:f>
-            <m:fPr>
-              <m:ctrlPr>
-                <w:rPr>
-                  <w:rFonts w:ascii="Cambria Math" w:hAnsi="Cambria Math"/>
-                  <w:i/>
-                  <w:sz w:val="24"/>
-                  <w:szCs w:val="24"/>
-                </w:rPr>
-              </m:ctrlPr>
-            </m:fPr>
-            <m:num>
-              <m:r>
-                <w:rPr>
-                  <w:rFonts w:ascii="Cambria Math" w:hAnsi="Cambria Math"/>
-                  <w:sz w:val="24"/>
-                  <w:szCs w:val="24"/>
-                </w:rPr>
-                <m:t>1</m:t>
-              </m:r>
-            </m:num>
-            <m:den>
-              <m:r>
-                <w:rPr>
-                  <w:rFonts w:ascii="Cambria Math" w:hAnsi="Cambria Math"/>
-                  <w:sz w:val="24"/>
-                  <w:szCs w:val="24"/>
-                </w:rPr>
-                <m:t>2</m:t>
-              </m:r>
-            </m:den>
-          </m:f>
-          <m:nary>
-            <m:naryPr>
-              <m:ctrlPr>
-                <w:rPr>
-                  <w:rFonts w:ascii="Cambria Math" w:hAnsi="Cambria Math"/>
-                  <w:i/>
-                  <w:sz w:val="24"/>
-                  <w:szCs w:val="24"/>
-                </w:rPr>
-              </m:ctrlPr>
-            </m:naryPr>
-            <m:sub>
-              <m:r>
-                <w:rPr>
-                  <w:rFonts w:ascii="Cambria Math" w:hAnsi="Cambria Math"/>
-                  <w:sz w:val="24"/>
-                  <w:szCs w:val="24"/>
-                </w:rPr>
-                <m:t>0</m:t>
-              </m:r>
-            </m:sub>
-            <m:sup>
-              <m:r>
-                <w:rPr>
-                  <w:rFonts w:ascii="Cambria Math" w:hAnsi="Cambria Math"/>
-                  <w:sz w:val="24"/>
-                  <w:szCs w:val="24"/>
-                </w:rPr>
-                <m:t>t</m:t>
-              </m:r>
-            </m:sup>
-            <m:e>
-              <m:sSubSup>
-                <m:sSubSupPr>
-                  <m:ctrlPr>
-                    <w:rPr>
-                      <w:rFonts w:ascii="Cambria Math" w:hAnsi="Cambria Math"/>
-                      <w:i/>
-                      <w:sz w:val="24"/>
-                      <w:szCs w:val="24"/>
-                    </w:rPr>
-                  </m:ctrlPr>
-                </m:sSubSupPr>
-                <m:e>
-                  <m:r>
-                    <w:rPr>
-                      <w:rFonts w:ascii="Cambria Math" w:hAnsi="Cambria Math"/>
-                      <w:sz w:val="24"/>
-                      <w:szCs w:val="24"/>
-                    </w:rPr>
-                    <m:t>σ</m:t>
-                  </m:r>
-                </m:e>
-                <m:sub>
-                  <m:r>
-                    <w:rPr>
-                      <w:rFonts w:ascii="Cambria Math" w:hAnsi="Cambria Math"/>
-                      <w:sz w:val="24"/>
-                      <w:szCs w:val="24"/>
-                    </w:rPr>
-                    <m:t>s</m:t>
-                  </m:r>
-                </m:sub>
-                <m:sup>
-                  <m:r>
-                    <w:rPr>
-                      <w:rFonts w:ascii="Cambria Math" w:hAnsi="Cambria Math"/>
-                      <w:sz w:val="24"/>
-                      <w:szCs w:val="24"/>
-                    </w:rPr>
-                    <m:t>2</m:t>
-                  </m:r>
-                </m:sup>
-              </m:sSubSup>
-              <m:d>
-                <m:dPr>
-                  <m:begChr m:val="["/>
-                  <m:endChr m:val="]"/>
-                  <m:ctrlPr>
-                    <w:rPr>
-                      <w:rFonts w:ascii="Cambria Math" w:hAnsi="Cambria Math"/>
-                      <w:i/>
-                      <w:sz w:val="24"/>
-                      <w:szCs w:val="24"/>
-                    </w:rPr>
-                  </m:ctrlPr>
-                </m:dPr>
-                <m:e>
-                  <m:r>
-                    <w:rPr>
-                      <w:rFonts w:ascii="Cambria Math" w:hAnsi="Cambria Math"/>
-                      <w:sz w:val="24"/>
-                      <w:szCs w:val="24"/>
-                    </w:rPr>
-                    <m:t>B</m:t>
-                  </m:r>
-                  <m:sSup>
-                    <m:sSupPr>
-                      <m:ctrlPr>
-                        <w:rPr>
-                          <w:rFonts w:ascii="Cambria Math" w:hAnsi="Cambria Math"/>
-                          <w:i/>
-                          <w:sz w:val="24"/>
-                          <w:szCs w:val="24"/>
-                        </w:rPr>
-                      </m:ctrlPr>
-                    </m:sSupPr>
-                    <m:e>
-                      <m:d>
-                        <m:dPr>
-                          <m:ctrlPr>
-                            <w:rPr>
-                              <w:rFonts w:ascii="Cambria Math" w:hAnsi="Cambria Math"/>
-                              <w:i/>
-                              <w:sz w:val="24"/>
-                              <w:szCs w:val="24"/>
-                            </w:rPr>
-                          </m:ctrlPr>
-                        </m:dPr>
-                        <m:e>
-                          <m:r>
-                            <w:rPr>
-                              <w:rFonts w:ascii="Cambria Math" w:hAnsi="Cambria Math"/>
-                              <w:sz w:val="24"/>
-                              <w:szCs w:val="24"/>
-                            </w:rPr>
-                            <m:t>s,t</m:t>
-                          </m:r>
-                        </m:e>
-                      </m:d>
-                    </m:e>
-                    <m:sup>
-                      <m:r>
-                        <w:rPr>
-                          <w:rFonts w:ascii="Cambria Math" w:hAnsi="Cambria Math"/>
-                          <w:sz w:val="24"/>
-                          <w:szCs w:val="24"/>
-                        </w:rPr>
-                        <m:t>2</m:t>
-                      </m:r>
-                    </m:sup>
-                  </m:sSup>
-                  <m:r>
-                    <w:rPr>
-                      <w:rFonts w:ascii="Cambria Math" w:hAnsi="Cambria Math"/>
-                      <w:sz w:val="24"/>
-                      <w:szCs w:val="24"/>
-                    </w:rPr>
-                    <m:t>-B</m:t>
-                  </m:r>
-                  <m:sSup>
-                    <m:sSupPr>
-                      <m:ctrlPr>
-                        <w:rPr>
-                          <w:rFonts w:ascii="Cambria Math" w:hAnsi="Cambria Math"/>
-                          <w:i/>
-                          <w:sz w:val="24"/>
-                          <w:szCs w:val="24"/>
-                        </w:rPr>
-                      </m:ctrlPr>
-                    </m:sSupPr>
-                    <m:e>
-                      <m:d>
-                        <m:dPr>
-                          <m:ctrlPr>
-                            <w:rPr>
-                              <w:rFonts w:ascii="Cambria Math" w:hAnsi="Cambria Math"/>
-                              <w:i/>
-                              <w:sz w:val="24"/>
-                              <w:szCs w:val="24"/>
-                            </w:rPr>
-                          </m:ctrlPr>
-                        </m:dPr>
-                        <m:e>
-                          <m:r>
-                            <w:rPr>
-                              <w:rFonts w:ascii="Cambria Math" w:hAnsi="Cambria Math"/>
-                              <w:sz w:val="24"/>
-                              <w:szCs w:val="24"/>
-                            </w:rPr>
-                            <m:t>s,T</m:t>
-                          </m:r>
-                        </m:e>
-                      </m:d>
-                    </m:e>
-                    <m:sup>
-                      <m:r>
-                        <w:rPr>
-                          <w:rFonts w:ascii="Cambria Math" w:hAnsi="Cambria Math"/>
-                          <w:sz w:val="24"/>
-                          <w:szCs w:val="24"/>
-                        </w:rPr>
-                        <m:t>2</m:t>
-                      </m:r>
-                    </m:sup>
-                  </m:sSup>
-                </m:e>
-              </m:d>
-              <m:r>
-                <w:rPr>
-                  <w:rFonts w:ascii="Cambria Math" w:hAnsi="Cambria Math"/>
-                  <w:sz w:val="24"/>
-                  <w:szCs w:val="24"/>
-                </w:rPr>
-                <m:t>ds</m:t>
-              </m:r>
-            </m:e>
-          </m:nary>
-          <m:r>
-            <w:rPr>
-              <w:rFonts w:ascii="Cambria Math" w:hAnsi="Cambria Math"/>
-              <w:sz w:val="24"/>
-              <w:szCs w:val="24"/>
-            </w:rPr>
-            <m:t>≈-</m:t>
-          </m:r>
-          <m:f>
-            <m:fPr>
-              <m:ctrlPr>
-                <w:rPr>
-                  <w:rFonts w:ascii="Cambria Math" w:hAnsi="Cambria Math"/>
-                  <w:i/>
-                  <w:sz w:val="24"/>
-                  <w:szCs w:val="24"/>
-                </w:rPr>
-              </m:ctrlPr>
-            </m:fPr>
-            <m:num>
-              <m:sSup>
-                <m:sSupPr>
-                  <m:ctrlPr>
-                    <w:rPr>
-                      <w:rFonts w:ascii="Cambria Math" w:hAnsi="Cambria Math"/>
-                      <w:i/>
-                      <w:sz w:val="24"/>
-                      <w:szCs w:val="24"/>
-                    </w:rPr>
-                  </m:ctrlPr>
-                </m:sSupPr>
-                <m:e>
-                  <m:r>
-                    <w:rPr>
-                      <w:rFonts w:ascii="Cambria Math" w:hAnsi="Cambria Math"/>
-                      <w:sz w:val="24"/>
-                      <w:szCs w:val="24"/>
-                    </w:rPr>
-                    <m:t>σ</m:t>
-                  </m:r>
-                </m:e>
-                <m:sup>
-                  <m:r>
-                    <w:rPr>
-                      <w:rFonts w:ascii="Cambria Math" w:hAnsi="Cambria Math"/>
-                      <w:sz w:val="24"/>
-                      <w:szCs w:val="24"/>
-                    </w:rPr>
-                    <m:t>2</m:t>
-                  </m:r>
-                </m:sup>
-              </m:sSup>
-              <m:sSup>
-                <m:sSupPr>
-                  <m:ctrlPr>
-                    <w:rPr>
-                      <w:rFonts w:ascii="Cambria Math" w:hAnsi="Cambria Math"/>
-                      <w:i/>
-                      <w:sz w:val="24"/>
-                      <w:szCs w:val="24"/>
-                    </w:rPr>
-                  </m:ctrlPr>
-                </m:sSupPr>
-                <m:e>
-                  <m:d>
-                    <m:dPr>
-                      <m:ctrlPr>
-                        <w:rPr>
-                          <w:rFonts w:ascii="Cambria Math" w:hAnsi="Cambria Math"/>
-                          <w:i/>
-                          <w:sz w:val="24"/>
-                          <w:szCs w:val="24"/>
-                        </w:rPr>
-                      </m:ctrlPr>
-                    </m:dPr>
-                    <m:e>
-                      <m:sSup>
-                        <m:sSupPr>
-                          <m:ctrlPr>
-                            <w:rPr>
-                              <w:rFonts w:ascii="Cambria Math" w:hAnsi="Cambria Math"/>
-                              <w:i/>
-                              <w:sz w:val="24"/>
-                              <w:szCs w:val="24"/>
-                            </w:rPr>
-                          </m:ctrlPr>
-                        </m:sSupPr>
-                        <m:e>
-                          <m:r>
-                            <w:rPr>
-                              <w:rFonts w:ascii="Cambria Math" w:hAnsi="Cambria Math"/>
-                              <w:sz w:val="24"/>
-                              <w:szCs w:val="24"/>
-                            </w:rPr>
-                            <m:t>e</m:t>
-                          </m:r>
-                        </m:e>
-                        <m:sup>
-                          <m:r>
-                            <w:rPr>
-                              <w:rFonts w:ascii="Cambria Math" w:hAnsi="Cambria Math"/>
-                              <w:sz w:val="24"/>
-                              <w:szCs w:val="24"/>
-                            </w:rPr>
-                            <m:t>-κT</m:t>
-                          </m:r>
-                        </m:sup>
-                      </m:sSup>
-                      <m:r>
-                        <w:rPr>
-                          <w:rFonts w:ascii="Cambria Math" w:hAnsi="Cambria Math"/>
-                          <w:sz w:val="24"/>
-                          <w:szCs w:val="24"/>
-                        </w:rPr>
-                        <m:t>-</m:t>
-                      </m:r>
-                      <m:sSup>
-                        <m:sSupPr>
-                          <m:ctrlPr>
-                            <w:rPr>
-                              <w:rFonts w:ascii="Cambria Math" w:hAnsi="Cambria Math"/>
-                              <w:i/>
-                              <w:sz w:val="24"/>
-                              <w:szCs w:val="24"/>
-                            </w:rPr>
-                          </m:ctrlPr>
-                        </m:sSupPr>
-                        <m:e>
-                          <m:r>
-                            <w:rPr>
-                              <w:rFonts w:ascii="Cambria Math" w:hAnsi="Cambria Math"/>
-                              <w:sz w:val="24"/>
-                              <w:szCs w:val="24"/>
-                            </w:rPr>
-                            <m:t>e</m:t>
-                          </m:r>
-                        </m:e>
-                        <m:sup>
-                          <m:r>
-                            <w:rPr>
-                              <w:rFonts w:ascii="Cambria Math" w:hAnsi="Cambria Math"/>
-                              <w:sz w:val="24"/>
-                              <w:szCs w:val="24"/>
-                            </w:rPr>
-                            <m:t>-κt</m:t>
-                          </m:r>
-                        </m:sup>
-                      </m:sSup>
-                    </m:e>
-                  </m:d>
-                </m:e>
-                <m:sup>
-                  <m:r>
-                    <w:rPr>
-                      <w:rFonts w:ascii="Cambria Math" w:hAnsi="Cambria Math"/>
-                      <w:sz w:val="24"/>
-                      <w:szCs w:val="24"/>
-                    </w:rPr>
-                    <m:t>2</m:t>
-                  </m:r>
-                </m:sup>
-              </m:sSup>
-              <m:d>
-                <m:dPr>
-                  <m:ctrlPr>
-                    <w:rPr>
-                      <w:rFonts w:ascii="Cambria Math" w:hAnsi="Cambria Math"/>
-                      <w:i/>
-                      <w:sz w:val="24"/>
-                      <w:szCs w:val="24"/>
-                    </w:rPr>
-                  </m:ctrlPr>
-                </m:dPr>
-                <m:e>
-                  <m:sSup>
-                    <m:sSupPr>
-                      <m:ctrlPr>
-                        <w:rPr>
-                          <w:rFonts w:ascii="Cambria Math" w:hAnsi="Cambria Math"/>
-                          <w:i/>
-                          <w:sz w:val="24"/>
-                          <w:szCs w:val="24"/>
-                        </w:rPr>
-                      </m:ctrlPr>
-                    </m:sSupPr>
-                    <m:e>
-                      <m:r>
-                        <w:rPr>
-                          <w:rFonts w:ascii="Cambria Math" w:hAnsi="Cambria Math"/>
-                          <w:sz w:val="24"/>
-                          <w:szCs w:val="24"/>
-                        </w:rPr>
-                        <m:t>e</m:t>
-                      </m:r>
-                    </m:e>
-                    <m:sup>
-                      <m:r>
-                        <w:rPr>
-                          <w:rFonts w:ascii="Cambria Math" w:hAnsi="Cambria Math"/>
-                          <w:sz w:val="24"/>
-                          <w:szCs w:val="24"/>
-                        </w:rPr>
-                        <m:t>2κt</m:t>
-                      </m:r>
-                    </m:sup>
-                  </m:sSup>
-                  <m:r>
-                    <w:rPr>
-                      <w:rFonts w:ascii="Cambria Math" w:hAnsi="Cambria Math"/>
-                      <w:sz w:val="24"/>
-                      <w:szCs w:val="24"/>
-                    </w:rPr>
-                    <m:t>-1</m:t>
-                  </m:r>
-                </m:e>
-              </m:d>
-            </m:num>
-            <m:den>
-              <m:r>
-                <w:rPr>
-                  <w:rFonts w:ascii="Cambria Math" w:hAnsi="Cambria Math"/>
-                  <w:sz w:val="24"/>
-                  <w:szCs w:val="24"/>
-                </w:rPr>
-                <m:t>4</m:t>
-              </m:r>
-              <m:sSup>
-                <m:sSupPr>
-                  <m:ctrlPr>
-                    <w:rPr>
-                      <w:rFonts w:ascii="Cambria Math" w:hAnsi="Cambria Math"/>
-                      <w:i/>
-                      <w:sz w:val="24"/>
-                      <w:szCs w:val="24"/>
-                    </w:rPr>
-                  </m:ctrlPr>
-                </m:sSupPr>
-                <m:e>
-                  <m:r>
-                    <w:rPr>
-                      <w:rFonts w:ascii="Cambria Math" w:hAnsi="Cambria Math"/>
-                      <w:sz w:val="24"/>
-                      <w:szCs w:val="24"/>
-                    </w:rPr>
-                    <m:t>κ</m:t>
-                  </m:r>
-                </m:e>
-                <m:sup>
-                  <m:r>
-                    <w:rPr>
-                      <w:rFonts w:ascii="Cambria Math" w:hAnsi="Cambria Math"/>
-                      <w:sz w:val="24"/>
-                      <w:szCs w:val="24"/>
-                    </w:rPr>
-                    <m:t>3</m:t>
-                  </m:r>
-                </m:sup>
-              </m:sSup>
-            </m:den>
-          </m:f>
-        </m:oMath>
-      </m:oMathPara>
+    </w:p>
+    <w:p>
+      <w:pPr>
+        <w:ind w:leftChars="400" w:left="800"/>
+        <w:rPr>
+          <w:sz w:val="24"/>
+        </w:rPr>
+      </w:pPr>
     </w:p>
     <w:p>
       <w:pPr>
@@ -17573,13 +17431,7 @@
     <w:p/>
     <w:p/>
     <w:p/>
-    <w:p>
-      <w:pPr>
-        <w:rPr>
-          <w:rFonts w:hint="eastAsia"/>
-        </w:rPr>
-      </w:pPr>
-    </w:p>
+    <w:p/>
     <w:p>
       <w:pPr>
         <w:rPr>
@@ -17750,8 +17602,8 @@
         </w:rPr>
         <w:drawing>
           <wp:inline distT="0" distB="0" distL="0" distR="0" wp14:anchorId="4CAFA7E6" wp14:editId="09C900E5">
-            <wp:extent cx="2588455" cy="583201"/>
-            <wp:effectExtent l="0" t="0" r="2540" b="7620"/>
+            <wp:extent cx="2919046" cy="521268"/>
+            <wp:effectExtent l="0" t="0" r="0" b="0"/>
             <wp:docPr id="3" name="그림 3"/>
             <wp:cNvGraphicFramePr>
               <a:graphicFrameLocks xmlns:a="http://schemas.openxmlformats.org/drawingml/2006/main" noChangeAspect="1"/>
@@ -17772,7 +17624,7 @@
                   <pic:spPr>
                     <a:xfrm>
                       <a:off x="0" y="0"/>
-                      <a:ext cx="2652064" cy="597533"/>
+                      <a:ext cx="3142204" cy="561118"/>
                     </a:xfrm>
                     <a:prstGeom prst="rect">
                       <a:avLst/>
@@ -17794,33 +17646,26 @@
         </w:numPr>
         <w:ind w:leftChars="0"/>
         <w:rPr>
-          <w:rFonts w:hint="eastAsia"/>
           <w:sz w:val="24"/>
         </w:rPr>
       </w:pPr>
       <m:oMath>
         <m:r>
+          <m:rPr>
+            <m:sty m:val="p"/>
+          </m:rPr>
           <w:rPr>
             <w:rFonts w:ascii="Cambria Math" w:hAnsi="Cambria Math"/>
             <w:sz w:val="24"/>
             <w:szCs w:val="24"/>
           </w:rPr>
-          <m:t>Q</m:t>
-        </m:r>
-        <m:r>
-          <w:rPr>
-            <w:rFonts w:ascii="Cambria Math" w:hAnsi="Cambria Math"/>
-            <w:sz w:val="24"/>
-            <w:szCs w:val="24"/>
-          </w:rPr>
-          <m:t>VTerm</m:t>
+          <m:t>V</m:t>
         </m:r>
         <m:d>
           <m:dPr>
             <m:ctrlPr>
               <w:rPr>
                 <w:rFonts w:ascii="Cambria Math" w:hAnsi="Cambria Math"/>
-                <w:i/>
                 <w:sz w:val="24"/>
                 <w:szCs w:val="24"/>
               </w:rPr>
@@ -17828,6 +17673,9 @@
           </m:dPr>
           <m:e>
             <m:r>
+              <m:rPr>
+                <m:sty m:val="p"/>
+              </m:rPr>
               <w:rPr>
                 <w:rFonts w:ascii="Cambria Math" w:hAnsi="Cambria Math"/>
                 <w:sz w:val="24"/>
@@ -17843,7 +17691,7 @@
             <w:sz w:val="24"/>
             <w:szCs w:val="24"/>
           </w:rPr>
-          <m:t>=</m:t>
+          <m:t>≈</m:t>
         </m:r>
         <m:f>
           <m:fPr>
@@ -17851,254 +17699,8 @@
               <w:rPr>
                 <w:rFonts w:ascii="Cambria Math" w:hAnsi="Cambria Math"/>
                 <w:i/>
-                <w:sz w:val="24"/>
-                <w:szCs w:val="24"/>
-              </w:rPr>
-            </m:ctrlPr>
-          </m:fPr>
-          <m:num>
-            <m:r>
-              <w:rPr>
-                <w:rFonts w:ascii="Cambria Math" w:hAnsi="Cambria Math"/>
-                <w:sz w:val="24"/>
-                <w:szCs w:val="24"/>
-              </w:rPr>
-              <m:t>1</m:t>
-            </m:r>
-          </m:num>
-          <m:den>
-            <m:r>
-              <w:rPr>
-                <w:rFonts w:ascii="Cambria Math" w:hAnsi="Cambria Math"/>
-                <w:sz w:val="24"/>
-                <w:szCs w:val="24"/>
-              </w:rPr>
-              <m:t>2</m:t>
-            </m:r>
-          </m:den>
-        </m:f>
-        <m:nary>
-          <m:naryPr>
-            <m:ctrlPr>
-              <w:rPr>
-                <w:rFonts w:ascii="Cambria Math" w:hAnsi="Cambria Math"/>
-                <w:i/>
-                <w:sz w:val="24"/>
-                <w:szCs w:val="24"/>
-              </w:rPr>
-            </m:ctrlPr>
-          </m:naryPr>
-          <m:sub>
-            <m:r>
-              <w:rPr>
-                <w:rFonts w:ascii="Cambria Math" w:hAnsi="Cambria Math"/>
-                <w:sz w:val="24"/>
-                <w:szCs w:val="24"/>
-              </w:rPr>
-              <m:t>0</m:t>
-            </m:r>
-          </m:sub>
-          <m:sup>
-            <m:r>
-              <w:rPr>
-                <w:rFonts w:ascii="Cambria Math" w:hAnsi="Cambria Math"/>
-                <w:sz w:val="24"/>
-                <w:szCs w:val="24"/>
-              </w:rPr>
-              <m:t>t</m:t>
-            </m:r>
-          </m:sup>
-          <m:e>
-            <m:sSubSup>
-              <m:sSubSupPr>
-                <m:ctrlPr>
-                  <w:rPr>
-                    <w:rFonts w:ascii="Cambria Math" w:hAnsi="Cambria Math"/>
-                    <w:i/>
-                    <w:sz w:val="24"/>
-                    <w:szCs w:val="24"/>
-                  </w:rPr>
-                </m:ctrlPr>
-              </m:sSubSupPr>
-              <m:e>
-                <m:r>
-                  <w:rPr>
-                    <w:rFonts w:ascii="Cambria Math" w:hAnsi="Cambria Math"/>
-                    <w:sz w:val="24"/>
-                    <w:szCs w:val="24"/>
-                  </w:rPr>
-                  <m:t>σ</m:t>
-                </m:r>
-              </m:e>
-              <m:sub>
-                <m:r>
-                  <w:rPr>
-                    <w:rFonts w:ascii="Cambria Math" w:hAnsi="Cambria Math"/>
-                    <w:sz w:val="24"/>
-                    <w:szCs w:val="24"/>
-                  </w:rPr>
-                  <m:t>s</m:t>
-                </m:r>
-              </m:sub>
-              <m:sup>
-                <m:r>
-                  <w:rPr>
-                    <w:rFonts w:ascii="Cambria Math" w:hAnsi="Cambria Math"/>
-                    <w:sz w:val="24"/>
-                    <w:szCs w:val="24"/>
-                  </w:rPr>
-                  <m:t>2</m:t>
-                </m:r>
-              </m:sup>
-            </m:sSubSup>
-            <m:d>
-              <m:dPr>
-                <m:begChr m:val="["/>
-                <m:endChr m:val="]"/>
-                <m:ctrlPr>
-                  <w:rPr>
-                    <w:rFonts w:ascii="Cambria Math" w:hAnsi="Cambria Math"/>
-                    <w:i/>
-                    <w:sz w:val="24"/>
-                    <w:szCs w:val="24"/>
-                  </w:rPr>
-                </m:ctrlPr>
-              </m:dPr>
-              <m:e>
-                <m:r>
-                  <w:rPr>
-                    <w:rFonts w:ascii="Cambria Math" w:hAnsi="Cambria Math"/>
-                    <w:sz w:val="24"/>
-                    <w:szCs w:val="24"/>
-                  </w:rPr>
-                  <m:t>B</m:t>
-                </m:r>
-                <m:sSup>
-                  <m:sSupPr>
-                    <m:ctrlPr>
-                      <w:rPr>
-                        <w:rFonts w:ascii="Cambria Math" w:hAnsi="Cambria Math"/>
-                        <w:i/>
-                        <w:sz w:val="24"/>
-                        <w:szCs w:val="24"/>
-                      </w:rPr>
-                    </m:ctrlPr>
-                  </m:sSupPr>
-                  <m:e>
-                    <m:d>
-                      <m:dPr>
-                        <m:ctrlPr>
-                          <w:rPr>
-                            <w:rFonts w:ascii="Cambria Math" w:hAnsi="Cambria Math"/>
-                            <w:i/>
-                            <w:sz w:val="24"/>
-                            <w:szCs w:val="24"/>
-                          </w:rPr>
-                        </m:ctrlPr>
-                      </m:dPr>
-                      <m:e>
-                        <m:r>
-                          <w:rPr>
-                            <w:rFonts w:ascii="Cambria Math" w:hAnsi="Cambria Math"/>
-                            <w:sz w:val="24"/>
-                            <w:szCs w:val="24"/>
-                          </w:rPr>
-                          <m:t>s,t</m:t>
-                        </m:r>
-                      </m:e>
-                    </m:d>
-                  </m:e>
-                  <m:sup>
-                    <m:r>
-                      <w:rPr>
-                        <w:rFonts w:ascii="Cambria Math" w:hAnsi="Cambria Math"/>
-                        <w:sz w:val="24"/>
-                        <w:szCs w:val="24"/>
-                      </w:rPr>
-                      <m:t>2</m:t>
-                    </m:r>
-                  </m:sup>
-                </m:sSup>
-                <m:r>
-                  <w:rPr>
-                    <w:rFonts w:ascii="Cambria Math" w:hAnsi="Cambria Math"/>
-                    <w:sz w:val="24"/>
-                    <w:szCs w:val="24"/>
-                  </w:rPr>
-                  <m:t>-B</m:t>
-                </m:r>
-                <m:sSup>
-                  <m:sSupPr>
-                    <m:ctrlPr>
-                      <w:rPr>
-                        <w:rFonts w:ascii="Cambria Math" w:hAnsi="Cambria Math"/>
-                        <w:i/>
-                        <w:sz w:val="24"/>
-                        <w:szCs w:val="24"/>
-                      </w:rPr>
-                    </m:ctrlPr>
-                  </m:sSupPr>
-                  <m:e>
-                    <m:d>
-                      <m:dPr>
-                        <m:ctrlPr>
-                          <w:rPr>
-                            <w:rFonts w:ascii="Cambria Math" w:hAnsi="Cambria Math"/>
-                            <w:i/>
-                            <w:sz w:val="24"/>
-                            <w:szCs w:val="24"/>
-                          </w:rPr>
-                        </m:ctrlPr>
-                      </m:dPr>
-                      <m:e>
-                        <m:r>
-                          <w:rPr>
-                            <w:rFonts w:ascii="Cambria Math" w:hAnsi="Cambria Math"/>
-                            <w:sz w:val="24"/>
-                            <w:szCs w:val="24"/>
-                          </w:rPr>
-                          <m:t>s,T</m:t>
-                        </m:r>
-                      </m:e>
-                    </m:d>
-                  </m:e>
-                  <m:sup>
-                    <m:r>
-                      <w:rPr>
-                        <w:rFonts w:ascii="Cambria Math" w:hAnsi="Cambria Math"/>
-                        <w:sz w:val="24"/>
-                        <w:szCs w:val="24"/>
-                      </w:rPr>
-                      <m:t>2</m:t>
-                    </m:r>
-                  </m:sup>
-                </m:sSup>
-              </m:e>
-            </m:d>
-            <m:r>
-              <w:rPr>
-                <w:rFonts w:ascii="Cambria Math" w:hAnsi="Cambria Math"/>
-                <w:sz w:val="24"/>
-                <w:szCs w:val="24"/>
-              </w:rPr>
-              <m:t>ds</m:t>
-            </m:r>
-          </m:e>
-        </m:nary>
-        <m:r>
-          <w:rPr>
-            <w:rFonts w:ascii="Cambria Math" w:hAnsi="Cambria Math"/>
-            <w:sz w:val="24"/>
-            <w:szCs w:val="24"/>
-          </w:rPr>
-          <m:t>≈-</m:t>
-        </m:r>
-        <m:f>
-          <m:fPr>
-            <m:ctrlPr>
-              <w:rPr>
-                <w:rFonts w:ascii="Cambria Math" w:hAnsi="Cambria Math"/>
-                <w:i/>
+                <w:color w:val="000000" w:themeColor="text1"/>
+                <w:kern w:val="0"/>
                 <w:sz w:val="24"/>
                 <w:szCs w:val="24"/>
               </w:rPr>
@@ -18110,7 +17712,54 @@
                 <m:ctrlPr>
                   <w:rPr>
                     <w:rFonts w:ascii="Cambria Math" w:hAnsi="Cambria Math"/>
+                    <w:color w:val="000000" w:themeColor="text1"/>
+                    <w:kern w:val="0"/>
+                    <w:sz w:val="24"/>
+                    <w:szCs w:val="24"/>
+                  </w:rPr>
+                </m:ctrlPr>
+              </m:sSupPr>
+              <m:e>
+                <m:r>
+                  <m:rPr>
+                    <m:sty m:val="p"/>
+                  </m:rPr>
+                  <w:rPr>
+                    <w:rFonts w:ascii="Cambria Math" w:hAnsi="Cambria Math"/>
+                    <w:color w:val="000000" w:themeColor="text1"/>
+                    <w:kern w:val="0"/>
+                    <w:sz w:val="24"/>
+                    <w:szCs w:val="24"/>
+                  </w:rPr>
+                  <m:t>σ</m:t>
+                </m:r>
+              </m:e>
+              <m:sup>
+                <m:r>
+                  <m:rPr>
+                    <m:sty m:val="p"/>
+                  </m:rPr>
+                  <w:rPr>
+                    <w:rFonts w:ascii="Cambria Math" w:hAnsi="Cambria Math"/>
+                    <w:color w:val="000000" w:themeColor="text1"/>
+                    <w:kern w:val="0"/>
+                    <w:sz w:val="24"/>
+                    <w:szCs w:val="24"/>
+                  </w:rPr>
+                  <m:t>2</m:t>
+                </m:r>
+              </m:sup>
+            </m:sSup>
+          </m:num>
+          <m:den>
+            <m:sSup>
+              <m:sSupPr>
+                <m:ctrlPr>
+                  <w:rPr>
+                    <w:rFonts w:ascii="Cambria Math" w:hAnsi="Cambria Math"/>
                     <w:i/>
+                    <w:color w:val="000000" w:themeColor="text1"/>
+                    <w:kern w:val="0"/>
                     <w:sz w:val="24"/>
                     <w:szCs w:val="24"/>
                   </w:rPr>
@@ -18120,212 +17769,8 @@
                 <m:r>
                   <w:rPr>
                     <w:rFonts w:ascii="Cambria Math" w:hAnsi="Cambria Math"/>
-                    <w:sz w:val="24"/>
-                    <w:szCs w:val="24"/>
-                  </w:rPr>
-                  <m:t>σ</m:t>
-                </m:r>
-              </m:e>
-              <m:sup>
-                <m:r>
-                  <w:rPr>
-                    <w:rFonts w:ascii="Cambria Math" w:hAnsi="Cambria Math"/>
-                    <w:sz w:val="24"/>
-                    <w:szCs w:val="24"/>
-                  </w:rPr>
-                  <m:t>2</m:t>
-                </m:r>
-              </m:sup>
-            </m:sSup>
-            <m:sSup>
-              <m:sSupPr>
-                <m:ctrlPr>
-                  <w:rPr>
-                    <w:rFonts w:ascii="Cambria Math" w:hAnsi="Cambria Math"/>
-                    <w:i/>
-                    <w:sz w:val="24"/>
-                    <w:szCs w:val="24"/>
-                  </w:rPr>
-                </m:ctrlPr>
-              </m:sSupPr>
-              <m:e>
-                <m:d>
-                  <m:dPr>
-                    <m:ctrlPr>
-                      <w:rPr>
-                        <w:rFonts w:ascii="Cambria Math" w:hAnsi="Cambria Math"/>
-                        <w:i/>
-                        <w:sz w:val="24"/>
-                        <w:szCs w:val="24"/>
-                      </w:rPr>
-                    </m:ctrlPr>
-                  </m:dPr>
-                  <m:e>
-                    <m:sSup>
-                      <m:sSupPr>
-                        <m:ctrlPr>
-                          <w:rPr>
-                            <w:rFonts w:ascii="Cambria Math" w:hAnsi="Cambria Math"/>
-                            <w:i/>
-                            <w:sz w:val="24"/>
-                            <w:szCs w:val="24"/>
-                          </w:rPr>
-                        </m:ctrlPr>
-                      </m:sSupPr>
-                      <m:e>
-                        <m:r>
-                          <w:rPr>
-                            <w:rFonts w:ascii="Cambria Math" w:hAnsi="Cambria Math"/>
-                            <w:sz w:val="24"/>
-                            <w:szCs w:val="24"/>
-                          </w:rPr>
-                          <m:t>e</m:t>
-                        </m:r>
-                      </m:e>
-                      <m:sup>
-                        <m:r>
-                          <w:rPr>
-                            <w:rFonts w:ascii="Cambria Math" w:hAnsi="Cambria Math"/>
-                            <w:sz w:val="24"/>
-                            <w:szCs w:val="24"/>
-                          </w:rPr>
-                          <m:t>-κT</m:t>
-                        </m:r>
-                      </m:sup>
-                    </m:sSup>
-                    <m:r>
-                      <w:rPr>
-                        <w:rFonts w:ascii="Cambria Math" w:hAnsi="Cambria Math"/>
-                        <w:sz w:val="24"/>
-                        <w:szCs w:val="24"/>
-                      </w:rPr>
-                      <m:t>-</m:t>
-                    </m:r>
-                    <m:sSup>
-                      <m:sSupPr>
-                        <m:ctrlPr>
-                          <w:rPr>
-                            <w:rFonts w:ascii="Cambria Math" w:hAnsi="Cambria Math"/>
-                            <w:i/>
-                            <w:sz w:val="24"/>
-                            <w:szCs w:val="24"/>
-                          </w:rPr>
-                        </m:ctrlPr>
-                      </m:sSupPr>
-                      <m:e>
-                        <m:r>
-                          <w:rPr>
-                            <w:rFonts w:ascii="Cambria Math" w:hAnsi="Cambria Math"/>
-                            <w:sz w:val="24"/>
-                            <w:szCs w:val="24"/>
-                          </w:rPr>
-                          <m:t>e</m:t>
-                        </m:r>
-                      </m:e>
-                      <m:sup>
-                        <m:r>
-                          <w:rPr>
-                            <w:rFonts w:ascii="Cambria Math" w:hAnsi="Cambria Math"/>
-                            <w:sz w:val="24"/>
-                            <w:szCs w:val="24"/>
-                          </w:rPr>
-                          <m:t>-κt</m:t>
-                        </m:r>
-                      </m:sup>
-                    </m:sSup>
-                  </m:e>
-                </m:d>
-              </m:e>
-              <m:sup>
-                <m:r>
-                  <w:rPr>
-                    <w:rFonts w:ascii="Cambria Math" w:hAnsi="Cambria Math"/>
-                    <w:sz w:val="24"/>
-                    <w:szCs w:val="24"/>
-                  </w:rPr>
-                  <m:t>2</m:t>
-                </m:r>
-              </m:sup>
-            </m:sSup>
-            <m:d>
-              <m:dPr>
-                <m:ctrlPr>
-                  <w:rPr>
-                    <w:rFonts w:ascii="Cambria Math" w:hAnsi="Cambria Math"/>
-                    <w:i/>
-                    <w:sz w:val="24"/>
-                    <w:szCs w:val="24"/>
-                  </w:rPr>
-                </m:ctrlPr>
-              </m:dPr>
-              <m:e>
-                <m:sSup>
-                  <m:sSupPr>
-                    <m:ctrlPr>
-                      <w:rPr>
-                        <w:rFonts w:ascii="Cambria Math" w:hAnsi="Cambria Math"/>
-                        <w:i/>
-                        <w:sz w:val="24"/>
-                        <w:szCs w:val="24"/>
-                      </w:rPr>
-                    </m:ctrlPr>
-                  </m:sSupPr>
-                  <m:e>
-                    <m:r>
-                      <w:rPr>
-                        <w:rFonts w:ascii="Cambria Math" w:hAnsi="Cambria Math"/>
-                        <w:sz w:val="24"/>
-                        <w:szCs w:val="24"/>
-                      </w:rPr>
-                      <m:t>e</m:t>
-                    </m:r>
-                  </m:e>
-                  <m:sup>
-                    <m:r>
-                      <w:rPr>
-                        <w:rFonts w:ascii="Cambria Math" w:hAnsi="Cambria Math"/>
-                        <w:sz w:val="24"/>
-                        <w:szCs w:val="24"/>
-                      </w:rPr>
-                      <m:t>2κt</m:t>
-                    </m:r>
-                  </m:sup>
-                </m:sSup>
-                <m:r>
-                  <w:rPr>
-                    <w:rFonts w:ascii="Cambria Math" w:hAnsi="Cambria Math"/>
-                    <w:sz w:val="24"/>
-                    <w:szCs w:val="24"/>
-                  </w:rPr>
-                  <m:t>-1</m:t>
-                </m:r>
-              </m:e>
-            </m:d>
-          </m:num>
-          <m:den>
-            <m:r>
-              <w:rPr>
-                <w:rFonts w:ascii="Cambria Math" w:hAnsi="Cambria Math"/>
-                <w:sz w:val="24"/>
-                <w:szCs w:val="24"/>
-              </w:rPr>
-              <m:t>4</m:t>
-            </m:r>
-            <m:sSup>
-              <m:sSupPr>
-                <m:ctrlPr>
-                  <w:rPr>
-                    <w:rFonts w:ascii="Cambria Math" w:hAnsi="Cambria Math"/>
-                    <w:i/>
-                    <w:sz w:val="24"/>
-                    <w:szCs w:val="24"/>
-                  </w:rPr>
-                </m:ctrlPr>
-              </m:sSupPr>
-              <m:e>
-                <m:r>
-                  <w:rPr>
-                    <w:rFonts w:ascii="Cambria Math" w:hAnsi="Cambria Math"/>
+                    <w:color w:val="000000" w:themeColor="text1"/>
+                    <w:kern w:val="0"/>
                     <w:sz w:val="24"/>
                     <w:szCs w:val="24"/>
                   </w:rPr>
@@ -18336,22 +17781,294 @@
                 <m:r>
                   <w:rPr>
                     <w:rFonts w:ascii="Cambria Math" w:hAnsi="Cambria Math"/>
+                    <w:color w:val="000000" w:themeColor="text1"/>
+                    <w:kern w:val="0"/>
                     <w:sz w:val="24"/>
                     <w:szCs w:val="24"/>
                   </w:rPr>
-                  <m:t>3</m:t>
+                  <m:t>2</m:t>
                 </m:r>
               </m:sup>
             </m:sSup>
           </m:den>
         </m:f>
+        <m:d>
+          <m:dPr>
+            <m:ctrlPr>
+              <w:rPr>
+                <w:rFonts w:ascii="Cambria Math" w:eastAsia="돋움체" w:hAnsi="Cambria Math" w:cs="돋움체"/>
+                <w:color w:val="000000" w:themeColor="text1"/>
+                <w:kern w:val="0"/>
+                <w:sz w:val="24"/>
+                <w:szCs w:val="24"/>
+              </w:rPr>
+            </m:ctrlPr>
+          </m:dPr>
+          <m:e>
+            <m:r>
+              <m:rPr>
+                <m:sty m:val="p"/>
+              </m:rPr>
+              <w:rPr>
+                <w:rFonts w:ascii="Cambria Math" w:eastAsia="돋움체" w:hAnsi="Cambria Math" w:cs="돋움체"/>
+                <w:color w:val="000000" w:themeColor="text1"/>
+                <w:kern w:val="0"/>
+                <w:sz w:val="24"/>
+                <w:szCs w:val="24"/>
+              </w:rPr>
+              <m:t>T-t+2</m:t>
+            </m:r>
+            <m:f>
+              <m:fPr>
+                <m:ctrlPr>
+                  <w:rPr>
+                    <w:rFonts w:ascii="Cambria Math" w:eastAsia="돋움체" w:hAnsi="Cambria Math" w:cs="돋움체"/>
+                    <w:color w:val="000000" w:themeColor="text1"/>
+                    <w:kern w:val="0"/>
+                    <w:sz w:val="24"/>
+                    <w:szCs w:val="24"/>
+                  </w:rPr>
+                </m:ctrlPr>
+              </m:fPr>
+              <m:num>
+                <m:sSup>
+                  <m:sSupPr>
+                    <m:ctrlPr>
+                      <w:rPr>
+                        <w:rFonts w:ascii="Cambria Math" w:eastAsia="돋움체" w:hAnsi="Cambria Math" w:cs="돋움체"/>
+                        <w:color w:val="000000" w:themeColor="text1"/>
+                        <w:kern w:val="0"/>
+                        <w:sz w:val="24"/>
+                        <w:szCs w:val="24"/>
+                      </w:rPr>
+                    </m:ctrlPr>
+                  </m:sSupPr>
+                  <m:e>
+                    <m:r>
+                      <m:rPr>
+                        <m:sty m:val="p"/>
+                      </m:rPr>
+                      <w:rPr>
+                        <w:rFonts w:ascii="Cambria Math" w:eastAsia="돋움체" w:hAnsi="Cambria Math" w:cs="돋움체"/>
+                        <w:color w:val="000000" w:themeColor="text1"/>
+                        <w:kern w:val="0"/>
+                        <w:sz w:val="24"/>
+                        <w:szCs w:val="24"/>
+                      </w:rPr>
+                      <m:t>e</m:t>
+                    </m:r>
+                  </m:e>
+                  <m:sup>
+                    <m:r>
+                      <m:rPr>
+                        <m:sty m:val="p"/>
+                      </m:rPr>
+                      <w:rPr>
+                        <w:rFonts w:ascii="Cambria Math" w:eastAsia="돋움체" w:hAnsi="Cambria Math" w:cs="돋움체"/>
+                        <w:color w:val="000000" w:themeColor="text1"/>
+                        <w:kern w:val="0"/>
+                        <w:sz w:val="24"/>
+                        <w:szCs w:val="24"/>
+                      </w:rPr>
+                      <m:t>-κ</m:t>
+                    </m:r>
+                    <m:d>
+                      <m:dPr>
+                        <m:ctrlPr>
+                          <w:rPr>
+                            <w:rFonts w:ascii="Cambria Math" w:eastAsia="돋움체" w:hAnsi="Cambria Math" w:cs="돋움체"/>
+                            <w:color w:val="000000" w:themeColor="text1"/>
+                            <w:kern w:val="0"/>
+                            <w:sz w:val="24"/>
+                            <w:szCs w:val="24"/>
+                          </w:rPr>
+                        </m:ctrlPr>
+                      </m:dPr>
+                      <m:e>
+                        <m:r>
+                          <m:rPr>
+                            <m:sty m:val="p"/>
+                          </m:rPr>
+                          <w:rPr>
+                            <w:rFonts w:ascii="Cambria Math" w:eastAsia="돋움체" w:hAnsi="Cambria Math" w:cs="돋움체"/>
+                            <w:color w:val="000000" w:themeColor="text1"/>
+                            <w:kern w:val="0"/>
+                            <w:sz w:val="24"/>
+                            <w:szCs w:val="24"/>
+                          </w:rPr>
+                          <m:t>T-t</m:t>
+                        </m:r>
+                      </m:e>
+                    </m:d>
+                  </m:sup>
+                </m:sSup>
+                <m:r>
+                  <m:rPr>
+                    <m:sty m:val="p"/>
+                  </m:rPr>
+                  <w:rPr>
+                    <w:rFonts w:ascii="Cambria Math" w:eastAsia="돋움체" w:hAnsi="Cambria Math" w:cs="돋움체"/>
+                    <w:color w:val="000000" w:themeColor="text1"/>
+                    <w:kern w:val="0"/>
+                    <w:sz w:val="24"/>
+                    <w:szCs w:val="24"/>
+                  </w:rPr>
+                  <m:t>-1</m:t>
+                </m:r>
+              </m:num>
+              <m:den>
+                <m:r>
+                  <m:rPr>
+                    <m:sty m:val="p"/>
+                  </m:rPr>
+                  <w:rPr>
+                    <w:rFonts w:ascii="Cambria Math" w:eastAsia="돋움체" w:hAnsi="Cambria Math" w:cs="돋움체"/>
+                    <w:color w:val="000000" w:themeColor="text1"/>
+                    <w:kern w:val="0"/>
+                    <w:sz w:val="24"/>
+                    <w:szCs w:val="24"/>
+                  </w:rPr>
+                  <m:t>κ</m:t>
+                </m:r>
+              </m:den>
+            </m:f>
+            <m:r>
+              <m:rPr>
+                <m:sty m:val="p"/>
+              </m:rPr>
+              <w:rPr>
+                <w:rFonts w:ascii="Cambria Math" w:eastAsia="돋움체" w:hAnsi="Cambria Math" w:cs="돋움체"/>
+                <w:color w:val="000000" w:themeColor="text1"/>
+                <w:kern w:val="0"/>
+                <w:sz w:val="24"/>
+                <w:szCs w:val="24"/>
+              </w:rPr>
+              <m:t>-</m:t>
+            </m:r>
+            <m:f>
+              <m:fPr>
+                <m:ctrlPr>
+                  <w:rPr>
+                    <w:rFonts w:ascii="Cambria Math" w:eastAsia="돋움체" w:hAnsi="Cambria Math" w:cs="돋움체"/>
+                    <w:color w:val="000000" w:themeColor="text1"/>
+                    <w:kern w:val="0"/>
+                    <w:sz w:val="24"/>
+                    <w:szCs w:val="24"/>
+                  </w:rPr>
+                </m:ctrlPr>
+              </m:fPr>
+              <m:num>
+                <m:sSup>
+                  <m:sSupPr>
+                    <m:ctrlPr>
+                      <w:rPr>
+                        <w:rFonts w:ascii="Cambria Math" w:eastAsia="돋움체" w:hAnsi="Cambria Math" w:cs="돋움체"/>
+                        <w:color w:val="000000" w:themeColor="text1"/>
+                        <w:kern w:val="0"/>
+                        <w:sz w:val="24"/>
+                        <w:szCs w:val="24"/>
+                      </w:rPr>
+                    </m:ctrlPr>
+                  </m:sSupPr>
+                  <m:e>
+                    <m:r>
+                      <m:rPr>
+                        <m:sty m:val="p"/>
+                      </m:rPr>
+                      <w:rPr>
+                        <w:rFonts w:ascii="Cambria Math" w:eastAsia="돋움체" w:hAnsi="Cambria Math" w:cs="돋움체"/>
+                        <w:color w:val="000000" w:themeColor="text1"/>
+                        <w:kern w:val="0"/>
+                        <w:sz w:val="24"/>
+                        <w:szCs w:val="24"/>
+                      </w:rPr>
+                      <m:t>e</m:t>
+                    </m:r>
+                  </m:e>
+                  <m:sup>
+                    <m:r>
+                      <m:rPr>
+                        <m:sty m:val="p"/>
+                      </m:rPr>
+                      <w:rPr>
+                        <w:rFonts w:ascii="Cambria Math" w:eastAsia="돋움체" w:hAnsi="Cambria Math" w:cs="돋움체"/>
+                        <w:color w:val="000000" w:themeColor="text1"/>
+                        <w:kern w:val="0"/>
+                        <w:sz w:val="24"/>
+                        <w:szCs w:val="24"/>
+                      </w:rPr>
+                      <m:t>-2κ</m:t>
+                    </m:r>
+                    <m:d>
+                      <m:dPr>
+                        <m:ctrlPr>
+                          <w:rPr>
+                            <w:rFonts w:ascii="Cambria Math" w:eastAsia="돋움체" w:hAnsi="Cambria Math" w:cs="돋움체"/>
+                            <w:color w:val="000000" w:themeColor="text1"/>
+                            <w:kern w:val="0"/>
+                            <w:sz w:val="24"/>
+                            <w:szCs w:val="24"/>
+                          </w:rPr>
+                        </m:ctrlPr>
+                      </m:dPr>
+                      <m:e>
+                        <m:r>
+                          <m:rPr>
+                            <m:sty m:val="p"/>
+                          </m:rPr>
+                          <w:rPr>
+                            <w:rFonts w:ascii="Cambria Math" w:eastAsia="돋움체" w:hAnsi="Cambria Math" w:cs="돋움체"/>
+                            <w:color w:val="000000" w:themeColor="text1"/>
+                            <w:kern w:val="0"/>
+                            <w:sz w:val="24"/>
+                            <w:szCs w:val="24"/>
+                          </w:rPr>
+                          <m:t>T-t</m:t>
+                        </m:r>
+                      </m:e>
+                    </m:d>
+                  </m:sup>
+                </m:sSup>
+                <m:r>
+                  <m:rPr>
+                    <m:sty m:val="p"/>
+                  </m:rPr>
+                  <w:rPr>
+                    <w:rFonts w:ascii="Cambria Math" w:eastAsia="돋움체" w:hAnsi="Cambria Math" w:cs="돋움체"/>
+                    <w:color w:val="000000" w:themeColor="text1"/>
+                    <w:kern w:val="0"/>
+                    <w:sz w:val="24"/>
+                    <w:szCs w:val="24"/>
+                  </w:rPr>
+                  <m:t>-1</m:t>
+                </m:r>
+              </m:num>
+              <m:den>
+                <m:r>
+                  <m:rPr>
+                    <m:sty m:val="p"/>
+                  </m:rPr>
+                  <w:rPr>
+                    <w:rFonts w:ascii="Cambria Math" w:eastAsia="돋움체" w:hAnsi="Cambria Math" w:cs="돋움체"/>
+                    <w:color w:val="000000" w:themeColor="text1"/>
+                    <w:kern w:val="0"/>
+                    <w:sz w:val="24"/>
+                    <w:szCs w:val="24"/>
+                  </w:rPr>
+                  <m:t>2κ</m:t>
+                </m:r>
+              </m:den>
+            </m:f>
+          </m:e>
+        </m:d>
       </m:oMath>
+      <w:bookmarkStart w:id="0" w:name="_GoBack"/>
+      <w:bookmarkEnd w:id="0"/>
     </w:p>
     <w:p>
       <w:pPr>
         <w:ind w:leftChars="400" w:left="800"/>
         <w:rPr>
-          <w:rFonts w:hint="eastAsia"/>
           <w:sz w:val="24"/>
         </w:rPr>
       </w:pPr>
@@ -18360,10 +18077,10 @@
           <w:noProof/>
         </w:rPr>
         <w:drawing>
-          <wp:inline distT="0" distB="0" distL="0" distR="0" wp14:anchorId="7F33F89A" wp14:editId="07D51A9E">
-            <wp:extent cx="5731510" cy="416560"/>
-            <wp:effectExtent l="0" t="0" r="2540" b="2540"/>
-            <wp:docPr id="6" name="그림 6"/>
+          <wp:inline distT="0" distB="0" distL="0" distR="0" wp14:anchorId="5FECB68C" wp14:editId="3910B738">
+            <wp:extent cx="5731510" cy="1301261"/>
+            <wp:effectExtent l="0" t="0" r="2540" b="0"/>
+            <wp:docPr id="4" name="그림 4"/>
             <wp:cNvGraphicFramePr>
               <a:graphicFrameLocks xmlns:a="http://schemas.openxmlformats.org/drawingml/2006/main" noChangeAspect="1"/>
             </wp:cNvGraphicFramePr>
@@ -18383,7 +18100,7 @@
                   <pic:spPr>
                     <a:xfrm>
                       <a:off x="0" y="0"/>
-                      <a:ext cx="5731510" cy="416560"/>
+                      <a:ext cx="5745338" cy="1304400"/>
                     </a:xfrm>
                     <a:prstGeom prst="rect">
                       <a:avLst/>
@@ -18406,7 +18123,6 @@
         <w:spacing w:after="200" w:line="276" w:lineRule="auto"/>
         <w:ind w:leftChars="0"/>
         <w:rPr>
-          <w:rFonts w:hint="eastAsia"/>
           <w:sz w:val="24"/>
           <w:szCs w:val="24"/>
         </w:rPr>
@@ -18418,15 +18134,7 @@
             <w:sz w:val="24"/>
             <w:szCs w:val="24"/>
           </w:rPr>
-          <m:t>BSSwaption</m:t>
-        </m:r>
-        <m:r>
-          <w:rPr>
-            <w:rFonts w:ascii="Cambria Math" w:hAnsi="Cambria Math"/>
-            <w:sz w:val="24"/>
-            <w:szCs w:val="24"/>
-          </w:rPr>
-          <m:t>=N×Annuity×</m:t>
+          <m:t>BSSwaption=N×Annuity×</m:t>
         </m:r>
         <m:d>
           <m:dPr>
@@ -18676,9 +18384,6 @@
       <w:pPr>
         <w:ind w:leftChars="400" w:left="800"/>
         <w:jc w:val="center"/>
-        <w:rPr>
-          <w:rFonts w:hint="eastAsia"/>
-        </w:rPr>
       </w:pPr>
       <w:r>
         <w:rPr>
@@ -18724,9 +18429,6 @@
     <w:p>
       <w:pPr>
         <w:ind w:leftChars="400" w:left="800"/>
-        <w:rPr>
-          <w:rFonts w:hint="eastAsia"/>
-        </w:rPr>
       </w:pPr>
       <w:r>
         <w:rPr>

--- a/IRSwaption/IRSwaption 평가 설명서.docx
+++ b/IRSwaption/IRSwaption 평가 설명서.docx
@@ -2076,8 +2076,278 @@
             </w:rPr>
             <m:t>dW</m:t>
           </m:r>
+          <m:r>
+            <w:rPr>
+              <w:rFonts w:ascii="Cambria Math" w:hAnsi="Cambria Math"/>
+              <w:sz w:val="24"/>
+            </w:rPr>
+            <m:t>=</m:t>
+          </m:r>
+          <m:r>
+            <w:rPr>
+              <w:rFonts w:ascii="Cambria Math" w:hAnsi="Cambria Math"/>
+              <w:sz w:val="24"/>
+            </w:rPr>
+            <m:t>κ</m:t>
+          </m:r>
+          <m:d>
+            <m:dPr>
+              <m:begChr m:val="["/>
+              <m:endChr m:val="]"/>
+              <m:ctrlPr>
+                <w:rPr>
+                  <w:rFonts w:ascii="Cambria Math" w:hAnsi="Cambria Math"/>
+                  <w:sz w:val="24"/>
+                </w:rPr>
+              </m:ctrlPr>
+            </m:dPr>
+            <m:e>
+              <m:f>
+                <m:fPr>
+                  <m:ctrlPr>
+                    <w:rPr>
+                      <w:rFonts w:ascii="Cambria Math" w:hAnsi="Cambria Math"/>
+                      <w:i/>
+                      <w:sz w:val="24"/>
+                    </w:rPr>
+                  </m:ctrlPr>
+                </m:fPr>
+                <m:num>
+                  <m:r>
+                    <m:rPr>
+                      <m:sty m:val="p"/>
+                    </m:rPr>
+                    <w:rPr>
+                      <w:rFonts w:ascii="Cambria Math" w:hAnsi="Cambria Math"/>
+                      <w:sz w:val="24"/>
+                    </w:rPr>
+                    <m:t>θ</m:t>
+                  </m:r>
+                  <m:d>
+                    <m:dPr>
+                      <m:ctrlPr>
+                        <w:rPr>
+                          <w:rFonts w:ascii="Cambria Math" w:hAnsi="Cambria Math"/>
+                          <w:sz w:val="24"/>
+                        </w:rPr>
+                      </m:ctrlPr>
+                    </m:dPr>
+                    <m:e>
+                      <m:r>
+                        <m:rPr>
+                          <m:sty m:val="p"/>
+                        </m:rPr>
+                        <w:rPr>
+                          <w:rFonts w:ascii="Cambria Math" w:hAnsi="Cambria Math"/>
+                          <w:sz w:val="24"/>
+                        </w:rPr>
+                        <m:t>t</m:t>
+                      </m:r>
+                    </m:e>
+                  </m:d>
+                </m:num>
+                <m:den>
+                  <m:r>
+                    <w:rPr>
+                      <w:rFonts w:ascii="Cambria Math" w:hAnsi="Cambria Math"/>
+                      <w:sz w:val="24"/>
+                    </w:rPr>
+                    <m:t>κ</m:t>
+                  </m:r>
+                </m:den>
+              </m:f>
+              <m:r>
+                <w:rPr>
+                  <w:rFonts w:ascii="Cambria Math" w:hAnsi="Cambria Math"/>
+                  <w:sz w:val="24"/>
+                </w:rPr>
+                <m:t>-r</m:t>
+              </m:r>
+              <m:d>
+                <m:dPr>
+                  <m:ctrlPr>
+                    <w:rPr>
+                      <w:rFonts w:ascii="Cambria Math" w:hAnsi="Cambria Math"/>
+                      <w:i/>
+                      <w:sz w:val="24"/>
+                    </w:rPr>
+                  </m:ctrlPr>
+                </m:dPr>
+                <m:e>
+                  <m:r>
+                    <w:rPr>
+                      <w:rFonts w:ascii="Cambria Math" w:hAnsi="Cambria Math"/>
+                      <w:sz w:val="24"/>
+                    </w:rPr>
+                    <m:t>t</m:t>
+                  </m:r>
+                </m:e>
+              </m:d>
+              <m:ctrlPr>
+                <w:rPr>
+                  <w:rFonts w:ascii="Cambria Math" w:hAnsi="Cambria Math"/>
+                  <w:i/>
+                  <w:sz w:val="24"/>
+                </w:rPr>
+              </m:ctrlPr>
+            </m:e>
+          </m:d>
+          <m:r>
+            <w:rPr>
+              <w:rFonts w:ascii="Cambria Math" w:hAnsi="Cambria Math"/>
+              <w:sz w:val="24"/>
+            </w:rPr>
+            <m:t>dt+σ</m:t>
+          </m:r>
+          <m:d>
+            <m:dPr>
+              <m:ctrlPr>
+                <w:rPr>
+                  <w:rFonts w:ascii="Cambria Math" w:hAnsi="Cambria Math"/>
+                  <w:i/>
+                  <w:sz w:val="24"/>
+                </w:rPr>
+              </m:ctrlPr>
+            </m:dPr>
+            <m:e>
+              <m:r>
+                <w:rPr>
+                  <w:rFonts w:ascii="Cambria Math" w:hAnsi="Cambria Math"/>
+                  <w:sz w:val="24"/>
+                </w:rPr>
+                <m:t>t</m:t>
+              </m:r>
+            </m:e>
+          </m:d>
+          <m:r>
+            <w:rPr>
+              <w:rFonts w:ascii="Cambria Math" w:hAnsi="Cambria Math"/>
+              <w:sz w:val="24"/>
+            </w:rPr>
+            <m:t>dW</m:t>
+          </m:r>
         </m:oMath>
       </m:oMathPara>
+    </w:p>
+    <w:p>
+      <w:pPr>
+        <w:ind w:leftChars="400" w:left="800"/>
+        <w:jc w:val="center"/>
+        <w:rPr>
+          <w:rFonts w:hint="eastAsia"/>
+          <w:sz w:val="24"/>
+        </w:rPr>
+      </w:pPr>
+      <w:r>
+        <w:rPr>
+          <w:rFonts w:hint="eastAsia"/>
+          <w:sz w:val="24"/>
+        </w:rPr>
+        <w:t xml:space="preserve">if </w:t>
+      </w:r>
+      <m:oMath>
+        <m:r>
+          <w:rPr>
+            <w:rFonts w:ascii="Cambria Math" w:hAnsi="Cambria Math"/>
+            <w:sz w:val="24"/>
+          </w:rPr>
+          <m:t>r</m:t>
+        </m:r>
+        <m:d>
+          <m:dPr>
+            <m:ctrlPr>
+              <w:rPr>
+                <w:rFonts w:ascii="Cambria Math" w:hAnsi="Cambria Math"/>
+                <w:i/>
+                <w:sz w:val="24"/>
+              </w:rPr>
+            </m:ctrlPr>
+          </m:dPr>
+          <m:e>
+            <m:r>
+              <w:rPr>
+                <w:rFonts w:ascii="Cambria Math" w:hAnsi="Cambria Math"/>
+                <w:sz w:val="24"/>
+              </w:rPr>
+              <m:t>t</m:t>
+            </m:r>
+          </m:e>
+        </m:d>
+        <m:r>
+          <w:rPr>
+            <w:rFonts w:ascii="Cambria Math" w:hAnsi="Cambria Math"/>
+            <w:sz w:val="24"/>
+          </w:rPr>
+          <m:t>&gt;</m:t>
+        </m:r>
+        <m:f>
+          <m:fPr>
+            <m:ctrlPr>
+              <w:rPr>
+                <w:rFonts w:ascii="Cambria Math" w:hAnsi="Cambria Math"/>
+                <w:i/>
+                <w:sz w:val="24"/>
+              </w:rPr>
+            </m:ctrlPr>
+          </m:fPr>
+          <m:num>
+            <m:r>
+              <m:rPr>
+                <m:sty m:val="p"/>
+              </m:rPr>
+              <w:rPr>
+                <w:rFonts w:ascii="Cambria Math" w:hAnsi="Cambria Math"/>
+                <w:sz w:val="24"/>
+              </w:rPr>
+              <m:t>θ</m:t>
+            </m:r>
+            <m:d>
+              <m:dPr>
+                <m:ctrlPr>
+                  <w:rPr>
+                    <w:rFonts w:ascii="Cambria Math" w:hAnsi="Cambria Math"/>
+                    <w:sz w:val="24"/>
+                  </w:rPr>
+                </m:ctrlPr>
+              </m:dPr>
+              <m:e>
+                <m:r>
+                  <m:rPr>
+                    <m:sty m:val="p"/>
+                  </m:rPr>
+                  <w:rPr>
+                    <w:rFonts w:ascii="Cambria Math" w:hAnsi="Cambria Math"/>
+                    <w:sz w:val="24"/>
+                  </w:rPr>
+                  <m:t>t</m:t>
+                </m:r>
+              </m:e>
+            </m:d>
+          </m:num>
+          <m:den>
+            <m:r>
+              <w:rPr>
+                <w:rFonts w:ascii="Cambria Math" w:hAnsi="Cambria Math"/>
+                <w:sz w:val="24"/>
+              </w:rPr>
+              <m:t>κ</m:t>
+            </m:r>
+          </m:den>
+        </m:f>
+      </m:oMath>
+      <w:r>
+        <w:rPr>
+          <w:rFonts w:hint="eastAsia"/>
+          <w:sz w:val="24"/>
+        </w:rPr>
+        <w:t xml:space="preserve"> </w:t>
+      </w:r>
+      <w:r>
+        <w:rPr>
+          <w:sz w:val="24"/>
+        </w:rPr>
+        <w:t>Then Drift have (-) else (+)</w:t>
+      </w:r>
     </w:p>
     <w:p>
       <w:pPr>
@@ -2409,15 +2679,27 @@
           <w:sz w:val="24"/>
         </w:rPr>
       </w:pPr>
+    </w:p>
+    <w:p>
+      <w:pPr>
+        <w:ind w:leftChars="400" w:left="800"/>
+        <w:rPr>
+          <w:b/>
+          <w:sz w:val="24"/>
+        </w:rPr>
+      </w:pPr>
       <w:r>
         <w:rPr>
+          <w:b/>
           <w:sz w:val="24"/>
         </w:rPr>
+        <w:lastRenderedPageBreak/>
         <w:t xml:space="preserve">HW 1F </w:t>
       </w:r>
       <w:r>
         <w:rPr>
           <w:rFonts w:hint="eastAsia"/>
+          <w:b/>
           <w:sz w:val="24"/>
         </w:rPr>
         <w:t>PDE</w:t>
@@ -2688,7 +2970,6 @@
               <w:rFonts w:ascii="Cambria Math" w:hAnsi="Cambria Math"/>
               <w:sz w:val="24"/>
             </w:rPr>
-            <w:lastRenderedPageBreak/>
             <m:t>α</m:t>
           </m:r>
           <m:d>
@@ -4714,7 +4995,7 @@
       <w:pPr>
         <w:ind w:leftChars="400" w:left="800"/>
         <w:rPr>
-          <w:sz w:val="24"/>
+          <w:sz w:val="18"/>
         </w:rPr>
       </w:pPr>
     </w:p>
@@ -6046,9 +6327,6 @@
     <w:p>
       <w:pPr>
         <w:ind w:leftChars="400" w:left="800"/>
-        <w:rPr>
-          <w:sz w:val="24"/>
-        </w:rPr>
       </w:pPr>
     </w:p>
     <w:p>
@@ -8723,6 +9001,7 @@
       <w:pPr>
         <w:ind w:leftChars="400" w:left="800"/>
         <w:rPr>
+          <w:rFonts w:hint="eastAsia"/>
           <w:sz w:val="24"/>
         </w:rPr>
       </w:pPr>
@@ -9270,6 +9549,8 @@
                             </w:rPr>
                             <m:t>B</m:t>
                           </m:r>
+                          <w:bookmarkStart w:id="0" w:name="_GoBack"/>
+                          <w:bookmarkEnd w:id="0"/>
                         </m:e>
                         <m:e>
                           <m:sSub>
@@ -12272,6 +12553,7 @@
         <w:ind w:leftChars="400" w:left="800"/>
         <w:rPr>
           <w:sz w:val="24"/>
+          <w:szCs w:val="24"/>
         </w:rPr>
       </w:pPr>
       <m:oMathPara>
@@ -12481,6 +12763,288 @@
               <w:szCs w:val="24"/>
             </w:rPr>
             <m:t>≈</m:t>
+          </m:r>
+          <m:nary>
+            <m:naryPr>
+              <m:ctrlPr>
+                <w:rPr>
+                  <w:rFonts w:ascii="Cambria Math" w:hAnsi="Cambria Math"/>
+                  <w:sz w:val="24"/>
+                  <w:szCs w:val="24"/>
+                </w:rPr>
+              </m:ctrlPr>
+            </m:naryPr>
+            <m:sub>
+              <m:r>
+                <m:rPr>
+                  <m:sty m:val="p"/>
+                </m:rPr>
+                <w:rPr>
+                  <w:rFonts w:ascii="Cambria Math" w:hAnsi="Cambria Math"/>
+                  <w:sz w:val="24"/>
+                  <w:szCs w:val="24"/>
+                </w:rPr>
+                <m:t>t</m:t>
+              </m:r>
+            </m:sub>
+            <m:sup>
+              <m:r>
+                <m:rPr>
+                  <m:sty m:val="p"/>
+                </m:rPr>
+                <w:rPr>
+                  <w:rFonts w:ascii="Cambria Math" w:hAnsi="Cambria Math"/>
+                  <w:sz w:val="24"/>
+                  <w:szCs w:val="24"/>
+                </w:rPr>
+                <m:t>T</m:t>
+              </m:r>
+            </m:sup>
+            <m:e>
+              <m:f>
+                <m:fPr>
+                  <m:ctrlPr>
+                    <w:rPr>
+                      <w:rFonts w:ascii="Cambria Math" w:hAnsi="Cambria Math"/>
+                      <w:i/>
+                      <w:sz w:val="24"/>
+                      <w:szCs w:val="24"/>
+                    </w:rPr>
+                  </m:ctrlPr>
+                </m:fPr>
+                <m:num>
+                  <m:sSup>
+                    <m:sSupPr>
+                      <m:ctrlPr>
+                        <w:rPr>
+                          <w:rFonts w:ascii="Cambria Math" w:hAnsi="Cambria Math"/>
+                          <w:i/>
+                          <w:sz w:val="24"/>
+                          <w:szCs w:val="24"/>
+                        </w:rPr>
+                      </m:ctrlPr>
+                    </m:sSupPr>
+                    <m:e>
+                      <m:r>
+                        <w:rPr>
+                          <w:rFonts w:ascii="Cambria Math" w:hAnsi="Cambria Math"/>
+                          <w:sz w:val="24"/>
+                          <w:szCs w:val="24"/>
+                        </w:rPr>
+                        <m:t>σ</m:t>
+                      </m:r>
+                    </m:e>
+                    <m:sup>
+                      <m:r>
+                        <w:rPr>
+                          <w:rFonts w:ascii="Cambria Math" w:hAnsi="Cambria Math"/>
+                          <w:sz w:val="24"/>
+                          <w:szCs w:val="24"/>
+                        </w:rPr>
+                        <m:t>2</m:t>
+                      </m:r>
+                    </m:sup>
+                  </m:sSup>
+                  <m:d>
+                    <m:dPr>
+                      <m:begChr m:val="["/>
+                      <m:endChr m:val="]"/>
+                      <m:ctrlPr>
+                        <w:rPr>
+                          <w:rFonts w:ascii="Cambria Math" w:hAnsi="Cambria Math"/>
+                          <w:i/>
+                          <w:sz w:val="24"/>
+                        </w:rPr>
+                      </m:ctrlPr>
+                    </m:dPr>
+                    <m:e>
+                      <m:r>
+                        <w:rPr>
+                          <w:rFonts w:ascii="Cambria Math" w:hAnsi="Cambria Math"/>
+                          <w:sz w:val="24"/>
+                        </w:rPr>
+                        <m:t>1-2</m:t>
+                      </m:r>
+                      <m:sSup>
+                        <m:sSupPr>
+                          <m:ctrlPr>
+                            <w:rPr>
+                              <w:rFonts w:ascii="Cambria Math" w:hAnsi="Cambria Math"/>
+                              <w:i/>
+                              <w:sz w:val="24"/>
+                            </w:rPr>
+                          </m:ctrlPr>
+                        </m:sSupPr>
+                        <m:e>
+                          <m:r>
+                            <w:rPr>
+                              <w:rFonts w:ascii="Cambria Math" w:hAnsi="Cambria Math"/>
+                              <w:sz w:val="24"/>
+                            </w:rPr>
+                            <m:t>e</m:t>
+                          </m:r>
+                        </m:e>
+                        <m:sup>
+                          <m:r>
+                            <w:rPr>
+                              <w:rFonts w:ascii="Cambria Math" w:hAnsi="Cambria Math"/>
+                              <w:sz w:val="24"/>
+                            </w:rPr>
+                            <m:t>-κ</m:t>
+                          </m:r>
+                          <m:d>
+                            <m:dPr>
+                              <m:ctrlPr>
+                                <w:rPr>
+                                  <w:rFonts w:ascii="Cambria Math" w:hAnsi="Cambria Math"/>
+                                  <w:i/>
+                                  <w:sz w:val="24"/>
+                                </w:rPr>
+                              </m:ctrlPr>
+                            </m:dPr>
+                            <m:e>
+                              <m:r>
+                                <w:rPr>
+                                  <w:rFonts w:ascii="Cambria Math" w:hAnsi="Cambria Math"/>
+                                  <w:sz w:val="24"/>
+                                </w:rPr>
+                                <m:t>T-u</m:t>
+                              </m:r>
+                            </m:e>
+                          </m:d>
+                        </m:sup>
+                      </m:sSup>
+                      <m:r>
+                        <w:rPr>
+                          <w:rFonts w:ascii="Cambria Math" w:hAnsi="Cambria Math"/>
+                          <w:sz w:val="24"/>
+                        </w:rPr>
+                        <m:t>+</m:t>
+                      </m:r>
+                      <m:sSup>
+                        <m:sSupPr>
+                          <m:ctrlPr>
+                            <w:rPr>
+                              <w:rFonts w:ascii="Cambria Math" w:hAnsi="Cambria Math"/>
+                              <w:i/>
+                              <w:sz w:val="24"/>
+                            </w:rPr>
+                          </m:ctrlPr>
+                        </m:sSupPr>
+                        <m:e>
+                          <m:r>
+                            <w:rPr>
+                              <w:rFonts w:ascii="Cambria Math" w:hAnsi="Cambria Math"/>
+                              <w:sz w:val="24"/>
+                            </w:rPr>
+                            <m:t>e</m:t>
+                          </m:r>
+                        </m:e>
+                        <m:sup>
+                          <m:r>
+                            <w:rPr>
+                              <w:rFonts w:ascii="Cambria Math" w:hAnsi="Cambria Math"/>
+                              <w:sz w:val="24"/>
+                            </w:rPr>
+                            <m:t>-2κ</m:t>
+                          </m:r>
+                          <m:d>
+                            <m:dPr>
+                              <m:ctrlPr>
+                                <w:rPr>
+                                  <w:rFonts w:ascii="Cambria Math" w:hAnsi="Cambria Math"/>
+                                  <w:i/>
+                                  <w:sz w:val="24"/>
+                                </w:rPr>
+                              </m:ctrlPr>
+                            </m:dPr>
+                            <m:e>
+                              <m:r>
+                                <w:rPr>
+                                  <w:rFonts w:ascii="Cambria Math" w:hAnsi="Cambria Math"/>
+                                  <w:sz w:val="24"/>
+                                </w:rPr>
+                                <m:t>T-u</m:t>
+                              </m:r>
+                            </m:e>
+                          </m:d>
+                        </m:sup>
+                      </m:sSup>
+                      <m:ctrlPr>
+                        <w:rPr>
+                          <w:rFonts w:ascii="Cambria Math" w:hAnsi="Cambria Math"/>
+                          <w:i/>
+                          <w:sz w:val="24"/>
+                          <w:szCs w:val="24"/>
+                        </w:rPr>
+                      </m:ctrlPr>
+                    </m:e>
+                  </m:d>
+                </m:num>
+                <m:den>
+                  <m:sSup>
+                    <m:sSupPr>
+                      <m:ctrlPr>
+                        <w:rPr>
+                          <w:rFonts w:ascii="Cambria Math" w:hAnsi="Cambria Math"/>
+                          <w:i/>
+                          <w:sz w:val="24"/>
+                          <w:szCs w:val="24"/>
+                        </w:rPr>
+                      </m:ctrlPr>
+                    </m:sSupPr>
+                    <m:e>
+                      <m:r>
+                        <w:rPr>
+                          <w:rFonts w:ascii="Cambria Math" w:hAnsi="Cambria Math"/>
+                          <w:sz w:val="24"/>
+                          <w:szCs w:val="24"/>
+                        </w:rPr>
+                        <m:t>κ</m:t>
+                      </m:r>
+                    </m:e>
+                    <m:sup>
+                      <m:r>
+                        <w:rPr>
+                          <w:rFonts w:ascii="Cambria Math" w:hAnsi="Cambria Math"/>
+                          <w:sz w:val="24"/>
+                          <w:szCs w:val="24"/>
+                        </w:rPr>
+                        <m:t>2</m:t>
+                      </m:r>
+                    </m:sup>
+                  </m:sSup>
+                </m:den>
+              </m:f>
+              <m:r>
+                <w:rPr>
+                  <w:rFonts w:ascii="Cambria Math" w:hAnsi="Cambria Math"/>
+                  <w:sz w:val="24"/>
+                  <w:szCs w:val="24"/>
+                </w:rPr>
+                <m:t>du</m:t>
+              </m:r>
+            </m:e>
+          </m:nary>
+        </m:oMath>
+      </m:oMathPara>
+    </w:p>
+    <w:p>
+      <w:pPr>
+        <w:ind w:leftChars="400" w:left="800"/>
+        <w:rPr>
+          <w:sz w:val="24"/>
+        </w:rPr>
+      </w:pPr>
+      <m:oMathPara>
+        <m:oMath>
+          <m:r>
+            <w:rPr>
+              <w:rFonts w:ascii="Cambria Math" w:hAnsi="Cambria Math"/>
+              <w:sz w:val="24"/>
+              <w:szCs w:val="24"/>
+            </w:rPr>
+            <m:t>=</m:t>
           </m:r>
           <m:f>
             <m:fPr>
@@ -15037,7 +15601,15 @@
                           <w:sz w:val="24"/>
                           <w:szCs w:val="24"/>
                         </w:rPr>
-                        <m:t>-V</m:t>
+                        <m:t>+</m:t>
+                      </m:r>
+                      <m:r>
+                        <w:rPr>
+                          <w:rFonts w:ascii="Cambria Math" w:hAnsi="Cambria Math"/>
+                          <w:sz w:val="24"/>
+                          <w:szCs w:val="24"/>
+                        </w:rPr>
+                        <m:t>V</m:t>
                       </m:r>
                       <m:d>
                         <m:dPr>
@@ -15471,24 +16043,6 @@
     </w:p>
     <w:p>
       <w:pPr>
-        <w:ind w:leftChars="400" w:left="800"/>
-        <w:rPr>
-          <w:sz w:val="24"/>
-          <w:szCs w:val="24"/>
-        </w:rPr>
-      </w:pPr>
-    </w:p>
-    <w:p>
-      <w:pPr>
-        <w:ind w:leftChars="400" w:left="800"/>
-        <w:rPr>
-          <w:sz w:val="24"/>
-        </w:rPr>
-      </w:pPr>
-    </w:p>
-    <w:p>
-      <w:pPr>
-        <w:ind w:leftChars="400" w:left="800"/>
         <w:rPr>
           <w:rFonts w:hint="eastAsia"/>
           <w:sz w:val="24"/>
@@ -17429,9 +17983,21 @@
     <w:p/>
     <w:p/>
     <w:p/>
+    <w:p>
+      <w:pPr>
+        <w:rPr>
+          <w:rFonts w:hint="eastAsia"/>
+        </w:rPr>
+      </w:pPr>
+    </w:p>
     <w:p/>
-    <w:p/>
-    <w:p/>
+    <w:p>
+      <w:pPr>
+        <w:rPr>
+          <w:rFonts w:hint="eastAsia"/>
+        </w:rPr>
+      </w:pPr>
+    </w:p>
     <w:p>
       <w:pPr>
         <w:rPr>
@@ -18062,8 +18628,6 @@
           </m:e>
         </m:d>
       </m:oMath>
-      <w:bookmarkStart w:id="0" w:name="_GoBack"/>
-      <w:bookmarkEnd w:id="0"/>
     </w:p>
     <w:p>
       <w:pPr>
